--- a/План проекта.docx
+++ b/План проекта.docx
@@ -104,37 +104,12 @@
       </w:r>
     </w:p>
     <w:p>
-      <w:proofErr w:type="spellStart"/>
-      <w:r>
-        <w:rPr>
-          <w:b/>
-          <w:bCs/>
-        </w:rPr>
-        <w:t>Используемые</w:t>
-      </w:r>
-      <w:proofErr w:type="spellEnd"/>
-      <w:r>
-        <w:rPr>
-          <w:b/>
-          <w:bCs/>
-        </w:rPr>
-        <w:t xml:space="preserve"> </w:t>
-      </w:r>
-      <w:proofErr w:type="spellStart"/>
-      <w:r>
-        <w:rPr>
-          <w:b/>
-          <w:bCs/>
-        </w:rPr>
-        <w:t>технологии</w:t>
-      </w:r>
-      <w:proofErr w:type="spellEnd"/>
-      <w:r>
-        <w:rPr>
-          <w:b/>
-          <w:bCs/>
-        </w:rPr>
-        <w:t>:</w:t>
+      <w:r>
+        <w:rPr>
+          <w:b/>
+          <w:bCs/>
+        </w:rPr>
+        <w:t>Используемые технологии:</w:t>
       </w:r>
     </w:p>
     <w:p>
@@ -234,11 +209,9 @@
           <w:lang w:val="ru-RU"/>
         </w:rPr>
       </w:pPr>
-      <w:proofErr w:type="spellStart"/>
       <w:r>
         <w:t>localStorage</w:t>
       </w:r>
-      <w:proofErr w:type="spellEnd"/>
     </w:p>
     <w:p>
       <w:pPr>
@@ -284,31 +257,13 @@
           <w:tab w:val="num" w:pos="720"/>
         </w:tabs>
       </w:pPr>
-      <w:proofErr w:type="spellStart"/>
-      <w:r>
-        <w:rPr>
-          <w:b/>
-          <w:bCs/>
-        </w:rPr>
-        <w:t>Главная</w:t>
-      </w:r>
-      <w:proofErr w:type="spellEnd"/>
-      <w:r>
-        <w:rPr>
-          <w:b/>
-          <w:bCs/>
-        </w:rPr>
-        <w:t xml:space="preserve"> / О </w:t>
-      </w:r>
-      <w:proofErr w:type="spellStart"/>
-      <w:r>
-        <w:rPr>
-          <w:b/>
-          <w:bCs/>
-        </w:rPr>
-        <w:t>школе</w:t>
-      </w:r>
-      <w:proofErr w:type="spellEnd"/>
+      <w:r>
+        <w:rPr>
+          <w:b/>
+          <w:bCs/>
+        </w:rPr>
+        <w:t>Главная / О школе</w:t>
+      </w:r>
     </w:p>
     <w:p>
       <w:pPr>
@@ -317,19 +272,9 @@
           <w:numId w:val="2"/>
         </w:numPr>
       </w:pPr>
-      <w:proofErr w:type="spellStart"/>
-      <w:r>
-        <w:t>информация</w:t>
-      </w:r>
-      <w:proofErr w:type="spellEnd"/>
-      <w:r>
-        <w:t xml:space="preserve"> о </w:t>
-      </w:r>
-      <w:proofErr w:type="spellStart"/>
-      <w:r>
-        <w:t>школе</w:t>
-      </w:r>
-      <w:proofErr w:type="spellEnd"/>
+      <w:r>
+        <w:t>информация о школе</w:t>
+      </w:r>
     </w:p>
     <w:p>
       <w:pPr>
@@ -338,11 +283,9 @@
           <w:numId w:val="2"/>
         </w:numPr>
       </w:pPr>
-      <w:proofErr w:type="spellStart"/>
       <w:r>
         <w:t>преимущества</w:t>
       </w:r>
-      <w:proofErr w:type="spellEnd"/>
     </w:p>
     <w:p>
       <w:pPr>
@@ -351,19 +294,9 @@
           <w:numId w:val="2"/>
         </w:numPr>
       </w:pPr>
-      <w:proofErr w:type="spellStart"/>
-      <w:r>
-        <w:t>призыв</w:t>
-      </w:r>
-      <w:proofErr w:type="spellEnd"/>
-      <w:r>
-        <w:t xml:space="preserve"> к </w:t>
-      </w:r>
-      <w:proofErr w:type="spellStart"/>
-      <w:r>
-        <w:t>действию</w:t>
-      </w:r>
-      <w:proofErr w:type="spellEnd"/>
+      <w:r>
+        <w:t>призыв к действию</w:t>
+      </w:r>
     </w:p>
     <w:p>
       <w:pPr>
@@ -372,31 +305,13 @@
           <w:numId w:val="2"/>
         </w:numPr>
       </w:pPr>
-      <w:proofErr w:type="spellStart"/>
-      <w:r>
-        <w:rPr>
-          <w:b/>
-          <w:bCs/>
-        </w:rPr>
-        <w:t>Обучение</w:t>
-      </w:r>
-      <w:proofErr w:type="spellEnd"/>
-      <w:r>
-        <w:rPr>
-          <w:b/>
-          <w:bCs/>
-        </w:rPr>
-        <w:t xml:space="preserve"> / </w:t>
-      </w:r>
-      <w:proofErr w:type="spellStart"/>
-      <w:r>
-        <w:rPr>
-          <w:b/>
-          <w:bCs/>
-        </w:rPr>
-        <w:t>Курсы</w:t>
-      </w:r>
-      <w:proofErr w:type="spellEnd"/>
+      <w:r>
+        <w:rPr>
+          <w:b/>
+          <w:bCs/>
+        </w:rPr>
+        <w:t>Обучение / Курсы</w:t>
+      </w:r>
     </w:p>
     <w:p>
       <w:pPr>
@@ -405,19 +320,9 @@
           <w:numId w:val="2"/>
         </w:numPr>
       </w:pPr>
-      <w:proofErr w:type="spellStart"/>
-      <w:r>
-        <w:t>список</w:t>
-      </w:r>
-      <w:proofErr w:type="spellEnd"/>
-      <w:r>
-        <w:t xml:space="preserve"> </w:t>
-      </w:r>
-      <w:proofErr w:type="spellStart"/>
-      <w:r>
-        <w:t>курсов</w:t>
-      </w:r>
-      <w:proofErr w:type="spellEnd"/>
+      <w:r>
+        <w:t>список курсов</w:t>
+      </w:r>
     </w:p>
     <w:p>
       <w:pPr>
@@ -426,13 +331,8 @@
           <w:numId w:val="2"/>
         </w:numPr>
       </w:pPr>
-      <w:proofErr w:type="spellStart"/>
-      <w:r>
-        <w:t>уровни</w:t>
-      </w:r>
-      <w:proofErr w:type="spellEnd"/>
-      <w:r>
-        <w:t xml:space="preserve"> A1–C1</w:t>
+      <w:r>
+        <w:t>уровни A1–C1</w:t>
       </w:r>
     </w:p>
     <w:p>
@@ -442,19 +342,9 @@
           <w:numId w:val="2"/>
         </w:numPr>
       </w:pPr>
-      <w:proofErr w:type="spellStart"/>
-      <w:r>
-        <w:t>карточки</w:t>
-      </w:r>
-      <w:proofErr w:type="spellEnd"/>
-      <w:r>
-        <w:t xml:space="preserve"> </w:t>
-      </w:r>
-      <w:proofErr w:type="spellStart"/>
-      <w:r>
-        <w:t>курсов</w:t>
-      </w:r>
-      <w:proofErr w:type="spellEnd"/>
+      <w:r>
+        <w:t>карточки курсов</w:t>
+      </w:r>
     </w:p>
     <w:p>
       <w:pPr>
@@ -463,21 +353,12 @@
           <w:numId w:val="2"/>
         </w:numPr>
       </w:pPr>
-      <w:proofErr w:type="spellStart"/>
-      <w:r>
-        <w:rPr>
-          <w:b/>
-          <w:bCs/>
-        </w:rPr>
-        <w:t>Вопросы</w:t>
-      </w:r>
-      <w:proofErr w:type="spellEnd"/>
-      <w:r>
-        <w:rPr>
-          <w:b/>
-          <w:bCs/>
-        </w:rPr>
-        <w:t xml:space="preserve"> (FAQ)</w:t>
+      <w:r>
+        <w:rPr>
+          <w:b/>
+          <w:bCs/>
+        </w:rPr>
+        <w:t>Вопросы (FAQ)</w:t>
       </w:r>
     </w:p>
     <w:p>
@@ -487,35 +368,9 @@
           <w:numId w:val="2"/>
         </w:numPr>
       </w:pPr>
-      <w:proofErr w:type="spellStart"/>
-      <w:r>
-        <w:t>список</w:t>
-      </w:r>
-      <w:proofErr w:type="spellEnd"/>
-      <w:r>
-        <w:t xml:space="preserve"> </w:t>
-      </w:r>
-      <w:proofErr w:type="spellStart"/>
-      <w:r>
-        <w:t>часто</w:t>
-      </w:r>
-      <w:proofErr w:type="spellEnd"/>
-      <w:r>
-        <w:t xml:space="preserve"> </w:t>
-      </w:r>
-      <w:proofErr w:type="spellStart"/>
-      <w:r>
-        <w:t>задаваемых</w:t>
-      </w:r>
-      <w:proofErr w:type="spellEnd"/>
-      <w:r>
-        <w:t xml:space="preserve"> </w:t>
-      </w:r>
-      <w:proofErr w:type="spellStart"/>
-      <w:r>
-        <w:t>вопросов</w:t>
-      </w:r>
-      <w:proofErr w:type="spellEnd"/>
+      <w:r>
+        <w:t>список часто задаваемых вопросов</w:t>
+      </w:r>
     </w:p>
     <w:p>
       <w:pPr>
@@ -524,20 +379,10 @@
           <w:numId w:val="2"/>
         </w:numPr>
       </w:pPr>
-      <w:proofErr w:type="spellStart"/>
       <w:r>
         <w:lastRenderedPageBreak/>
-        <w:t>интерактивный</w:t>
-      </w:r>
-      <w:proofErr w:type="spellEnd"/>
-      <w:r>
-        <w:t xml:space="preserve"> </w:t>
-      </w:r>
-      <w:proofErr w:type="spellStart"/>
-      <w:r>
-        <w:t>аккордеон</w:t>
-      </w:r>
-      <w:proofErr w:type="spellEnd"/>
+        <w:t>интерактивный аккордеон</w:t>
+      </w:r>
     </w:p>
     <w:p>
       <w:pPr>
@@ -546,31 +391,13 @@
           <w:numId w:val="2"/>
         </w:numPr>
       </w:pPr>
-      <w:proofErr w:type="spellStart"/>
-      <w:r>
-        <w:rPr>
-          <w:b/>
-          <w:bCs/>
-        </w:rPr>
-        <w:t>Подать</w:t>
-      </w:r>
-      <w:proofErr w:type="spellEnd"/>
-      <w:r>
-        <w:rPr>
-          <w:b/>
-          <w:bCs/>
-        </w:rPr>
-        <w:t xml:space="preserve"> </w:t>
-      </w:r>
-      <w:proofErr w:type="spellStart"/>
-      <w:r>
-        <w:rPr>
-          <w:b/>
-          <w:bCs/>
-        </w:rPr>
-        <w:t>заявку</w:t>
-      </w:r>
-      <w:proofErr w:type="spellEnd"/>
+      <w:r>
+        <w:rPr>
+          <w:b/>
+          <w:bCs/>
+        </w:rPr>
+        <w:t>Подать заявку</w:t>
+      </w:r>
     </w:p>
     <w:p>
       <w:pPr>
@@ -579,27 +406,9 @@
           <w:numId w:val="2"/>
         </w:numPr>
       </w:pPr>
-      <w:proofErr w:type="spellStart"/>
-      <w:r>
-        <w:t>форма</w:t>
-      </w:r>
-      <w:proofErr w:type="spellEnd"/>
-      <w:r>
-        <w:t xml:space="preserve"> </w:t>
-      </w:r>
-      <w:proofErr w:type="spellStart"/>
-      <w:r>
-        <w:t>обратной</w:t>
-      </w:r>
-      <w:proofErr w:type="spellEnd"/>
-      <w:r>
-        <w:t xml:space="preserve"> </w:t>
-      </w:r>
-      <w:proofErr w:type="spellStart"/>
-      <w:r>
-        <w:t>связи</w:t>
-      </w:r>
-      <w:proofErr w:type="spellEnd"/>
+      <w:r>
+        <w:t>форма обратной связи</w:t>
+      </w:r>
     </w:p>
     <w:p>
       <w:pPr>
@@ -608,19 +417,9 @@
           <w:numId w:val="2"/>
         </w:numPr>
       </w:pPr>
-      <w:proofErr w:type="spellStart"/>
-      <w:r>
-        <w:t>валидация</w:t>
-      </w:r>
-      <w:proofErr w:type="spellEnd"/>
-      <w:r>
-        <w:t xml:space="preserve"> </w:t>
-      </w:r>
-      <w:proofErr w:type="spellStart"/>
-      <w:r>
-        <w:t>полей</w:t>
-      </w:r>
-      <w:proofErr w:type="spellEnd"/>
+      <w:r>
+        <w:t>валидация полей</w:t>
+      </w:r>
     </w:p>
     <w:p>
       <w:pPr>
@@ -629,27 +428,9 @@
           <w:numId w:val="2"/>
         </w:numPr>
       </w:pPr>
-      <w:proofErr w:type="spellStart"/>
-      <w:r>
-        <w:t>сохранение</w:t>
-      </w:r>
-      <w:proofErr w:type="spellEnd"/>
-      <w:r>
-        <w:t xml:space="preserve"> </w:t>
-      </w:r>
-      <w:proofErr w:type="spellStart"/>
-      <w:r>
-        <w:t>данных</w:t>
-      </w:r>
-      <w:proofErr w:type="spellEnd"/>
-      <w:r>
-        <w:t xml:space="preserve"> в </w:t>
-      </w:r>
-      <w:proofErr w:type="spellStart"/>
-      <w:r>
-        <w:t>localStorage</w:t>
-      </w:r>
-      <w:proofErr w:type="spellEnd"/>
+      <w:r>
+        <w:t>сохранение данных в localStorage</w:t>
+      </w:r>
     </w:p>
     <w:p>
       <w:pPr>
@@ -658,7 +439,6 @@
           <w:numId w:val="2"/>
         </w:numPr>
       </w:pPr>
-      <w:proofErr w:type="spellStart"/>
       <w:r>
         <w:rPr>
           <w:b/>
@@ -666,7 +446,6 @@
         </w:rPr>
         <w:t>Контакты</w:t>
       </w:r>
-      <w:proofErr w:type="spellEnd"/>
     </w:p>
     <w:p>
       <w:pPr>
@@ -675,19 +454,9 @@
           <w:numId w:val="2"/>
         </w:numPr>
       </w:pPr>
-      <w:proofErr w:type="spellStart"/>
-      <w:r>
-        <w:t>контактная</w:t>
-      </w:r>
-      <w:proofErr w:type="spellEnd"/>
-      <w:r>
-        <w:t xml:space="preserve"> </w:t>
-      </w:r>
-      <w:proofErr w:type="spellStart"/>
-      <w:r>
-        <w:t>информация</w:t>
-      </w:r>
-      <w:proofErr w:type="spellEnd"/>
+      <w:r>
+        <w:t>контактная информация</w:t>
+      </w:r>
     </w:p>
     <w:p>
       <w:pPr>
@@ -696,21 +465,8 @@
           <w:numId w:val="2"/>
         </w:numPr>
       </w:pPr>
-      <w:proofErr w:type="spellStart"/>
-      <w:r>
-        <w:t>карта</w:t>
-      </w:r>
-      <w:proofErr w:type="spellEnd"/>
-      <w:r>
-        <w:t xml:space="preserve"> (</w:t>
-      </w:r>
-      <w:proofErr w:type="spellStart"/>
-      <w:r>
-        <w:t>опционально</w:t>
-      </w:r>
-      <w:proofErr w:type="spellEnd"/>
-      <w:r>
-        <w:t>)</w:t>
+      <w:r>
+        <w:t>карта (опционально)</w:t>
       </w:r>
     </w:p>
     <w:p>
@@ -720,7 +476,6 @@
           <w:numId w:val="2"/>
         </w:numPr>
       </w:pPr>
-      <w:proofErr w:type="spellStart"/>
       <w:r>
         <w:rPr>
           <w:b/>
@@ -728,7 +483,6 @@
         </w:rPr>
         <w:t>Новости</w:t>
       </w:r>
-      <w:proofErr w:type="spellEnd"/>
     </w:p>
     <w:p>
       <w:pPr>
@@ -737,19 +491,9 @@
           <w:numId w:val="2"/>
         </w:numPr>
       </w:pPr>
-      <w:proofErr w:type="spellStart"/>
-      <w:r>
-        <w:t>список</w:t>
-      </w:r>
-      <w:proofErr w:type="spellEnd"/>
-      <w:r>
-        <w:t xml:space="preserve"> </w:t>
-      </w:r>
-      <w:proofErr w:type="spellStart"/>
-      <w:r>
-        <w:t>новостей</w:t>
-      </w:r>
-      <w:proofErr w:type="spellEnd"/>
+      <w:r>
+        <w:t>список новостей</w:t>
+      </w:r>
     </w:p>
     <w:p>
       <w:pPr>
@@ -758,29 +502,8 @@
           <w:numId w:val="2"/>
         </w:numPr>
       </w:pPr>
-      <w:proofErr w:type="spellStart"/>
-      <w:r>
-        <w:t>данные</w:t>
-      </w:r>
-      <w:proofErr w:type="spellEnd"/>
-      <w:r>
-        <w:t xml:space="preserve"> </w:t>
-      </w:r>
-      <w:proofErr w:type="spellStart"/>
-      <w:r>
-        <w:t>получаются</w:t>
-      </w:r>
-      <w:proofErr w:type="spellEnd"/>
-      <w:r>
-        <w:t xml:space="preserve"> </w:t>
-      </w:r>
-      <w:proofErr w:type="spellStart"/>
-      <w:r>
-        <w:t>из</w:t>
-      </w:r>
-      <w:proofErr w:type="spellEnd"/>
-      <w:r>
-        <w:t xml:space="preserve"> REST API</w:t>
+      <w:r>
+        <w:t>данные получаются из REST API</w:t>
       </w:r>
     </w:p>
     <w:p>
@@ -915,21 +638,12 @@
       </w:r>
     </w:p>
     <w:p>
-      <w:proofErr w:type="spellStart"/>
-      <w:r>
-        <w:rPr>
-          <w:b/>
-          <w:bCs/>
-        </w:rPr>
-        <w:t>Навигация</w:t>
-      </w:r>
-      <w:proofErr w:type="spellEnd"/>
-      <w:r>
-        <w:rPr>
-          <w:b/>
-          <w:bCs/>
-        </w:rPr>
-        <w:t>:</w:t>
+      <w:r>
+        <w:rPr>
+          <w:b/>
+          <w:bCs/>
+        </w:rPr>
+        <w:t>Навигация:</w:t>
       </w:r>
     </w:p>
     <w:p>
@@ -940,21 +654,8 @@
         </w:numPr>
       </w:pPr>
       <w:r>
-        <w:t xml:space="preserve">≥ 1024px — </w:t>
-      </w:r>
-      <w:proofErr w:type="spellStart"/>
-      <w:r>
-        <w:t>обычное</w:t>
-      </w:r>
-      <w:proofErr w:type="spellEnd"/>
-      <w:r>
-        <w:t xml:space="preserve"> </w:t>
-      </w:r>
-      <w:proofErr w:type="spellStart"/>
-      <w:r>
-        <w:t>меню</w:t>
-      </w:r>
-      <w:proofErr w:type="spellEnd"/>
+        <w:t>≥ 1024px — обычное меню</w:t>
+      </w:r>
     </w:p>
     <w:p>
       <w:pPr>
@@ -964,13 +665,8 @@
         </w:numPr>
       </w:pPr>
       <w:r>
-        <w:t xml:space="preserve">&lt; 1024px — </w:t>
-      </w:r>
-      <w:proofErr w:type="spellStart"/>
-      <w:r>
-        <w:t>бургер-меню</w:t>
-      </w:r>
-      <w:proofErr w:type="spellEnd"/>
+        <w:t>&lt; 1024px — бургер-меню</w:t>
+      </w:r>
     </w:p>
     <w:p>
       <w:pPr>
@@ -979,84 +675,17 @@
           <w:numId w:val="4"/>
         </w:numPr>
       </w:pPr>
-      <w:proofErr w:type="spellStart"/>
-      <w:r>
-        <w:t>открытие</w:t>
-      </w:r>
-      <w:proofErr w:type="spellEnd"/>
-      <w:r>
-        <w:t xml:space="preserve"> </w:t>
-      </w:r>
-      <w:proofErr w:type="spellStart"/>
-      <w:r>
-        <w:t>меню</w:t>
-      </w:r>
-      <w:proofErr w:type="spellEnd"/>
-      <w:r>
-        <w:t xml:space="preserve"> </w:t>
-      </w:r>
-      <w:proofErr w:type="spellStart"/>
-      <w:r>
-        <w:t>по</w:t>
-      </w:r>
-      <w:proofErr w:type="spellEnd"/>
-      <w:r>
-        <w:t xml:space="preserve"> </w:t>
-      </w:r>
-      <w:proofErr w:type="spellStart"/>
-      <w:r>
-        <w:t>клику</w:t>
-      </w:r>
-      <w:proofErr w:type="spellEnd"/>
-    </w:p>
-    <w:p>
-      <w:proofErr w:type="spellStart"/>
-      <w:r>
-        <w:rPr>
-          <w:b/>
-          <w:bCs/>
-        </w:rPr>
-        <w:t>Используемые</w:t>
-      </w:r>
-      <w:proofErr w:type="spellEnd"/>
-      <w:r>
-        <w:rPr>
-          <w:b/>
-          <w:bCs/>
-        </w:rPr>
-        <w:t xml:space="preserve"> </w:t>
-      </w:r>
-      <w:proofErr w:type="spellStart"/>
-      <w:r>
-        <w:rPr>
-          <w:b/>
-          <w:bCs/>
-        </w:rPr>
-        <w:t>технологии</w:t>
-      </w:r>
-      <w:proofErr w:type="spellEnd"/>
-      <w:r>
-        <w:rPr>
-          <w:b/>
-          <w:bCs/>
-        </w:rPr>
-        <w:t xml:space="preserve"> </w:t>
-      </w:r>
-      <w:proofErr w:type="spellStart"/>
-      <w:r>
-        <w:rPr>
-          <w:b/>
-          <w:bCs/>
-        </w:rPr>
-        <w:t>верстки</w:t>
-      </w:r>
-      <w:proofErr w:type="spellEnd"/>
-      <w:r>
-        <w:rPr>
-          <w:b/>
-          <w:bCs/>
-        </w:rPr>
-        <w:t>:</w:t>
+      <w:r>
+        <w:t>открытие меню по клику</w:t>
+      </w:r>
+    </w:p>
+    <w:p>
+      <w:r>
+        <w:rPr>
+          <w:b/>
+          <w:bCs/>
+        </w:rPr>
+        <w:t>Используемые технологии верстки:</w:t>
       </w:r>
     </w:p>
     <w:p>
@@ -1067,452 +696,304 @@
         </w:numPr>
       </w:pPr>
       <w:r>
-        <w:t>Flexbox (</w:t>
-      </w:r>
-      <w:proofErr w:type="spellStart"/>
-      <w:r>
-        <w:t>основной</w:t>
-      </w:r>
-      <w:proofErr w:type="spellEnd"/>
-      <w:r>
-        <w:t xml:space="preserve"> </w:t>
-      </w:r>
-      <w:proofErr w:type="spellStart"/>
-      <w:r>
-        <w:t>инструмент</w:t>
-      </w:r>
-      <w:proofErr w:type="spellEnd"/>
-      <w:r>
+        <w:t>Flexbox (основной инструмент)</w:t>
+      </w:r>
+    </w:p>
+    <w:p>
+      <w:pPr>
+        <w:numPr>
+          <w:ilvl w:val="0"/>
+          <w:numId w:val="5"/>
+        </w:numPr>
+      </w:pPr>
+      <w:r>
+        <w:t>Media Queries</w:t>
+      </w:r>
+    </w:p>
+    <w:p>
+      <w:pPr>
+        <w:numPr>
+          <w:ilvl w:val="0"/>
+          <w:numId w:val="5"/>
+        </w:numPr>
+        <w:rPr>
+          <w:lang w:val="ru-RU"/>
+        </w:rPr>
+      </w:pPr>
+      <w:r>
+        <w:lastRenderedPageBreak/>
+        <w:t>Адаптивные изображения</w:t>
+      </w:r>
+    </w:p>
+    <w:p>
+      <w:pPr>
+        <w:ind w:left="360"/>
+        <w:rPr>
+          <w:lang w:val="ru-RU"/>
+        </w:rPr>
+      </w:pPr>
+      <w:r>
+        <w:rPr>
+          <w:lang w:val="ru-RU"/>
+        </w:rPr>
+        <w:t xml:space="preserve">Вёрстка выполнена с использованием </w:t>
+      </w:r>
+      <w:r>
+        <w:t>flex</w:t>
+      </w:r>
+      <w:r>
+        <w:rPr>
+          <w:lang w:val="ru-RU"/>
+        </w:rPr>
+        <w:t xml:space="preserve">-модели, без </w:t>
+      </w:r>
+      <w:r>
+        <w:t>Bootstrap</w:t>
+      </w:r>
+      <w:r>
+        <w:rPr>
+          <w:lang w:val="ru-RU"/>
+        </w:rPr>
+        <w:t>.</w:t>
+      </w:r>
+    </w:p>
+    <w:p>
+      <w:pPr>
+        <w:rPr>
+          <w:b/>
+          <w:bCs/>
+          <w:lang w:val="ru-RU"/>
+        </w:rPr>
+      </w:pPr>
+      <w:r>
+        <w:rPr>
+          <w:b/>
+          <w:bCs/>
+          <w:lang w:val="ru-RU"/>
+        </w:rPr>
+        <w:t>5. ФУНКЦИОНАЛЬНЫЕ ВОЗМОЖНОСТИ (</w:t>
+      </w:r>
+      <w:r>
+        <w:rPr>
+          <w:b/>
+          <w:bCs/>
+        </w:rPr>
+        <w:t>React</w:t>
+      </w:r>
+      <w:r>
+        <w:rPr>
+          <w:b/>
+          <w:bCs/>
+          <w:lang w:val="ru-RU"/>
+        </w:rPr>
+        <w:t>-часть)</w:t>
+      </w:r>
+    </w:p>
+    <w:p>
+      <w:pPr>
+        <w:rPr>
+          <w:b/>
+          <w:bCs/>
+          <w:lang w:val="ru-RU"/>
+        </w:rPr>
+      </w:pPr>
+      <w:r>
+        <w:rPr>
+          <w:b/>
+          <w:bCs/>
+          <w:lang w:val="ru-RU"/>
+        </w:rPr>
+        <w:t>Обязательные требования:</w:t>
+      </w:r>
+    </w:p>
+    <w:p>
+      <w:r>
+        <w:t>Компонентный подход:</w:t>
+      </w:r>
+    </w:p>
+    <w:p>
+      <w:pPr>
+        <w:numPr>
+          <w:ilvl w:val="0"/>
+          <w:numId w:val="6"/>
+        </w:numPr>
+      </w:pPr>
+      <w:r>
+        <w:t>Header</w:t>
+      </w:r>
+    </w:p>
+    <w:p>
+      <w:pPr>
+        <w:numPr>
+          <w:ilvl w:val="0"/>
+          <w:numId w:val="6"/>
+        </w:numPr>
+      </w:pPr>
+      <w:r>
+        <w:t>Footer</w:t>
+      </w:r>
+    </w:p>
+    <w:p>
+      <w:pPr>
+        <w:numPr>
+          <w:ilvl w:val="0"/>
+          <w:numId w:val="6"/>
+        </w:numPr>
+      </w:pPr>
+      <w:r>
+        <w:t>Navigation</w:t>
+      </w:r>
+    </w:p>
+    <w:p>
+      <w:pPr>
+        <w:numPr>
+          <w:ilvl w:val="0"/>
+          <w:numId w:val="6"/>
+        </w:numPr>
+      </w:pPr>
+      <w:r>
+        <w:t>CourseCard</w:t>
+      </w:r>
+    </w:p>
+    <w:p>
+      <w:pPr>
+        <w:numPr>
+          <w:ilvl w:val="0"/>
+          <w:numId w:val="6"/>
+        </w:numPr>
+      </w:pPr>
+      <w:r>
+        <w:t>FAQItem</w:t>
+      </w:r>
+    </w:p>
+    <w:p>
+      <w:pPr>
+        <w:numPr>
+          <w:ilvl w:val="0"/>
+          <w:numId w:val="6"/>
+        </w:numPr>
+      </w:pPr>
+      <w:r>
+        <w:t>NewsCard</w:t>
+      </w:r>
+    </w:p>
+    <w:p>
+      <w:pPr>
+        <w:numPr>
+          <w:ilvl w:val="0"/>
+          <w:numId w:val="6"/>
+        </w:numPr>
+      </w:pPr>
+      <w:r>
+        <w:t>Form</w:t>
+      </w:r>
+    </w:p>
+    <w:p>
+      <w:r>
+        <w:t>React Router:</w:t>
+      </w:r>
+    </w:p>
+    <w:p>
+      <w:pPr>
+        <w:numPr>
+          <w:ilvl w:val="0"/>
+          <w:numId w:val="7"/>
+        </w:numPr>
+      </w:pPr>
+      <w:r>
+        <w:t>переходы между страницами без перезагрузки</w:t>
+      </w:r>
+    </w:p>
+    <w:p>
+      <w:r>
+        <w:t>React Hooks:</w:t>
+      </w:r>
+    </w:p>
+    <w:p>
+      <w:pPr>
+        <w:numPr>
+          <w:ilvl w:val="0"/>
+          <w:numId w:val="8"/>
+        </w:numPr>
+      </w:pPr>
+      <w:r>
+        <w:t>useState — состояние формы, меню, FAQ</w:t>
+      </w:r>
+    </w:p>
+    <w:p>
+      <w:pPr>
+        <w:numPr>
+          <w:ilvl w:val="0"/>
+          <w:numId w:val="8"/>
+        </w:numPr>
+      </w:pPr>
+      <w:r>
+        <w:t>useEffect — загрузка данных из API</w:t>
+      </w:r>
+    </w:p>
+    <w:p>
+      <w:pPr>
+        <w:numPr>
+          <w:ilvl w:val="0"/>
+          <w:numId w:val="8"/>
+        </w:numPr>
+        <w:rPr>
+          <w:lang w:val="ru-RU"/>
+        </w:rPr>
+      </w:pPr>
+      <w:r>
+        <w:t>useContext</w:t>
+      </w:r>
+      <w:r>
+        <w:rPr>
+          <w:lang w:val="ru-RU"/>
+        </w:rPr>
+        <w:t xml:space="preserve"> — глобальное состояние (например, тема или данные формы)</w:t>
+      </w:r>
+    </w:p>
+    <w:p>
+      <w:r>
+        <w:t>REST API:</w:t>
+      </w:r>
+    </w:p>
+    <w:p>
+      <w:pPr>
+        <w:numPr>
+          <w:ilvl w:val="0"/>
+          <w:numId w:val="9"/>
+        </w:numPr>
+        <w:rPr>
+          <w:lang w:val="ru-RU"/>
+        </w:rPr>
+      </w:pPr>
+      <w:r>
+        <w:rPr>
+          <w:lang w:val="ru-RU"/>
+        </w:rPr>
+        <w:t xml:space="preserve">загрузка новостей (например, </w:t>
+      </w:r>
+      <w:r>
+        <w:t>JSONPlaceholder</w:t>
+      </w:r>
+      <w:r>
+        <w:rPr>
+          <w:lang w:val="ru-RU"/>
+        </w:rPr>
+        <w:t xml:space="preserve"> / </w:t>
+      </w:r>
+      <w:r>
+        <w:t>DummyJSON</w:t>
+      </w:r>
+      <w:r>
+        <w:rPr>
+          <w:lang w:val="ru-RU"/>
+        </w:rPr>
         <w:t>)</w:t>
       </w:r>
     </w:p>
     <w:p>
-      <w:pPr>
-        <w:numPr>
-          <w:ilvl w:val="0"/>
-          <w:numId w:val="5"/>
-        </w:numPr>
-      </w:pPr>
-      <w:r>
-        <w:t>Media Queries</w:t>
-      </w:r>
-    </w:p>
-    <w:p>
-      <w:pPr>
-        <w:numPr>
-          <w:ilvl w:val="0"/>
-          <w:numId w:val="5"/>
-        </w:numPr>
-        <w:rPr>
-          <w:lang w:val="ru-RU"/>
-        </w:rPr>
-      </w:pPr>
-      <w:proofErr w:type="spellStart"/>
-      <w:r>
-        <w:lastRenderedPageBreak/>
-        <w:t>Адаптивные</w:t>
-      </w:r>
-      <w:proofErr w:type="spellEnd"/>
-      <w:r>
-        <w:t xml:space="preserve"> </w:t>
-      </w:r>
-      <w:proofErr w:type="spellStart"/>
-      <w:r>
-        <w:t>изображения</w:t>
-      </w:r>
-      <w:proofErr w:type="spellEnd"/>
-    </w:p>
-    <w:p>
-      <w:pPr>
-        <w:ind w:left="360"/>
-        <w:rPr>
-          <w:lang w:val="ru-RU"/>
-        </w:rPr>
-      </w:pPr>
-      <w:r>
-        <w:rPr>
-          <w:lang w:val="ru-RU"/>
-        </w:rPr>
-        <w:t xml:space="preserve">Вёрстка выполнена с использованием </w:t>
-      </w:r>
-      <w:r>
-        <w:t>flex</w:t>
-      </w:r>
-      <w:r>
-        <w:rPr>
-          <w:lang w:val="ru-RU"/>
-        </w:rPr>
-        <w:t xml:space="preserve">-модели, без </w:t>
-      </w:r>
-      <w:r>
-        <w:t>Bootstrap</w:t>
-      </w:r>
-      <w:r>
-        <w:rPr>
-          <w:lang w:val="ru-RU"/>
-        </w:rPr>
-        <w:t>.</w:t>
-      </w:r>
-    </w:p>
-    <w:p>
-      <w:pPr>
-        <w:rPr>
-          <w:b/>
-          <w:bCs/>
-          <w:lang w:val="ru-RU"/>
-        </w:rPr>
-      </w:pPr>
-      <w:r>
-        <w:rPr>
-          <w:b/>
-          <w:bCs/>
-          <w:lang w:val="ru-RU"/>
-        </w:rPr>
-        <w:t>5. ФУНКЦИОНАЛЬНЫЕ ВОЗМОЖНОСТИ (</w:t>
-      </w:r>
-      <w:r>
-        <w:rPr>
-          <w:b/>
-          <w:bCs/>
-        </w:rPr>
-        <w:t>React</w:t>
-      </w:r>
-      <w:r>
-        <w:rPr>
-          <w:b/>
-          <w:bCs/>
-          <w:lang w:val="ru-RU"/>
-        </w:rPr>
-        <w:t>-часть)</w:t>
-      </w:r>
-    </w:p>
-    <w:p>
-      <w:pPr>
-        <w:rPr>
-          <w:b/>
-          <w:bCs/>
-          <w:lang w:val="ru-RU"/>
-        </w:rPr>
-      </w:pPr>
-      <w:r>
-        <w:rPr>
-          <w:b/>
-          <w:bCs/>
-          <w:lang w:val="ru-RU"/>
-        </w:rPr>
-        <w:t>Обязательные требования:</w:t>
-      </w:r>
-    </w:p>
-    <w:p>
-      <w:proofErr w:type="spellStart"/>
-      <w:r>
-        <w:t>Компонентный</w:t>
-      </w:r>
-      <w:proofErr w:type="spellEnd"/>
-      <w:r>
-        <w:t xml:space="preserve"> </w:t>
-      </w:r>
-      <w:proofErr w:type="spellStart"/>
-      <w:r>
-        <w:t>подход</w:t>
-      </w:r>
-      <w:proofErr w:type="spellEnd"/>
-      <w:r>
-        <w:t>:</w:t>
-      </w:r>
-    </w:p>
-    <w:p>
-      <w:pPr>
-        <w:numPr>
-          <w:ilvl w:val="0"/>
-          <w:numId w:val="6"/>
-        </w:numPr>
-      </w:pPr>
-      <w:r>
-        <w:t>Header</w:t>
-      </w:r>
-    </w:p>
-    <w:p>
-      <w:pPr>
-        <w:numPr>
-          <w:ilvl w:val="0"/>
-          <w:numId w:val="6"/>
-        </w:numPr>
-      </w:pPr>
-      <w:r>
-        <w:t>Footer</w:t>
-      </w:r>
-    </w:p>
-    <w:p>
-      <w:pPr>
-        <w:numPr>
-          <w:ilvl w:val="0"/>
-          <w:numId w:val="6"/>
-        </w:numPr>
-      </w:pPr>
-      <w:r>
-        <w:t>Navigation</w:t>
-      </w:r>
-    </w:p>
-    <w:p>
-      <w:pPr>
-        <w:numPr>
-          <w:ilvl w:val="0"/>
-          <w:numId w:val="6"/>
-        </w:numPr>
-      </w:pPr>
-      <w:proofErr w:type="spellStart"/>
-      <w:r>
-        <w:t>CourseCard</w:t>
-      </w:r>
-      <w:proofErr w:type="spellEnd"/>
-    </w:p>
-    <w:p>
-      <w:pPr>
-        <w:numPr>
-          <w:ilvl w:val="0"/>
-          <w:numId w:val="6"/>
-        </w:numPr>
-      </w:pPr>
-      <w:proofErr w:type="spellStart"/>
-      <w:r>
-        <w:t>FAQItem</w:t>
-      </w:r>
-      <w:proofErr w:type="spellEnd"/>
-    </w:p>
-    <w:p>
-      <w:pPr>
-        <w:numPr>
-          <w:ilvl w:val="0"/>
-          <w:numId w:val="6"/>
-        </w:numPr>
-      </w:pPr>
-      <w:proofErr w:type="spellStart"/>
-      <w:r>
-        <w:t>NewsCard</w:t>
-      </w:r>
-      <w:proofErr w:type="spellEnd"/>
-    </w:p>
-    <w:p>
-      <w:pPr>
-        <w:numPr>
-          <w:ilvl w:val="0"/>
-          <w:numId w:val="6"/>
-        </w:numPr>
-      </w:pPr>
-      <w:r>
-        <w:t>Form</w:t>
-      </w:r>
-    </w:p>
-    <w:p>
-      <w:r>
-        <w:t>React Router:</w:t>
-      </w:r>
-    </w:p>
-    <w:p>
-      <w:pPr>
-        <w:numPr>
-          <w:ilvl w:val="0"/>
-          <w:numId w:val="7"/>
-        </w:numPr>
-      </w:pPr>
-      <w:proofErr w:type="spellStart"/>
-      <w:r>
-        <w:t>переходы</w:t>
-      </w:r>
-      <w:proofErr w:type="spellEnd"/>
-      <w:r>
-        <w:t xml:space="preserve"> </w:t>
-      </w:r>
-      <w:proofErr w:type="spellStart"/>
-      <w:r>
-        <w:t>между</w:t>
-      </w:r>
-      <w:proofErr w:type="spellEnd"/>
-      <w:r>
-        <w:t xml:space="preserve"> </w:t>
-      </w:r>
-      <w:proofErr w:type="spellStart"/>
-      <w:r>
-        <w:t>страницами</w:t>
-      </w:r>
-      <w:proofErr w:type="spellEnd"/>
-      <w:r>
-        <w:t xml:space="preserve"> </w:t>
-      </w:r>
-      <w:proofErr w:type="spellStart"/>
-      <w:r>
-        <w:t>без</w:t>
-      </w:r>
-      <w:proofErr w:type="spellEnd"/>
-      <w:r>
-        <w:t xml:space="preserve"> </w:t>
-      </w:r>
-      <w:proofErr w:type="spellStart"/>
-      <w:r>
-        <w:t>перезагрузки</w:t>
-      </w:r>
-      <w:proofErr w:type="spellEnd"/>
-    </w:p>
-    <w:p>
-      <w:r>
-        <w:t>React Hooks:</w:t>
-      </w:r>
-    </w:p>
-    <w:p>
-      <w:pPr>
-        <w:numPr>
-          <w:ilvl w:val="0"/>
-          <w:numId w:val="8"/>
-        </w:numPr>
-      </w:pPr>
-      <w:proofErr w:type="spellStart"/>
-      <w:r>
-        <w:t>useState</w:t>
-      </w:r>
-      <w:proofErr w:type="spellEnd"/>
-      <w:r>
-        <w:t xml:space="preserve"> — </w:t>
-      </w:r>
-      <w:proofErr w:type="spellStart"/>
-      <w:r>
-        <w:t>состояние</w:t>
-      </w:r>
-      <w:proofErr w:type="spellEnd"/>
-      <w:r>
-        <w:t xml:space="preserve"> </w:t>
-      </w:r>
-      <w:proofErr w:type="spellStart"/>
-      <w:r>
-        <w:t>формы</w:t>
-      </w:r>
-      <w:proofErr w:type="spellEnd"/>
-      <w:r>
-        <w:t xml:space="preserve">, </w:t>
-      </w:r>
-      <w:proofErr w:type="spellStart"/>
-      <w:r>
-        <w:t>меню</w:t>
-      </w:r>
-      <w:proofErr w:type="spellEnd"/>
-      <w:r>
-        <w:t>, FAQ</w:t>
-      </w:r>
-    </w:p>
-    <w:p>
-      <w:pPr>
-        <w:numPr>
-          <w:ilvl w:val="0"/>
-          <w:numId w:val="8"/>
-        </w:numPr>
-      </w:pPr>
-      <w:proofErr w:type="spellStart"/>
-      <w:r>
-        <w:t>useEffect</w:t>
-      </w:r>
-      <w:proofErr w:type="spellEnd"/>
-      <w:r>
-        <w:t xml:space="preserve"> — </w:t>
-      </w:r>
-      <w:proofErr w:type="spellStart"/>
-      <w:r>
-        <w:t>загрузка</w:t>
-      </w:r>
-      <w:proofErr w:type="spellEnd"/>
-      <w:r>
-        <w:t xml:space="preserve"> </w:t>
-      </w:r>
-      <w:proofErr w:type="spellStart"/>
-      <w:r>
-        <w:t>данных</w:t>
-      </w:r>
-      <w:proofErr w:type="spellEnd"/>
-      <w:r>
-        <w:t xml:space="preserve"> </w:t>
-      </w:r>
-      <w:proofErr w:type="spellStart"/>
-      <w:r>
-        <w:t>из</w:t>
-      </w:r>
-      <w:proofErr w:type="spellEnd"/>
-      <w:r>
-        <w:t xml:space="preserve"> API</w:t>
-      </w:r>
-    </w:p>
-    <w:p>
-      <w:pPr>
-        <w:numPr>
-          <w:ilvl w:val="0"/>
-          <w:numId w:val="8"/>
-        </w:numPr>
-        <w:rPr>
-          <w:lang w:val="ru-RU"/>
-        </w:rPr>
-      </w:pPr>
-      <w:proofErr w:type="spellStart"/>
-      <w:r>
-        <w:t>useContext</w:t>
-      </w:r>
-      <w:proofErr w:type="spellEnd"/>
-      <w:r>
-        <w:rPr>
-          <w:lang w:val="ru-RU"/>
-        </w:rPr>
-        <w:t xml:space="preserve"> — глобальное состояние (например, тема или данные формы)</w:t>
-      </w:r>
-    </w:p>
-    <w:p>
-      <w:r>
-        <w:t>REST API:</w:t>
-      </w:r>
-    </w:p>
-    <w:p>
-      <w:pPr>
-        <w:numPr>
-          <w:ilvl w:val="0"/>
-          <w:numId w:val="9"/>
-        </w:numPr>
-        <w:rPr>
-          <w:lang w:val="ru-RU"/>
-        </w:rPr>
-      </w:pPr>
-      <w:r>
-        <w:rPr>
-          <w:lang w:val="ru-RU"/>
-        </w:rPr>
-        <w:t xml:space="preserve">загрузка новостей (например, </w:t>
-      </w:r>
-      <w:proofErr w:type="spellStart"/>
-      <w:r>
-        <w:t>JSONPlaceholder</w:t>
-      </w:r>
-      <w:proofErr w:type="spellEnd"/>
-      <w:r>
-        <w:rPr>
-          <w:lang w:val="ru-RU"/>
-        </w:rPr>
-        <w:t xml:space="preserve"> / </w:t>
-      </w:r>
-      <w:proofErr w:type="spellStart"/>
-      <w:r>
-        <w:t>DummyJSON</w:t>
-      </w:r>
-      <w:proofErr w:type="spellEnd"/>
-      <w:r>
-        <w:rPr>
-          <w:lang w:val="ru-RU"/>
-        </w:rPr>
-        <w:t>)</w:t>
-      </w:r>
-    </w:p>
-    <w:p>
-      <w:proofErr w:type="spellStart"/>
-      <w:r>
-        <w:t>localStorage</w:t>
-      </w:r>
-      <w:proofErr w:type="spellEnd"/>
-      <w:r>
-        <w:t>:</w:t>
+      <w:r>
+        <w:t>localStorage:</w:t>
       </w:r>
     </w:p>
     <w:p>
@@ -1522,35 +1003,9 @@
           <w:numId w:val="10"/>
         </w:numPr>
       </w:pPr>
-      <w:proofErr w:type="spellStart"/>
-      <w:r>
-        <w:t>сохранение</w:t>
-      </w:r>
-      <w:proofErr w:type="spellEnd"/>
-      <w:r>
-        <w:t xml:space="preserve"> </w:t>
-      </w:r>
-      <w:proofErr w:type="spellStart"/>
-      <w:r>
-        <w:t>данных</w:t>
-      </w:r>
-      <w:proofErr w:type="spellEnd"/>
-      <w:r>
-        <w:t xml:space="preserve"> </w:t>
-      </w:r>
-      <w:proofErr w:type="spellStart"/>
-      <w:r>
-        <w:t>формы</w:t>
-      </w:r>
-      <w:proofErr w:type="spellEnd"/>
-      <w:r>
-        <w:t xml:space="preserve"> </w:t>
-      </w:r>
-      <w:proofErr w:type="spellStart"/>
-      <w:r>
-        <w:t>заявки</w:t>
-      </w:r>
-      <w:proofErr w:type="spellEnd"/>
+      <w:r>
+        <w:t>сохранение данных формы заявки</w:t>
+      </w:r>
     </w:p>
     <w:p>
       <w:pPr>
@@ -1559,27 +1014,9 @@
           <w:numId w:val="10"/>
         </w:numPr>
       </w:pPr>
-      <w:proofErr w:type="spellStart"/>
-      <w:r>
-        <w:t>сохранение</w:t>
-      </w:r>
-      <w:proofErr w:type="spellEnd"/>
-      <w:r>
-        <w:t xml:space="preserve"> </w:t>
-      </w:r>
-      <w:proofErr w:type="spellStart"/>
-      <w:r>
-        <w:t>состояния</w:t>
-      </w:r>
-      <w:proofErr w:type="spellEnd"/>
-      <w:r>
-        <w:t xml:space="preserve"> </w:t>
-      </w:r>
-      <w:proofErr w:type="spellStart"/>
-      <w:r>
-        <w:t>пользователя</w:t>
-      </w:r>
-      <w:proofErr w:type="spellEnd"/>
+      <w:r>
+        <w:t>сохранение состояния пользователя</w:t>
+      </w:r>
     </w:p>
     <w:p>
       <w:pPr>
@@ -1599,13 +1036,8 @@
       </w:r>
     </w:p>
     <w:p>
-      <w:proofErr w:type="spellStart"/>
-      <w:r>
-        <w:t>src</w:t>
-      </w:r>
-      <w:proofErr w:type="spellEnd"/>
-      <w:r>
-        <w:t>/</w:t>
+      <w:r>
+        <w:t>src/</w:t>
       </w:r>
     </w:p>
     <w:p>
@@ -1706,15 +1138,57 @@
         <w:t>─</w:t>
       </w:r>
       <w:r>
+        <w:t xml:space="preserve"> CourseCard/</w:t>
+      </w:r>
+    </w:p>
+    <w:p>
+      <w:r>
+        <w:t xml:space="preserve"> │   </w:t>
+      </w:r>
+      <w:r>
+        <w:rPr>
+          <w:rFonts w:ascii="MS Gothic" w:eastAsia="MS Gothic" w:hAnsi="MS Gothic" w:cs="MS Gothic" w:hint="eastAsia"/>
+        </w:rPr>
+        <w:t>├</w:t>
+      </w:r>
+      <w:r>
+        <w:rPr>
+          <w:rFonts w:ascii="Aptos" w:hAnsi="Aptos" w:cs="Aptos"/>
+        </w:rPr>
+        <w:t>─</w:t>
+      </w:r>
+      <w:r>
+        <w:t xml:space="preserve"> FAQItem/</w:t>
+      </w:r>
+    </w:p>
+    <w:p>
+      <w:r>
+        <w:t xml:space="preserve"> │   └─ Button/</w:t>
+      </w:r>
+    </w:p>
+    <w:p>
+      <w:r>
+        <w:t xml:space="preserve"> │</w:t>
+      </w:r>
+    </w:p>
+    <w:p>
+      <w:r>
         <w:t xml:space="preserve"> </w:t>
       </w:r>
-      <w:proofErr w:type="spellStart"/>
-      <w:r>
-        <w:t>CourseCard</w:t>
-      </w:r>
-      <w:proofErr w:type="spellEnd"/>
-      <w:r>
-        <w:t>/</w:t>
+      <w:r>
+        <w:rPr>
+          <w:rFonts w:ascii="MS Gothic" w:eastAsia="MS Gothic" w:hAnsi="MS Gothic" w:cs="MS Gothic" w:hint="eastAsia"/>
+        </w:rPr>
+        <w:t>├</w:t>
+      </w:r>
+      <w:r>
+        <w:rPr>
+          <w:rFonts w:ascii="Aptos" w:hAnsi="Aptos" w:cs="Aptos"/>
+        </w:rPr>
+        <w:t>─</w:t>
+      </w:r>
+      <w:r>
+        <w:t xml:space="preserve"> pages/</w:t>
       </w:r>
     </w:p>
     <w:p>
@@ -1734,20 +1208,122 @@
         <w:t>─</w:t>
       </w:r>
       <w:r>
+        <w:t xml:space="preserve"> About/</w:t>
+      </w:r>
+    </w:p>
+    <w:p>
+      <w:r>
+        <w:t xml:space="preserve"> │   </w:t>
+      </w:r>
+      <w:r>
+        <w:rPr>
+          <w:rFonts w:ascii="MS Gothic" w:eastAsia="MS Gothic" w:hAnsi="MS Gothic" w:cs="MS Gothic" w:hint="eastAsia"/>
+        </w:rPr>
+        <w:t>├</w:t>
+      </w:r>
+      <w:r>
+        <w:rPr>
+          <w:rFonts w:ascii="Aptos" w:hAnsi="Aptos" w:cs="Aptos"/>
+        </w:rPr>
+        <w:t>─</w:t>
+      </w:r>
+      <w:r>
+        <w:t xml:space="preserve"> Courses/</w:t>
+      </w:r>
+    </w:p>
+    <w:p>
+      <w:r>
+        <w:t xml:space="preserve"> │   </w:t>
+      </w:r>
+      <w:r>
+        <w:rPr>
+          <w:rFonts w:ascii="MS Gothic" w:eastAsia="MS Gothic" w:hAnsi="MS Gothic" w:cs="MS Gothic" w:hint="eastAsia"/>
+        </w:rPr>
+        <w:t>├</w:t>
+      </w:r>
+      <w:r>
+        <w:rPr>
+          <w:rFonts w:ascii="Aptos" w:hAnsi="Aptos" w:cs="Aptos"/>
+        </w:rPr>
+        <w:t>─</w:t>
+      </w:r>
+      <w:r>
+        <w:t xml:space="preserve"> FAQ/</w:t>
+      </w:r>
+    </w:p>
+    <w:p>
+      <w:r>
+        <w:t xml:space="preserve"> │   </w:t>
+      </w:r>
+      <w:r>
+        <w:rPr>
+          <w:rFonts w:ascii="MS Gothic" w:eastAsia="MS Gothic" w:hAnsi="MS Gothic" w:cs="MS Gothic" w:hint="eastAsia"/>
+        </w:rPr>
+        <w:t>├</w:t>
+      </w:r>
+      <w:r>
+        <w:rPr>
+          <w:rFonts w:ascii="Aptos" w:hAnsi="Aptos" w:cs="Aptos"/>
+        </w:rPr>
+        <w:t>─</w:t>
+      </w:r>
+      <w:r>
+        <w:t xml:space="preserve"> Apply/</w:t>
+      </w:r>
+    </w:p>
+    <w:p>
+      <w:r>
+        <w:t xml:space="preserve"> │   </w:t>
+      </w:r>
+      <w:r>
+        <w:rPr>
+          <w:rFonts w:ascii="MS Gothic" w:eastAsia="MS Gothic" w:hAnsi="MS Gothic" w:cs="MS Gothic" w:hint="eastAsia"/>
+        </w:rPr>
+        <w:t>├</w:t>
+      </w:r>
+      <w:r>
+        <w:rPr>
+          <w:rFonts w:ascii="Aptos" w:hAnsi="Aptos" w:cs="Aptos"/>
+        </w:rPr>
+        <w:t>─</w:t>
+      </w:r>
+      <w:r>
+        <w:t xml:space="preserve"> Contacts/</w:t>
+      </w:r>
+    </w:p>
+    <w:p>
+      <w:r>
+        <w:t xml:space="preserve"> │   └─ News/</w:t>
+      </w:r>
+    </w:p>
+    <w:p>
+      <w:r>
+        <w:t xml:space="preserve"> │</w:t>
+      </w:r>
+    </w:p>
+    <w:p>
+      <w:r>
         <w:t xml:space="preserve"> </w:t>
       </w:r>
-      <w:proofErr w:type="spellStart"/>
-      <w:r>
-        <w:t>FAQItem</w:t>
-      </w:r>
-      <w:proofErr w:type="spellEnd"/>
-      <w:r>
-        <w:t>/</w:t>
-      </w:r>
-    </w:p>
-    <w:p>
-      <w:r>
-        <w:t xml:space="preserve"> │   └─ Button/</w:t>
+      <w:r>
+        <w:rPr>
+          <w:rFonts w:ascii="MS Gothic" w:eastAsia="MS Gothic" w:hAnsi="MS Gothic" w:cs="MS Gothic" w:hint="eastAsia"/>
+        </w:rPr>
+        <w:t>├</w:t>
+      </w:r>
+      <w:r>
+        <w:rPr>
+          <w:rFonts w:ascii="Aptos" w:hAnsi="Aptos" w:cs="Aptos"/>
+        </w:rPr>
+        <w:t>─</w:t>
+      </w:r>
+      <w:r>
+        <w:t xml:space="preserve"> context/</w:t>
+      </w:r>
+    </w:p>
+    <w:p>
+      <w:r>
+        <w:t xml:space="preserve"> │   └─ AppContext.tsx</w:t>
       </w:r>
     </w:p>
     <w:p>
@@ -1772,12 +1348,22 @@
         <w:t>─</w:t>
       </w:r>
       <w:r>
-        <w:t xml:space="preserve"> pages/</w:t>
-      </w:r>
-    </w:p>
-    <w:p>
-      <w:r>
-        <w:t xml:space="preserve"> │   </w:t>
+        <w:t xml:space="preserve"> services/</w:t>
+      </w:r>
+    </w:p>
+    <w:p>
+      <w:r>
+        <w:t xml:space="preserve"> │   └─ api.ts</w:t>
+      </w:r>
+    </w:p>
+    <w:p>
+      <w:r>
+        <w:t xml:space="preserve"> │</w:t>
+      </w:r>
+    </w:p>
+    <w:p>
+      <w:r>
+        <w:t xml:space="preserve"> </w:t>
       </w:r>
       <w:r>
         <w:rPr>
@@ -1792,12 +1378,22 @@
         <w:t>─</w:t>
       </w:r>
       <w:r>
-        <w:t xml:space="preserve"> About/</w:t>
-      </w:r>
-    </w:p>
-    <w:p>
-      <w:r>
-        <w:t xml:space="preserve"> │   </w:t>
+        <w:t xml:space="preserve"> styles/</w:t>
+      </w:r>
+    </w:p>
+    <w:p>
+      <w:r>
+        <w:t xml:space="preserve"> │   └─ global.css</w:t>
+      </w:r>
+    </w:p>
+    <w:p>
+      <w:r>
+        <w:t xml:space="preserve"> │</w:t>
+      </w:r>
+    </w:p>
+    <w:p>
+      <w:r>
+        <w:t xml:space="preserve"> </w:t>
       </w:r>
       <w:r>
         <w:rPr>
@@ -1812,250 +1408,50 @@
         <w:t>─</w:t>
       </w:r>
       <w:r>
-        <w:t xml:space="preserve"> Courses/</w:t>
-      </w:r>
-    </w:p>
-    <w:p>
-      <w:r>
-        <w:t xml:space="preserve"> │   </w:t>
-      </w:r>
-      <w:r>
-        <w:rPr>
-          <w:rFonts w:ascii="MS Gothic" w:eastAsia="MS Gothic" w:hAnsi="MS Gothic" w:cs="MS Gothic" w:hint="eastAsia"/>
-        </w:rPr>
-        <w:t>├</w:t>
-      </w:r>
-      <w:r>
-        <w:rPr>
-          <w:rFonts w:ascii="Aptos" w:hAnsi="Aptos" w:cs="Aptos"/>
-        </w:rPr>
-        <w:t>─</w:t>
-      </w:r>
-      <w:r>
-        <w:t xml:space="preserve"> FAQ/</w:t>
-      </w:r>
-    </w:p>
-    <w:p>
-      <w:r>
-        <w:t xml:space="preserve"> │   </w:t>
-      </w:r>
-      <w:r>
-        <w:rPr>
-          <w:rFonts w:ascii="MS Gothic" w:eastAsia="MS Gothic" w:hAnsi="MS Gothic" w:cs="MS Gothic" w:hint="eastAsia"/>
-        </w:rPr>
-        <w:t>├</w:t>
-      </w:r>
-      <w:r>
-        <w:rPr>
-          <w:rFonts w:ascii="Aptos" w:hAnsi="Aptos" w:cs="Aptos"/>
-        </w:rPr>
-        <w:t>─</w:t>
-      </w:r>
-      <w:r>
-        <w:t xml:space="preserve"> Apply/</w:t>
-      </w:r>
-    </w:p>
-    <w:p>
-      <w:r>
-        <w:t xml:space="preserve"> │   </w:t>
-      </w:r>
-      <w:r>
-        <w:rPr>
-          <w:rFonts w:ascii="MS Gothic" w:eastAsia="MS Gothic" w:hAnsi="MS Gothic" w:cs="MS Gothic" w:hint="eastAsia"/>
-        </w:rPr>
-        <w:t>├</w:t>
-      </w:r>
-      <w:r>
-        <w:rPr>
-          <w:rFonts w:ascii="Aptos" w:hAnsi="Aptos" w:cs="Aptos"/>
-        </w:rPr>
-        <w:t>─</w:t>
-      </w:r>
-      <w:r>
-        <w:t xml:space="preserve"> Contacts/</w:t>
-      </w:r>
-    </w:p>
-    <w:p>
-      <w:r>
-        <w:t xml:space="preserve"> │   └─ News/</w:t>
-      </w:r>
-    </w:p>
-    <w:p>
-      <w:r>
-        <w:t xml:space="preserve"> │</w:t>
-      </w:r>
-    </w:p>
-    <w:p>
-      <w:r>
+        <w:t xml:space="preserve"> App.tsx</w:t>
+      </w:r>
+    </w:p>
+    <w:p>
+      <w:pPr>
+        <w:rPr>
+          <w:lang w:val="ru-RU"/>
+        </w:rPr>
+      </w:pPr>
+      <w:r>
+        <w:t xml:space="preserve"> └─ main.tsx</w:t>
+      </w:r>
+    </w:p>
+    <w:p>
+      <w:pPr>
+        <w:rPr>
+          <w:b/>
+          <w:bCs/>
+          <w:lang w:val="ru-RU"/>
+        </w:rPr>
+      </w:pPr>
+      <w:r>
+        <w:rPr>
+          <w:b/>
+          <w:bCs/>
+          <w:lang w:val="ru-RU"/>
+        </w:rPr>
+        <w:t xml:space="preserve">7. </w:t>
+      </w:r>
+      <w:r>
+        <w:rPr>
+          <w:b/>
+          <w:bCs/>
+        </w:rPr>
+        <w:t>GITHUB</w:t>
+      </w:r>
+      <w:r>
+        <w:rPr>
+          <w:b/>
+          <w:bCs/>
+          <w:lang w:val="ru-RU"/>
+        </w:rPr>
         <w:t xml:space="preserve"> </w:t>
       </w:r>
-      <w:r>
-        <w:rPr>
-          <w:rFonts w:ascii="MS Gothic" w:eastAsia="MS Gothic" w:hAnsi="MS Gothic" w:cs="MS Gothic" w:hint="eastAsia"/>
-        </w:rPr>
-        <w:t>├</w:t>
-      </w:r>
-      <w:r>
-        <w:rPr>
-          <w:rFonts w:ascii="Aptos" w:hAnsi="Aptos" w:cs="Aptos"/>
-        </w:rPr>
-        <w:t>─</w:t>
-      </w:r>
-      <w:r>
-        <w:t xml:space="preserve"> context/</w:t>
-      </w:r>
-    </w:p>
-    <w:p>
-      <w:r>
-        <w:t xml:space="preserve"> │   └─ </w:t>
-      </w:r>
-      <w:proofErr w:type="spellStart"/>
-      <w:r>
-        <w:t>AppContext.tsx</w:t>
-      </w:r>
-      <w:proofErr w:type="spellEnd"/>
-    </w:p>
-    <w:p>
-      <w:r>
-        <w:t xml:space="preserve"> │</w:t>
-      </w:r>
-    </w:p>
-    <w:p>
-      <w:r>
-        <w:t xml:space="preserve"> </w:t>
-      </w:r>
-      <w:r>
-        <w:rPr>
-          <w:rFonts w:ascii="MS Gothic" w:eastAsia="MS Gothic" w:hAnsi="MS Gothic" w:cs="MS Gothic" w:hint="eastAsia"/>
-        </w:rPr>
-        <w:t>├</w:t>
-      </w:r>
-      <w:r>
-        <w:rPr>
-          <w:rFonts w:ascii="Aptos" w:hAnsi="Aptos" w:cs="Aptos"/>
-        </w:rPr>
-        <w:t>─</w:t>
-      </w:r>
-      <w:r>
-        <w:t xml:space="preserve"> services/</w:t>
-      </w:r>
-    </w:p>
-    <w:p>
-      <w:r>
-        <w:t xml:space="preserve"> │   └─ </w:t>
-      </w:r>
-      <w:proofErr w:type="spellStart"/>
-      <w:r>
-        <w:t>api.ts</w:t>
-      </w:r>
-      <w:proofErr w:type="spellEnd"/>
-    </w:p>
-    <w:p>
-      <w:r>
-        <w:t xml:space="preserve"> │</w:t>
-      </w:r>
-    </w:p>
-    <w:p>
-      <w:r>
-        <w:t xml:space="preserve"> </w:t>
-      </w:r>
-      <w:r>
-        <w:rPr>
-          <w:rFonts w:ascii="MS Gothic" w:eastAsia="MS Gothic" w:hAnsi="MS Gothic" w:cs="MS Gothic" w:hint="eastAsia"/>
-        </w:rPr>
-        <w:t>├</w:t>
-      </w:r>
-      <w:r>
-        <w:rPr>
-          <w:rFonts w:ascii="Aptos" w:hAnsi="Aptos" w:cs="Aptos"/>
-        </w:rPr>
-        <w:t>─</w:t>
-      </w:r>
-      <w:r>
-        <w:t xml:space="preserve"> styles/</w:t>
-      </w:r>
-    </w:p>
-    <w:p>
-      <w:r>
-        <w:t xml:space="preserve"> │   └─ global.css</w:t>
-      </w:r>
-    </w:p>
-    <w:p>
-      <w:r>
-        <w:t xml:space="preserve"> │</w:t>
-      </w:r>
-    </w:p>
-    <w:p>
-      <w:r>
-        <w:t xml:space="preserve"> </w:t>
-      </w:r>
-      <w:r>
-        <w:rPr>
-          <w:rFonts w:ascii="MS Gothic" w:eastAsia="MS Gothic" w:hAnsi="MS Gothic" w:cs="MS Gothic" w:hint="eastAsia"/>
-        </w:rPr>
-        <w:t>├</w:t>
-      </w:r>
-      <w:r>
-        <w:rPr>
-          <w:rFonts w:ascii="Aptos" w:hAnsi="Aptos" w:cs="Aptos"/>
-        </w:rPr>
-        <w:t>─</w:t>
-      </w:r>
-      <w:r>
-        <w:t xml:space="preserve"> </w:t>
-      </w:r>
-      <w:proofErr w:type="spellStart"/>
-      <w:r>
-        <w:t>App.tsx</w:t>
-      </w:r>
-      <w:proofErr w:type="spellEnd"/>
-    </w:p>
-    <w:p>
-      <w:pPr>
-        <w:rPr>
-          <w:lang w:val="ru-RU"/>
-        </w:rPr>
-      </w:pPr>
-      <w:r>
-        <w:t xml:space="preserve"> └─ </w:t>
-      </w:r>
-      <w:proofErr w:type="spellStart"/>
-      <w:r>
-        <w:t>main.tsx</w:t>
-      </w:r>
-      <w:proofErr w:type="spellEnd"/>
-    </w:p>
-    <w:p>
-      <w:pPr>
-        <w:rPr>
-          <w:b/>
-          <w:bCs/>
-          <w:lang w:val="ru-RU"/>
-        </w:rPr>
-      </w:pPr>
-      <w:r>
-        <w:rPr>
-          <w:b/>
-          <w:bCs/>
-          <w:lang w:val="ru-RU"/>
-        </w:rPr>
-        <w:t xml:space="preserve">7. </w:t>
-      </w:r>
-      <w:r>
-        <w:rPr>
-          <w:b/>
-          <w:bCs/>
-        </w:rPr>
-        <w:t>GITHUB</w:t>
-      </w:r>
-      <w:r>
-        <w:rPr>
-          <w:b/>
-          <w:bCs/>
-          <w:lang w:val="ru-RU"/>
-        </w:rPr>
-        <w:t xml:space="preserve"> </w:t>
-      </w:r>
     </w:p>
     <w:p>
       <w:pPr>
@@ -2091,13 +1487,8 @@
           <w:numId w:val="11"/>
         </w:numPr>
       </w:pPr>
-      <w:proofErr w:type="spellStart"/>
-      <w:r>
-        <w:t>init</w:t>
-      </w:r>
-      <w:proofErr w:type="spellEnd"/>
-      <w:r>
-        <w:t xml:space="preserve"> project structure</w:t>
+      <w:r>
+        <w:t>init project structure</w:t>
       </w:r>
     </w:p>
     <w:p>
@@ -2119,98 +1510,202 @@
         </w:numPr>
       </w:pPr>
       <w:r>
-        <w:t xml:space="preserve">add functionality and </w:t>
-      </w:r>
-      <w:proofErr w:type="spellStart"/>
-      <w:r>
-        <w:t>api</w:t>
-      </w:r>
-      <w:proofErr w:type="spellEnd"/>
-      <w:r>
-        <w:t xml:space="preserve"> integration</w:t>
-      </w:r>
-    </w:p>
-    <w:p>
-      <w:pPr>
-        <w:rPr>
-          <w:b/>
-          <w:bCs/>
-          <w:lang w:val="ru-RU"/>
-        </w:rPr>
-      </w:pPr>
-      <w:r>
-        <w:rPr>
-          <w:b/>
-          <w:bCs/>
-          <w:lang w:val="ru-RU"/>
-        </w:rPr>
-        <w:t>8. ПОЧЕМУ ЭТОТ ПРОЕКТ — ИДЕАЛЕН ДЛЯ ЗАЩИТЫ</w:t>
-      </w:r>
-    </w:p>
-    <w:p>
-      <w:pPr>
-        <w:rPr>
-          <w:lang w:val="ru-RU"/>
-        </w:rPr>
-      </w:pPr>
-      <w:r>
-        <w:rPr>
-          <w:rFonts w:ascii="Segoe UI Symbol" w:hAnsi="Segoe UI Symbol" w:cs="Segoe UI Symbol"/>
+        <w:t>add functionality and api integration</w:t>
+      </w:r>
+    </w:p>
+    <w:p>
+      <w:pPr>
+        <w:rPr>
+          <w:b/>
+          <w:bCs/>
+          <w:lang w:val="ru-RU"/>
+        </w:rPr>
+      </w:pPr>
+    </w:p>
+    <w:p>
+      <w:pPr>
+        <w:rPr>
+          <w:b/>
+          <w:bCs/>
+          <w:lang w:val="ru-RU"/>
+        </w:rPr>
+      </w:pPr>
+      <w:r>
+        <w:rPr>
+          <w:b/>
+          <w:bCs/>
           <w:lang w:val="ru-RU"/>
         </w:rPr>
         <w:lastRenderedPageBreak/>
-        <w:t>✔</w:t>
-      </w:r>
-      <w:r>
-        <w:rPr>
-          <w:lang w:val="ru-RU"/>
-        </w:rPr>
-        <w:t xml:space="preserve"> соответствует всем пунктам ТЗ</w:t>
-      </w:r>
-      <w:r>
-        <w:rPr>
-          <w:lang w:val="ru-RU"/>
-        </w:rPr>
-        <w:br/>
-      </w:r>
-      <w:r>
-        <w:rPr>
-          <w:rFonts w:ascii="Segoe UI Symbol" w:hAnsi="Segoe UI Symbol" w:cs="Segoe UI Symbol"/>
-          <w:lang w:val="ru-RU"/>
-        </w:rPr>
-        <w:t>✔</w:t>
-      </w:r>
-      <w:r>
-        <w:rPr>
-          <w:lang w:val="ru-RU"/>
-        </w:rPr>
-        <w:t xml:space="preserve"> </w:t>
-      </w:r>
-      <w:r>
-        <w:rPr>
-          <w:rFonts w:ascii="Aptos" w:hAnsi="Aptos" w:cs="Aptos"/>
-          <w:lang w:val="ru-RU"/>
-        </w:rPr>
-        <w:t>многостраничный</w:t>
-      </w:r>
-      <w:r>
-        <w:rPr>
-          <w:lang w:val="ru-RU"/>
-        </w:rPr>
-        <w:br/>
-      </w:r>
-      <w:r>
-        <w:rPr>
-          <w:rFonts w:ascii="Segoe UI Symbol" w:hAnsi="Segoe UI Symbol" w:cs="Segoe UI Symbol"/>
-          <w:lang w:val="ru-RU"/>
-        </w:rPr>
-        <w:t>✔</w:t>
-      </w:r>
-      <w:r>
-        <w:rPr>
-          <w:lang w:val="ru-RU"/>
-        </w:rPr>
-        <w:t xml:space="preserve"> </w:t>
+        <w:t>План выполнения финального проекта</w:t>
+      </w:r>
+    </w:p>
+    <w:p>
+      <w:pPr>
+        <w:rPr>
+          <w:lang w:val="en-US"/>
+        </w:rPr>
+      </w:pPr>
+      <w:r>
+        <w:rPr>
+          <w:b/>
+          <w:bCs/>
+          <w:lang w:val="ru-RU"/>
+        </w:rPr>
+        <w:t>Период: с 16 февраля по 5 марта</w:t>
+      </w:r>
+    </w:p>
+    <w:p>
+      <w:pPr>
+        <w:rPr>
+          <w:b/>
+          <w:bCs/>
+        </w:rPr>
+      </w:pPr>
+      <w:r>
+        <w:rPr>
+          <w:b/>
+          <w:bCs/>
+        </w:rPr>
+        <w:t>16 февраля — День 1</w:t>
+      </w:r>
+      <w:r>
+        <w:rPr>
+          <w:b/>
+          <w:bCs/>
+        </w:rPr>
+        <w:t>+</w:t>
+      </w:r>
+    </w:p>
+    <w:p>
+      <w:r>
+        <w:rPr>
+          <w:b/>
+          <w:bCs/>
+        </w:rPr>
+        <w:t>Подготовительный этап</w:t>
+      </w:r>
+    </w:p>
+    <w:p>
+      <w:pPr>
+        <w:numPr>
+          <w:ilvl w:val="0"/>
+          <w:numId w:val="12"/>
+        </w:numPr>
+      </w:pPr>
+      <w:r>
+        <w:t>Окончательный выбор темы проекта</w:t>
+      </w:r>
+    </w:p>
+    <w:p>
+      <w:pPr>
+        <w:numPr>
+          <w:ilvl w:val="0"/>
+          <w:numId w:val="12"/>
+        </w:numPr>
+        <w:rPr>
+          <w:lang w:val="ru-RU"/>
+        </w:rPr>
+      </w:pPr>
+      <w:r>
+        <w:rPr>
+          <w:lang w:val="ru-RU"/>
+        </w:rPr>
+        <w:t>Утверждение идеи сайта школы английского языка</w:t>
+      </w:r>
+    </w:p>
+    <w:p>
+      <w:pPr>
+        <w:numPr>
+          <w:ilvl w:val="0"/>
+          <w:numId w:val="12"/>
+        </w:numPr>
+      </w:pPr>
+      <w:r>
+        <w:t>Анализ требований финального задания</w:t>
+      </w:r>
+    </w:p>
+    <w:p>
+      <w:pPr>
+        <w:numPr>
+          <w:ilvl w:val="0"/>
+          <w:numId w:val="12"/>
+        </w:numPr>
+      </w:pPr>
+      <w:r>
+        <w:t>Подбор и утверждение дизайн-макета</w:t>
+      </w:r>
+    </w:p>
+    <w:p>
+      <w:pPr>
+        <w:numPr>
+          <w:ilvl w:val="0"/>
+          <w:numId w:val="12"/>
+        </w:numPr>
+      </w:pPr>
+      <w:r>
+        <w:t>Создание GitHub-репозитория</w:t>
+      </w:r>
+    </w:p>
+    <w:p>
+      <w:pPr>
+        <w:rPr>
+          <w:lang w:val="ru-RU"/>
+        </w:rPr>
+      </w:pPr>
+      <w:r>
+        <w:rPr>
+          <w:lang w:val="ru-RU"/>
+        </w:rPr>
+        <w:t>Результат дня: утверждённая тема, макет, пустой репозиторий</w:t>
+      </w:r>
+    </w:p>
+    <w:p>
+      <w:pPr>
+        <w:rPr>
+          <w:b/>
+          <w:bCs/>
+        </w:rPr>
+      </w:pPr>
+      <w:r>
+        <w:rPr>
+          <w:b/>
+          <w:bCs/>
+        </w:rPr>
+        <w:t>17 февраля — День 2</w:t>
+      </w:r>
+      <w:r>
+        <w:rPr>
+          <w:b/>
+          <w:bCs/>
+        </w:rPr>
+        <w:t>+</w:t>
+      </w:r>
+    </w:p>
+    <w:p>
+      <w:r>
+        <w:rPr>
+          <w:b/>
+          <w:bCs/>
+        </w:rPr>
+        <w:t>Инициализация проекта</w:t>
+      </w:r>
+    </w:p>
+    <w:p>
+      <w:pPr>
+        <w:numPr>
+          <w:ilvl w:val="0"/>
+          <w:numId w:val="13"/>
+        </w:numPr>
+        <w:rPr>
+          <w:lang w:val="ru-RU"/>
+        </w:rPr>
+      </w:pPr>
+      <w:r>
+        <w:rPr>
+          <w:lang w:val="ru-RU"/>
+        </w:rPr>
+        <w:t xml:space="preserve">Создание </w:t>
       </w:r>
       <w:r>
         <w:t>React</w:t>
@@ -2219,195 +1714,1198 @@
         <w:rPr>
           <w:lang w:val="ru-RU"/>
         </w:rPr>
-        <w:t xml:space="preserve"> + </w:t>
-      </w:r>
-      <w:r>
-        <w:t>hooks</w:t>
-      </w:r>
-      <w:r>
-        <w:rPr>
-          <w:lang w:val="ru-RU"/>
-        </w:rPr>
-        <w:t xml:space="preserve"> + </w:t>
-      </w:r>
-      <w:r>
-        <w:t>router</w:t>
-      </w:r>
-      <w:r>
-        <w:rPr>
-          <w:lang w:val="ru-RU"/>
-        </w:rPr>
-        <w:br/>
-      </w:r>
-      <w:r>
-        <w:rPr>
-          <w:rFonts w:ascii="Segoe UI Symbol" w:hAnsi="Segoe UI Symbol" w:cs="Segoe UI Symbol"/>
-          <w:lang w:val="ru-RU"/>
-        </w:rPr>
-        <w:t>✔</w:t>
-      </w:r>
-      <w:r>
-        <w:rPr>
-          <w:lang w:val="ru-RU"/>
-        </w:rPr>
-        <w:t xml:space="preserve"> </w:t>
-      </w:r>
-      <w:r>
-        <w:rPr>
-          <w:rFonts w:ascii="Aptos" w:hAnsi="Aptos" w:cs="Aptos"/>
-          <w:lang w:val="ru-RU"/>
-        </w:rPr>
-        <w:t>адаптив</w:t>
-      </w:r>
-      <w:r>
-        <w:rPr>
-          <w:lang w:val="ru-RU"/>
-        </w:rPr>
-        <w:t xml:space="preserve"> </w:t>
-      </w:r>
-      <w:r>
-        <w:rPr>
-          <w:rFonts w:ascii="Aptos" w:hAnsi="Aptos" w:cs="Aptos"/>
-          <w:lang w:val="ru-RU"/>
-        </w:rPr>
-        <w:t>до</w:t>
-      </w:r>
-      <w:r>
-        <w:rPr>
-          <w:lang w:val="ru-RU"/>
-        </w:rPr>
-        <w:t xml:space="preserve"> 320</w:t>
-      </w:r>
-      <w:proofErr w:type="spellStart"/>
+        <w:t>-проекта (</w:t>
+      </w:r>
+      <w:r>
+        <w:t>CRA</w:t>
+      </w:r>
+      <w:r>
+        <w:rPr>
+          <w:lang w:val="ru-RU"/>
+        </w:rPr>
+        <w:t xml:space="preserve"> или </w:t>
+      </w:r>
+      <w:r>
+        <w:t>Vite</w:t>
+      </w:r>
+      <w:r>
+        <w:rPr>
+          <w:lang w:val="ru-RU"/>
+        </w:rPr>
+        <w:t>)</w:t>
+      </w:r>
+    </w:p>
+    <w:p>
+      <w:pPr>
+        <w:numPr>
+          <w:ilvl w:val="0"/>
+          <w:numId w:val="13"/>
+        </w:numPr>
+      </w:pPr>
+      <w:r>
+        <w:t>Подключение TypeScript</w:t>
+      </w:r>
+    </w:p>
+    <w:p>
+      <w:pPr>
+        <w:numPr>
+          <w:ilvl w:val="0"/>
+          <w:numId w:val="13"/>
+        </w:numPr>
+      </w:pPr>
+      <w:r>
+        <w:t>Настройка базовой структуры проекта</w:t>
+      </w:r>
+    </w:p>
+    <w:p>
+      <w:pPr>
+        <w:numPr>
+          <w:ilvl w:val="0"/>
+          <w:numId w:val="13"/>
+        </w:numPr>
+      </w:pPr>
+      <w:r>
+        <w:t>Установка React Router</w:t>
+      </w:r>
+    </w:p>
+    <w:p>
+      <w:pPr>
+        <w:numPr>
+          <w:ilvl w:val="0"/>
+          <w:numId w:val="13"/>
+        </w:numPr>
+      </w:pPr>
+      <w:r>
+        <w:t>Создание базовых страниц (заглушки)</w:t>
+      </w:r>
+    </w:p>
+    <w:p>
+      <w:pPr>
+        <w:rPr>
+          <w:lang w:val="ru-RU"/>
+        </w:rPr>
+      </w:pPr>
+      <w:r>
+        <w:t xml:space="preserve"> Первый коммит: init project structure</w:t>
+      </w:r>
+    </w:p>
+    <w:p>
+      <w:pPr>
+        <w:rPr>
+          <w:b/>
+          <w:bCs/>
+          <w:lang w:val="en-US"/>
+        </w:rPr>
+      </w:pPr>
+      <w:r>
+        <w:rPr>
+          <w:b/>
+          <w:bCs/>
+          <w:lang w:val="ru-RU"/>
+        </w:rPr>
+        <w:t>18 февраля — День 3</w:t>
+      </w:r>
+      <w:r>
+        <w:rPr>
+          <w:b/>
+          <w:bCs/>
+          <w:lang w:val="en-US"/>
+        </w:rPr>
+        <w:t>+</w:t>
+      </w:r>
+    </w:p>
+    <w:p>
+      <w:pPr>
+        <w:rPr>
+          <w:lang w:val="ru-RU"/>
+        </w:rPr>
+      </w:pPr>
+      <w:r>
+        <w:rPr>
+          <w:b/>
+          <w:bCs/>
+          <w:lang w:val="ru-RU"/>
+        </w:rPr>
+        <w:t>Верстка: шапка и навигация</w:t>
+      </w:r>
+    </w:p>
+    <w:p>
+      <w:pPr>
+        <w:numPr>
+          <w:ilvl w:val="0"/>
+          <w:numId w:val="14"/>
+        </w:numPr>
+      </w:pPr>
+      <w:r>
+        <w:t>Верстка Header</w:t>
+      </w:r>
+    </w:p>
+    <w:p>
+      <w:pPr>
+        <w:numPr>
+          <w:ilvl w:val="0"/>
+          <w:numId w:val="14"/>
+        </w:numPr>
+      </w:pPr>
+      <w:r>
+        <w:t>Реализация навигационного меню</w:t>
+      </w:r>
+    </w:p>
+    <w:p>
+      <w:pPr>
+        <w:numPr>
+          <w:ilvl w:val="0"/>
+          <w:numId w:val="14"/>
+        </w:numPr>
+        <w:rPr>
+          <w:lang w:val="ru-RU"/>
+        </w:rPr>
+      </w:pPr>
+      <w:r>
+        <w:rPr>
+          <w:lang w:val="ru-RU"/>
+        </w:rPr>
+        <w:t>Адаптивная навигация (бургер-меню &lt; 1024</w:t>
+      </w:r>
       <w:r>
         <w:t>px</w:t>
       </w:r>
-      <w:proofErr w:type="spellEnd"/>
-      <w:r>
-        <w:rPr>
-          <w:lang w:val="ru-RU"/>
-        </w:rPr>
-        <w:br/>
-      </w:r>
-      <w:r>
-        <w:rPr>
-          <w:rFonts w:ascii="Segoe UI Symbol" w:hAnsi="Segoe UI Symbol" w:cs="Segoe UI Symbol"/>
-          <w:lang w:val="ru-RU"/>
-        </w:rPr>
-        <w:t>✔</w:t>
-      </w:r>
-      <w:r>
-        <w:rPr>
-          <w:lang w:val="ru-RU"/>
-        </w:rPr>
-        <w:t xml:space="preserve"> </w:t>
-      </w:r>
-      <w:r>
-        <w:rPr>
-          <w:rFonts w:ascii="Aptos" w:hAnsi="Aptos" w:cs="Aptos"/>
-          <w:lang w:val="ru-RU"/>
-        </w:rPr>
-        <w:t>форма</w:t>
-      </w:r>
-      <w:r>
-        <w:rPr>
-          <w:lang w:val="ru-RU"/>
-        </w:rPr>
-        <w:t xml:space="preserve"> + </w:t>
-      </w:r>
-      <w:proofErr w:type="spellStart"/>
-      <w:r>
-        <w:t>localStorage</w:t>
-      </w:r>
-      <w:proofErr w:type="spellEnd"/>
-      <w:r>
-        <w:rPr>
-          <w:lang w:val="ru-RU"/>
-        </w:rPr>
-        <w:br/>
-      </w:r>
-      <w:r>
-        <w:rPr>
-          <w:rFonts w:ascii="Segoe UI Symbol" w:hAnsi="Segoe UI Symbol" w:cs="Segoe UI Symbol"/>
-          <w:lang w:val="ru-RU"/>
-        </w:rPr>
-        <w:t>✔</w:t>
-      </w:r>
-      <w:r>
-        <w:rPr>
-          <w:lang w:val="ru-RU"/>
-        </w:rPr>
-        <w:t xml:space="preserve"> </w:t>
-      </w:r>
-      <w:r>
-        <w:t>REST</w:t>
-      </w:r>
-      <w:r>
-        <w:rPr>
-          <w:lang w:val="ru-RU"/>
-        </w:rPr>
-        <w:t xml:space="preserve"> </w:t>
-      </w:r>
-      <w:r>
-        <w:t>API</w:t>
-      </w:r>
-      <w:r>
-        <w:rPr>
-          <w:lang w:val="ru-RU"/>
-        </w:rPr>
-        <w:br/>
-      </w:r>
-      <w:r>
-        <w:rPr>
-          <w:rFonts w:ascii="Segoe UI Symbol" w:hAnsi="Segoe UI Symbol" w:cs="Segoe UI Symbol"/>
-          <w:lang w:val="ru-RU"/>
-        </w:rPr>
-        <w:t>✔</w:t>
-      </w:r>
-      <w:r>
-        <w:rPr>
-          <w:lang w:val="ru-RU"/>
-        </w:rPr>
-        <w:t xml:space="preserve"> </w:t>
-      </w:r>
-      <w:r>
-        <w:rPr>
-          <w:rFonts w:ascii="Aptos" w:hAnsi="Aptos" w:cs="Aptos"/>
-          <w:lang w:val="ru-RU"/>
-        </w:rPr>
-        <w:t>логичная</w:t>
-      </w:r>
-      <w:r>
-        <w:rPr>
-          <w:lang w:val="ru-RU"/>
-        </w:rPr>
-        <w:t xml:space="preserve"> </w:t>
-      </w:r>
-      <w:r>
-        <w:rPr>
-          <w:rFonts w:ascii="Aptos" w:hAnsi="Aptos" w:cs="Aptos"/>
-          <w:lang w:val="ru-RU"/>
-        </w:rPr>
-        <w:t>предметная</w:t>
-      </w:r>
-      <w:r>
-        <w:rPr>
-          <w:lang w:val="ru-RU"/>
-        </w:rPr>
-        <w:t xml:space="preserve"> </w:t>
-      </w:r>
-      <w:r>
-        <w:rPr>
-          <w:rFonts w:ascii="Aptos" w:hAnsi="Aptos" w:cs="Aptos"/>
-          <w:lang w:val="ru-RU"/>
-        </w:rPr>
-        <w:t>област</w:t>
-      </w:r>
-      <w:r>
-        <w:rPr>
-          <w:lang w:val="ru-RU"/>
-        </w:rPr>
-        <w:t>ь</w:t>
+      <w:r>
+        <w:rPr>
+          <w:lang w:val="ru-RU"/>
+        </w:rPr>
+        <w:t>)</w:t>
+      </w:r>
+    </w:p>
+    <w:p>
+      <w:pPr>
+        <w:numPr>
+          <w:ilvl w:val="0"/>
+          <w:numId w:val="14"/>
+        </w:numPr>
+      </w:pPr>
+      <w:r>
+        <w:t>Подключение маршрутизации</w:t>
+      </w:r>
+    </w:p>
+    <w:p>
+      <w:r>
+        <w:rPr>
+          <w:lang w:val="ru-RU"/>
+        </w:rPr>
+        <w:t xml:space="preserve"> Проверка адаптива на разных разрешениях</w:t>
+      </w:r>
+    </w:p>
+    <w:p>
+      <w:pPr>
+        <w:rPr>
+          <w:b/>
+          <w:bCs/>
+          <w:lang w:val="ru-RU"/>
+        </w:rPr>
+      </w:pPr>
+      <w:r>
+        <w:rPr>
+          <w:b/>
+          <w:bCs/>
+          <w:lang w:val="ru-RU"/>
+        </w:rPr>
+        <w:t>19 февраля — День 4</w:t>
+      </w:r>
+    </w:p>
+    <w:p>
+      <w:pPr>
+        <w:rPr>
+          <w:lang w:val="ru-RU"/>
+        </w:rPr>
+      </w:pPr>
+      <w:r>
+        <w:rPr>
+          <w:b/>
+          <w:bCs/>
+          <w:lang w:val="ru-RU"/>
+        </w:rPr>
+        <w:t>Верстка: подвал и главная страница</w:t>
+      </w:r>
+    </w:p>
+    <w:p>
+      <w:pPr>
+        <w:numPr>
+          <w:ilvl w:val="0"/>
+          <w:numId w:val="15"/>
+        </w:numPr>
+      </w:pPr>
+      <w:r>
+        <w:t>Верстка Footer</w:t>
+      </w:r>
+    </w:p>
+    <w:p>
+      <w:pPr>
+        <w:numPr>
+          <w:ilvl w:val="0"/>
+          <w:numId w:val="15"/>
+        </w:numPr>
+      </w:pPr>
+      <w:r>
+        <w:t>Верстка страницы «О школе»</w:t>
+      </w:r>
+    </w:p>
+    <w:p>
+      <w:pPr>
+        <w:numPr>
+          <w:ilvl w:val="0"/>
+          <w:numId w:val="15"/>
+        </w:numPr>
+      </w:pPr>
+      <w:r>
+        <w:lastRenderedPageBreak/>
+        <w:t>Использование Flexbox</w:t>
+      </w:r>
+    </w:p>
+    <w:p>
+      <w:pPr>
+        <w:numPr>
+          <w:ilvl w:val="0"/>
+          <w:numId w:val="15"/>
+        </w:numPr>
+      </w:pPr>
+      <w:r>
+        <w:t>Адаптация под мобильные экраны</w:t>
+      </w:r>
+    </w:p>
+    <w:p>
+      <w:pPr>
+        <w:rPr>
+          <w:b/>
+          <w:bCs/>
+          <w:lang w:val="ru-RU"/>
+        </w:rPr>
+      </w:pPr>
+      <w:r>
+        <w:rPr>
+          <w:b/>
+          <w:bCs/>
+          <w:lang w:val="ru-RU"/>
+        </w:rPr>
+        <w:t>20 февраля — День 5</w:t>
+      </w:r>
+    </w:p>
+    <w:p>
+      <w:pPr>
+        <w:rPr>
+          <w:lang w:val="ru-RU"/>
+        </w:rPr>
+      </w:pPr>
+      <w:r>
+        <w:rPr>
+          <w:b/>
+          <w:bCs/>
+          <w:lang w:val="ru-RU"/>
+        </w:rPr>
+        <w:t>Верстка страницы «Обучение / Курсы»</w:t>
+      </w:r>
+    </w:p>
+    <w:p>
+      <w:pPr>
+        <w:numPr>
+          <w:ilvl w:val="0"/>
+          <w:numId w:val="16"/>
+        </w:numPr>
+      </w:pPr>
+      <w:r>
+        <w:t>Создание карточек курсов</w:t>
+      </w:r>
+    </w:p>
+    <w:p>
+      <w:pPr>
+        <w:numPr>
+          <w:ilvl w:val="0"/>
+          <w:numId w:val="16"/>
+        </w:numPr>
+      </w:pPr>
+      <w:r>
+        <w:t>Адаптивная сетка</w:t>
+      </w:r>
+    </w:p>
+    <w:p>
+      <w:pPr>
+        <w:numPr>
+          <w:ilvl w:val="0"/>
+          <w:numId w:val="16"/>
+        </w:numPr>
+        <w:rPr>
+          <w:lang w:val="ru-RU"/>
+        </w:rPr>
+      </w:pPr>
+      <w:r>
+        <w:rPr>
+          <w:lang w:val="ru-RU"/>
+        </w:rPr>
+        <w:t>Подготовка данных курсов (мок-данные)</w:t>
+      </w:r>
+    </w:p>
+    <w:p>
+      <w:r>
+        <w:t>Коммит: add adaptive layout for main pages</w:t>
+      </w:r>
+    </w:p>
+    <w:p>
+      <w:pPr>
+        <w:rPr>
+          <w:b/>
+          <w:bCs/>
+          <w:lang w:val="ru-RU"/>
+        </w:rPr>
+      </w:pPr>
+      <w:r>
+        <w:rPr>
+          <w:b/>
+          <w:bCs/>
+          <w:lang w:val="ru-RU"/>
+        </w:rPr>
+        <w:t>21 февраля — День 6</w:t>
+      </w:r>
+    </w:p>
+    <w:p>
+      <w:pPr>
+        <w:rPr>
+          <w:lang w:val="ru-RU"/>
+        </w:rPr>
+      </w:pPr>
+      <w:r>
+        <w:rPr>
+          <w:b/>
+          <w:bCs/>
+          <w:lang w:val="ru-RU"/>
+        </w:rPr>
+        <w:t>Верстка страницы «Вопросы (</w:t>
+      </w:r>
+      <w:r>
+        <w:rPr>
+          <w:b/>
+          <w:bCs/>
+        </w:rPr>
+        <w:t>FAQ</w:t>
+      </w:r>
+      <w:r>
+        <w:rPr>
+          <w:b/>
+          <w:bCs/>
+          <w:lang w:val="ru-RU"/>
+        </w:rPr>
+        <w:t>)»</w:t>
+      </w:r>
+    </w:p>
+    <w:p>
+      <w:pPr>
+        <w:numPr>
+          <w:ilvl w:val="0"/>
+          <w:numId w:val="17"/>
+        </w:numPr>
+      </w:pPr>
+      <w:r>
+        <w:t>Реализация аккордеона</w:t>
+      </w:r>
+    </w:p>
+    <w:p>
+      <w:pPr>
+        <w:numPr>
+          <w:ilvl w:val="0"/>
+          <w:numId w:val="17"/>
+        </w:numPr>
+      </w:pPr>
+      <w:r>
+        <w:t>Адаптация под мобильные устройства</w:t>
+      </w:r>
+    </w:p>
+    <w:p>
+      <w:pPr>
+        <w:numPr>
+          <w:ilvl w:val="0"/>
+          <w:numId w:val="17"/>
+        </w:numPr>
+      </w:pPr>
+      <w:r>
+        <w:t>Проверка доступности (клики, отступы)</w:t>
+      </w:r>
+    </w:p>
+    <w:p>
+      <w:pPr>
+        <w:rPr>
+          <w:b/>
+          <w:bCs/>
+          <w:lang w:val="ru-RU"/>
+        </w:rPr>
+      </w:pPr>
+      <w:r>
+        <w:rPr>
+          <w:b/>
+          <w:bCs/>
+          <w:lang w:val="ru-RU"/>
+        </w:rPr>
+        <w:t>22 февраля — День 7</w:t>
+      </w:r>
+    </w:p>
+    <w:p>
+      <w:pPr>
+        <w:rPr>
+          <w:lang w:val="ru-RU"/>
+        </w:rPr>
+      </w:pPr>
+      <w:r>
+        <w:rPr>
+          <w:b/>
+          <w:bCs/>
+          <w:lang w:val="ru-RU"/>
+        </w:rPr>
+        <w:t>Верстка страницы «Контакты»</w:t>
+      </w:r>
+    </w:p>
+    <w:p>
+      <w:pPr>
+        <w:numPr>
+          <w:ilvl w:val="0"/>
+          <w:numId w:val="18"/>
+        </w:numPr>
+      </w:pPr>
+      <w:r>
+        <w:t>Контактная информация</w:t>
+      </w:r>
+    </w:p>
+    <w:p>
+      <w:pPr>
+        <w:numPr>
+          <w:ilvl w:val="0"/>
+          <w:numId w:val="18"/>
+        </w:numPr>
+      </w:pPr>
+      <w:r>
+        <w:t>Адаптивная верстка</w:t>
+      </w:r>
+    </w:p>
+    <w:p>
+      <w:pPr>
+        <w:numPr>
+          <w:ilvl w:val="0"/>
+          <w:numId w:val="18"/>
+        </w:numPr>
+      </w:pPr>
+      <w:r>
+        <w:t>Финальная проверка всех контрольных точек</w:t>
+      </w:r>
+    </w:p>
+    <w:p>
+      <w:pPr>
+        <w:rPr>
+          <w:lang w:val="ru-RU"/>
+        </w:rPr>
+      </w:pPr>
+      <w:r>
+        <w:rPr>
+          <w:lang w:val="ru-RU"/>
+        </w:rPr>
+        <w:t xml:space="preserve"> На этом этапе верстка полностью завершена </w:t>
+      </w:r>
+    </w:p>
+    <w:p>
+      <w:pPr>
+        <w:rPr>
+          <w:b/>
+          <w:bCs/>
+        </w:rPr>
+      </w:pPr>
+      <w:r>
+        <w:rPr>
+          <w:b/>
+          <w:bCs/>
+        </w:rPr>
+        <w:t>23 февраля — День 8</w:t>
+      </w:r>
+    </w:p>
+    <w:p>
+      <w:r>
+        <w:rPr>
+          <w:b/>
+          <w:bCs/>
+        </w:rPr>
+        <w:t>Форма обратной связи</w:t>
+      </w:r>
+    </w:p>
+    <w:p>
+      <w:pPr>
+        <w:numPr>
+          <w:ilvl w:val="0"/>
+          <w:numId w:val="19"/>
+        </w:numPr>
+      </w:pPr>
+      <w:r>
+        <w:t>Верстка формы «Подать заявку»</w:t>
+      </w:r>
+    </w:p>
+    <w:p>
+      <w:pPr>
+        <w:numPr>
+          <w:ilvl w:val="0"/>
+          <w:numId w:val="19"/>
+        </w:numPr>
+      </w:pPr>
+      <w:r>
+        <w:t>Валидация полей</w:t>
+      </w:r>
+    </w:p>
+    <w:p>
+      <w:pPr>
+        <w:numPr>
+          <w:ilvl w:val="0"/>
+          <w:numId w:val="19"/>
+        </w:numPr>
+      </w:pPr>
+      <w:r>
+        <w:t>Отображение ошибок</w:t>
+      </w:r>
+    </w:p>
+    <w:p>
+      <w:pPr>
+        <w:numPr>
+          <w:ilvl w:val="0"/>
+          <w:numId w:val="19"/>
+        </w:numPr>
+      </w:pPr>
+      <w:r>
+        <w:t>Подготовка к работе с localStorage</w:t>
+      </w:r>
+    </w:p>
+    <w:p>
+      <w:pPr>
+        <w:rPr>
+          <w:b/>
+          <w:bCs/>
+        </w:rPr>
+      </w:pPr>
+      <w:r>
+        <w:rPr>
+          <w:b/>
+          <w:bCs/>
+        </w:rPr>
+        <w:t>24 февраля — День 9</w:t>
+      </w:r>
+    </w:p>
+    <w:p>
+      <w:r>
+        <w:rPr>
+          <w:b/>
+          <w:bCs/>
+        </w:rPr>
+        <w:t>Работа с localStorage</w:t>
+      </w:r>
+    </w:p>
+    <w:p>
+      <w:pPr>
+        <w:numPr>
+          <w:ilvl w:val="0"/>
+          <w:numId w:val="20"/>
+        </w:numPr>
+      </w:pPr>
+      <w:r>
+        <w:t>Сохранение данных формы</w:t>
+      </w:r>
+    </w:p>
+    <w:p>
+      <w:pPr>
+        <w:numPr>
+          <w:ilvl w:val="0"/>
+          <w:numId w:val="20"/>
+        </w:numPr>
+      </w:pPr>
+      <w:r>
+        <w:t>Чтение данных из localStorage</w:t>
+      </w:r>
+    </w:p>
+    <w:p>
+      <w:pPr>
+        <w:numPr>
+          <w:ilvl w:val="0"/>
+          <w:numId w:val="20"/>
+        </w:numPr>
+      </w:pPr>
+      <w:r>
+        <w:lastRenderedPageBreak/>
+        <w:t>Сообщение об успешной отправке</w:t>
+      </w:r>
+    </w:p>
+    <w:p>
+      <w:r>
+        <w:t xml:space="preserve"> Коммит: add form and localStorage logic</w:t>
+      </w:r>
+    </w:p>
+    <w:p>
+      <w:pPr>
+        <w:rPr>
+          <w:b/>
+          <w:bCs/>
+        </w:rPr>
+      </w:pPr>
+      <w:r>
+        <w:rPr>
+          <w:b/>
+          <w:bCs/>
+        </w:rPr>
+        <w:t>25 февраля — День 10</w:t>
+      </w:r>
+    </w:p>
+    <w:p>
+      <w:r>
+        <w:rPr>
+          <w:b/>
+          <w:bCs/>
+        </w:rPr>
+        <w:t>REST API</w:t>
+      </w:r>
+    </w:p>
+    <w:p>
+      <w:pPr>
+        <w:numPr>
+          <w:ilvl w:val="0"/>
+          <w:numId w:val="21"/>
+        </w:numPr>
+      </w:pPr>
+      <w:r>
+        <w:t>Подключение публичного API (новости)</w:t>
+      </w:r>
+    </w:p>
+    <w:p>
+      <w:pPr>
+        <w:numPr>
+          <w:ilvl w:val="0"/>
+          <w:numId w:val="21"/>
+        </w:numPr>
+      </w:pPr>
+      <w:r>
+        <w:t>Загрузка данных через useEffect</w:t>
+      </w:r>
+    </w:p>
+    <w:p>
+      <w:pPr>
+        <w:numPr>
+          <w:ilvl w:val="0"/>
+          <w:numId w:val="21"/>
+        </w:numPr>
+      </w:pPr>
+      <w:r>
+        <w:t>Отображение новостей карточками</w:t>
+      </w:r>
+    </w:p>
+    <w:p>
+      <w:pPr>
+        <w:numPr>
+          <w:ilvl w:val="0"/>
+          <w:numId w:val="21"/>
+        </w:numPr>
+      </w:pPr>
+      <w:r>
+        <w:t>Обработка состояния загрузки</w:t>
+      </w:r>
+    </w:p>
+    <w:p>
+      <w:pPr>
+        <w:rPr>
+          <w:b/>
+          <w:bCs/>
+        </w:rPr>
+      </w:pPr>
+      <w:r>
+        <w:rPr>
+          <w:b/>
+          <w:bCs/>
+        </w:rPr>
+        <w:t>26 февраля — День 11</w:t>
+      </w:r>
+    </w:p>
+    <w:p>
+      <w:r>
+        <w:rPr>
+          <w:b/>
+          <w:bCs/>
+        </w:rPr>
+        <w:t>Контекст и хуки</w:t>
+      </w:r>
+    </w:p>
+    <w:p>
+      <w:pPr>
+        <w:numPr>
+          <w:ilvl w:val="0"/>
+          <w:numId w:val="22"/>
+        </w:numPr>
+      </w:pPr>
+      <w:r>
+        <w:t>Создание AppContext</w:t>
+      </w:r>
+    </w:p>
+    <w:p>
+      <w:pPr>
+        <w:numPr>
+          <w:ilvl w:val="0"/>
+          <w:numId w:val="22"/>
+        </w:numPr>
+      </w:pPr>
+      <w:r>
+        <w:t>Использование useContext</w:t>
+      </w:r>
+    </w:p>
+    <w:p>
+      <w:pPr>
+        <w:numPr>
+          <w:ilvl w:val="0"/>
+          <w:numId w:val="22"/>
+        </w:numPr>
+      </w:pPr>
+      <w:r>
+        <w:t>Оптимизация состояния приложения</w:t>
+      </w:r>
+    </w:p>
+    <w:p>
+      <w:pPr>
+        <w:rPr>
+          <w:b/>
+          <w:bCs/>
+          <w:lang w:val="ru-RU"/>
+        </w:rPr>
+      </w:pPr>
+      <w:r>
+        <w:rPr>
+          <w:b/>
+          <w:bCs/>
+          <w:lang w:val="ru-RU"/>
+        </w:rPr>
+        <w:t>27 февраля — День 12</w:t>
+      </w:r>
+    </w:p>
+    <w:p>
+      <w:pPr>
+        <w:rPr>
+          <w:lang w:val="ru-RU"/>
+        </w:rPr>
+      </w:pPr>
+      <w:r>
+        <w:rPr>
+          <w:b/>
+          <w:bCs/>
+          <w:lang w:val="ru-RU"/>
+        </w:rPr>
+        <w:t xml:space="preserve">Полировка </w:t>
+      </w:r>
+      <w:r>
+        <w:rPr>
+          <w:b/>
+          <w:bCs/>
+        </w:rPr>
+        <w:t>UI</w:t>
+      </w:r>
+      <w:r>
+        <w:rPr>
+          <w:b/>
+          <w:bCs/>
+          <w:lang w:val="ru-RU"/>
+        </w:rPr>
+        <w:t xml:space="preserve"> и </w:t>
+      </w:r>
+      <w:r>
+        <w:rPr>
+          <w:b/>
+          <w:bCs/>
+        </w:rPr>
+        <w:t>UX</w:t>
+      </w:r>
+    </w:p>
+    <w:p>
+      <w:pPr>
+        <w:numPr>
+          <w:ilvl w:val="0"/>
+          <w:numId w:val="23"/>
+        </w:numPr>
+      </w:pPr>
+      <w:r>
+        <w:t>Проверка всех сценариев</w:t>
+      </w:r>
+    </w:p>
+    <w:p>
+      <w:pPr>
+        <w:numPr>
+          <w:ilvl w:val="0"/>
+          <w:numId w:val="23"/>
+        </w:numPr>
+      </w:pPr>
+      <w:r>
+        <w:t>Исправление багов</w:t>
+      </w:r>
+    </w:p>
+    <w:p>
+      <w:pPr>
+        <w:numPr>
+          <w:ilvl w:val="0"/>
+          <w:numId w:val="23"/>
+        </w:numPr>
+      </w:pPr>
+      <w:r>
+        <w:t>Улучшение взаимодействия (hover, transitions)</w:t>
+      </w:r>
+    </w:p>
+    <w:p>
+      <w:pPr>
+        <w:rPr>
+          <w:b/>
+          <w:bCs/>
+        </w:rPr>
+      </w:pPr>
+      <w:r>
+        <w:rPr>
+          <w:b/>
+          <w:bCs/>
+        </w:rPr>
+        <w:t>28 февраля — День 13</w:t>
+      </w:r>
+    </w:p>
+    <w:p>
+      <w:r>
+        <w:rPr>
+          <w:b/>
+          <w:bCs/>
+        </w:rPr>
+        <w:t>Адаптив + кроссбраузерность</w:t>
+      </w:r>
+    </w:p>
+    <w:p>
+      <w:pPr>
+        <w:numPr>
+          <w:ilvl w:val="0"/>
+          <w:numId w:val="24"/>
+        </w:numPr>
+      </w:pPr>
+      <w:r>
+        <w:t>Финальная проверка всех разрешений</w:t>
+      </w:r>
+    </w:p>
+    <w:p>
+      <w:pPr>
+        <w:numPr>
+          <w:ilvl w:val="0"/>
+          <w:numId w:val="24"/>
+        </w:numPr>
+      </w:pPr>
+      <w:r>
+        <w:t>Тестирование в разных браузерах</w:t>
+      </w:r>
+    </w:p>
+    <w:p>
+      <w:pPr>
+        <w:numPr>
+          <w:ilvl w:val="0"/>
+          <w:numId w:val="24"/>
+        </w:numPr>
+      </w:pPr>
+      <w:r>
+        <w:t>Исправление проблем с версткой</w:t>
+      </w:r>
+    </w:p>
+    <w:p>
+      <w:r>
+        <w:t>Коммит: fix responsive and ui issues</w:t>
+      </w:r>
+    </w:p>
+    <w:p>
+      <w:pPr>
+        <w:rPr>
+          <w:b/>
+          <w:bCs/>
+        </w:rPr>
+      </w:pPr>
+      <w:r>
+        <w:rPr>
+          <w:b/>
+          <w:bCs/>
+        </w:rPr>
+        <w:t>1 марта — День 14</w:t>
+      </w:r>
+    </w:p>
+    <w:p>
+      <w:r>
+        <w:rPr>
+          <w:b/>
+          <w:bCs/>
+        </w:rPr>
+        <w:t>Рефакторинг и чистка</w:t>
+      </w:r>
+    </w:p>
+    <w:p>
+      <w:pPr>
+        <w:numPr>
+          <w:ilvl w:val="0"/>
+          <w:numId w:val="25"/>
+        </w:numPr>
+      </w:pPr>
+      <w:r>
+        <w:t>Удаление лишнего кода</w:t>
+      </w:r>
+    </w:p>
+    <w:p>
+      <w:pPr>
+        <w:numPr>
+          <w:ilvl w:val="0"/>
+          <w:numId w:val="25"/>
+        </w:numPr>
+      </w:pPr>
+      <w:r>
+        <w:t>Проверка типизации TypeScript</w:t>
+      </w:r>
+    </w:p>
+    <w:p>
+      <w:pPr>
+        <w:numPr>
+          <w:ilvl w:val="0"/>
+          <w:numId w:val="25"/>
+        </w:numPr>
+      </w:pPr>
+      <w:r>
+        <w:t>Оптимизация структуры компонентов</w:t>
+      </w:r>
+    </w:p>
+    <w:p>
+      <w:pPr>
+        <w:rPr>
+          <w:b/>
+          <w:bCs/>
+        </w:rPr>
+      </w:pPr>
+      <w:r>
+        <w:rPr>
+          <w:b/>
+          <w:bCs/>
+        </w:rPr>
+        <w:lastRenderedPageBreak/>
+        <w:t>2 марта — День 15</w:t>
+      </w:r>
+    </w:p>
+    <w:p>
+      <w:r>
+        <w:rPr>
+          <w:b/>
+          <w:bCs/>
+        </w:rPr>
+        <w:t>Документация</w:t>
+      </w:r>
+    </w:p>
+    <w:p>
+      <w:pPr>
+        <w:numPr>
+          <w:ilvl w:val="0"/>
+          <w:numId w:val="26"/>
+        </w:numPr>
+      </w:pPr>
+      <w:r>
+        <w:t>Описание проекта (README.md)</w:t>
+      </w:r>
+    </w:p>
+    <w:p>
+      <w:pPr>
+        <w:numPr>
+          <w:ilvl w:val="0"/>
+          <w:numId w:val="26"/>
+        </w:numPr>
+      </w:pPr>
+      <w:r>
+        <w:t>Инструкция по запуску</w:t>
+      </w:r>
+    </w:p>
+    <w:p>
+      <w:pPr>
+        <w:numPr>
+          <w:ilvl w:val="0"/>
+          <w:numId w:val="26"/>
+        </w:numPr>
+      </w:pPr>
+      <w:r>
+        <w:t>Краткое описание функционала</w:t>
+      </w:r>
+    </w:p>
+    <w:p>
+      <w:pPr>
+        <w:rPr>
+          <w:b/>
+          <w:bCs/>
+        </w:rPr>
+      </w:pPr>
+      <w:r>
+        <w:rPr>
+          <w:b/>
+          <w:bCs/>
+        </w:rPr>
+        <w:t>3 марта — День 16</w:t>
+      </w:r>
+    </w:p>
+    <w:p>
+      <w:r>
+        <w:rPr>
+          <w:b/>
+          <w:bCs/>
+        </w:rPr>
+        <w:t>Финальное тестирование</w:t>
+      </w:r>
+    </w:p>
+    <w:p>
+      <w:pPr>
+        <w:numPr>
+          <w:ilvl w:val="0"/>
+          <w:numId w:val="27"/>
+        </w:numPr>
+      </w:pPr>
+      <w:r>
+        <w:t>Полная проверка проекта</w:t>
+      </w:r>
+    </w:p>
+    <w:p>
+      <w:pPr>
+        <w:numPr>
+          <w:ilvl w:val="0"/>
+          <w:numId w:val="27"/>
+        </w:numPr>
+      </w:pPr>
+      <w:r>
+        <w:t>Проверка всех требований ТЗ</w:t>
+      </w:r>
+    </w:p>
+    <w:p>
+      <w:pPr>
+        <w:numPr>
+          <w:ilvl w:val="0"/>
+          <w:numId w:val="27"/>
+        </w:numPr>
+      </w:pPr>
+      <w:r>
+        <w:t>Подготовка к защите</w:t>
+      </w:r>
+    </w:p>
+    <w:p>
+      <w:pPr>
+        <w:rPr>
+          <w:b/>
+          <w:bCs/>
+        </w:rPr>
+      </w:pPr>
+      <w:r>
+        <w:rPr>
+          <w:b/>
+          <w:bCs/>
+        </w:rPr>
+        <w:t>4 марта — День 17</w:t>
+      </w:r>
+    </w:p>
+    <w:p>
+      <w:r>
+        <w:rPr>
+          <w:b/>
+          <w:bCs/>
+        </w:rPr>
+        <w:t>Резервный день</w:t>
+      </w:r>
+    </w:p>
+    <w:p>
+      <w:pPr>
+        <w:numPr>
+          <w:ilvl w:val="0"/>
+          <w:numId w:val="28"/>
+        </w:numPr>
+      </w:pPr>
+      <w:r>
+        <w:t>Исправление найденных ошибок</w:t>
+      </w:r>
+    </w:p>
+    <w:p>
+      <w:pPr>
+        <w:numPr>
+          <w:ilvl w:val="0"/>
+          <w:numId w:val="28"/>
+        </w:numPr>
+      </w:pPr>
+      <w:r>
+        <w:t>Небольшие улучшения по желанию</w:t>
+      </w:r>
+    </w:p>
+    <w:p>
+      <w:pPr>
+        <w:numPr>
+          <w:ilvl w:val="0"/>
+          <w:numId w:val="28"/>
+        </w:numPr>
+      </w:pPr>
+      <w:r>
+        <w:t>Финальный коммит</w:t>
+      </w:r>
+    </w:p>
+    <w:p>
+      <w:pPr>
+        <w:rPr>
+          <w:lang w:val="ru-RU"/>
+        </w:rPr>
+      </w:pPr>
+      <w:r>
+        <w:t xml:space="preserve"> Коммит: final version before defense</w:t>
+      </w:r>
+    </w:p>
+    <w:p>
+      <w:pPr>
+        <w:rPr>
+          <w:b/>
+          <w:bCs/>
+        </w:rPr>
+      </w:pPr>
+      <w:r>
+        <w:rPr>
+          <w:b/>
+          <w:bCs/>
+        </w:rPr>
+        <w:t>5 марта — День 18</w:t>
+      </w:r>
+    </w:p>
+    <w:p>
+      <w:r>
+        <w:rPr>
+          <w:b/>
+          <w:bCs/>
+        </w:rPr>
+        <w:t>Сдача проекта</w:t>
+      </w:r>
+    </w:p>
+    <w:p>
+      <w:pPr>
+        <w:numPr>
+          <w:ilvl w:val="0"/>
+          <w:numId w:val="29"/>
+        </w:numPr>
+      </w:pPr>
+      <w:r>
+        <w:t>Проверка GitHub</w:t>
+      </w:r>
+    </w:p>
+    <w:p>
+      <w:pPr>
+        <w:numPr>
+          <w:ilvl w:val="0"/>
+          <w:numId w:val="29"/>
+        </w:numPr>
+      </w:pPr>
+      <w:r>
+        <w:t>Подготовка к устной защите</w:t>
+      </w:r>
+    </w:p>
+    <w:p>
+      <w:pPr>
+        <w:numPr>
+          <w:ilvl w:val="0"/>
+          <w:numId w:val="29"/>
+        </w:numPr>
+      </w:pPr>
+      <w:r>
+        <w:t>Повтор основных решений и архитектуры</w:t>
       </w:r>
     </w:p>
     <w:p>
@@ -2430,6 +2928,155 @@
 <file path=word/numbering.xml><?xml version="1.0" encoding="utf-8"?>
 <w:numbering xmlns:wpc="http://schemas.microsoft.com/office/word/2010/wordprocessingCanvas" xmlns:cx="http://schemas.microsoft.com/office/drawing/2014/chartex" xmlns:cx1="http://schemas.microsoft.com/office/drawing/2015/9/8/chartex" xmlns:cx2="http://schemas.microsoft.com/office/drawing/2015/10/21/chartex" xmlns:cx3="http://schemas.microsoft.com/office/drawing/2016/5/9/chartex" xmlns:cx4="http://schemas.microsoft.com/office/drawing/2016/5/10/chartex" xmlns:cx5="http://schemas.microsoft.com/office/drawing/2016/5/11/chartex" xmlns:cx6="http://schemas.microsoft.com/office/drawing/2016/5/12/chartex" xmlns:cx7="http://schemas.microsoft.com/office/drawing/2016/5/13/chartex" xmlns:cx8="http://schemas.microsoft.com/office/drawing/2016/5/14/chartex" xmlns:mc="http://schemas.openxmlformats.org/markup-compatibility/2006" xmlns:aink="http://schemas.microsoft.com/office/drawing/2016/ink" xmlns:am3d="http://schemas.microsoft.com/office/drawing/2017/model3d" xmlns:o="urn:schemas-microsoft-com:office:office" xmlns:oel="http://schemas.microsoft.com/office/2019/extlst" xmlns:r="http://schemas.openxmlformats.org/officeDocument/2006/relationships" xmlns:m="http://schemas.openxmlformats.org/officeDocument/2006/math" xmlns:v="urn:schemas-microsoft-com:vml" xmlns:wp14="http://schemas.microsoft.com/office/word/2010/wordprocessingDrawing" xmlns:wp="http://schemas.openxmlformats.org/drawingml/2006/wordprocessingDrawing" xmlns:w10="urn:schemas-microsoft-com:office:word" xmlns:w="http://schemas.openxmlformats.org/wordprocessingml/2006/main" xmlns:w14="http://schemas.microsoft.com/office/word/2010/wordml" xmlns:w15="http://schemas.microsoft.com/office/word/2012/wordml" xmlns:w16cex="http://schemas.microsoft.com/office/word/2018/wordml/cex" xmlns:w16cid="http://schemas.microsoft.com/office/word/2016/wordml/cid" xmlns:w16="http://schemas.microsoft.com/office/word/2018/wordml" xmlns:w16du="http://schemas.microsoft.com/office/word/2023/wordml/word16du" xmlns:w16sdtdh="http://schemas.microsoft.com/office/word/2020/wordml/sdtdatahash" xmlns:w16sdtfl="http://schemas.microsoft.com/office/word/2024/wordml/sdtformatlock" xmlns:w16se="http://schemas.microsoft.com/office/word/2015/wordml/symex" xmlns:wpg="http://schemas.microsoft.com/office/word/2010/wordprocessingGroup" xmlns:wpi="http://schemas.microsoft.com/office/word/2010/wordprocessingInk" xmlns:wne="http://schemas.microsoft.com/office/word/2006/wordml" xmlns:wps="http://schemas.microsoft.com/office/word/2010/wordprocessingShape" mc:Ignorable="w14 w15 w16se w16cid w16 w16cex w16sdtdh w16sdtfl w16du wp14">
   <w:abstractNum w:abstractNumId="0" w15:restartNumberingAfterBreak="0">
+    <w:nsid w:val="00EC7EC9"/>
+    <w:multiLevelType w:val="multilevel"/>
+    <w:tmpl w:val="8A9E386E"/>
+    <w:lvl w:ilvl="0">
+      <w:start w:val="1"/>
+      <w:numFmt w:val="bullet"/>
+      <w:lvlText w:val=""/>
+      <w:lvlJc w:val="left"/>
+      <w:pPr>
+        <w:tabs>
+          <w:tab w:val="num" w:pos="720"/>
+        </w:tabs>
+        <w:ind w:left="720" w:hanging="360"/>
+      </w:pPr>
+      <w:rPr>
+        <w:rFonts w:ascii="Symbol" w:hAnsi="Symbol" w:hint="default"/>
+        <w:sz w:val="20"/>
+      </w:rPr>
+    </w:lvl>
+    <w:lvl w:ilvl="1" w:tentative="1">
+      <w:start w:val="1"/>
+      <w:numFmt w:val="bullet"/>
+      <w:lvlText w:val="o"/>
+      <w:lvlJc w:val="left"/>
+      <w:pPr>
+        <w:tabs>
+          <w:tab w:val="num" w:pos="1440"/>
+        </w:tabs>
+        <w:ind w:left="1440" w:hanging="360"/>
+      </w:pPr>
+      <w:rPr>
+        <w:rFonts w:ascii="Courier New" w:hAnsi="Courier New" w:hint="default"/>
+        <w:sz w:val="20"/>
+      </w:rPr>
+    </w:lvl>
+    <w:lvl w:ilvl="2" w:tentative="1">
+      <w:start w:val="1"/>
+      <w:numFmt w:val="bullet"/>
+      <w:lvlText w:val=""/>
+      <w:lvlJc w:val="left"/>
+      <w:pPr>
+        <w:tabs>
+          <w:tab w:val="num" w:pos="2160"/>
+        </w:tabs>
+        <w:ind w:left="2160" w:hanging="360"/>
+      </w:pPr>
+      <w:rPr>
+        <w:rFonts w:ascii="Wingdings" w:hAnsi="Wingdings" w:hint="default"/>
+        <w:sz w:val="20"/>
+      </w:rPr>
+    </w:lvl>
+    <w:lvl w:ilvl="3" w:tentative="1">
+      <w:start w:val="1"/>
+      <w:numFmt w:val="bullet"/>
+      <w:lvlText w:val=""/>
+      <w:lvlJc w:val="left"/>
+      <w:pPr>
+        <w:tabs>
+          <w:tab w:val="num" w:pos="2880"/>
+        </w:tabs>
+        <w:ind w:left="2880" w:hanging="360"/>
+      </w:pPr>
+      <w:rPr>
+        <w:rFonts w:ascii="Wingdings" w:hAnsi="Wingdings" w:hint="default"/>
+        <w:sz w:val="20"/>
+      </w:rPr>
+    </w:lvl>
+    <w:lvl w:ilvl="4" w:tentative="1">
+      <w:start w:val="1"/>
+      <w:numFmt w:val="bullet"/>
+      <w:lvlText w:val=""/>
+      <w:lvlJc w:val="left"/>
+      <w:pPr>
+        <w:tabs>
+          <w:tab w:val="num" w:pos="3600"/>
+        </w:tabs>
+        <w:ind w:left="3600" w:hanging="360"/>
+      </w:pPr>
+      <w:rPr>
+        <w:rFonts w:ascii="Wingdings" w:hAnsi="Wingdings" w:hint="default"/>
+        <w:sz w:val="20"/>
+      </w:rPr>
+    </w:lvl>
+    <w:lvl w:ilvl="5" w:tentative="1">
+      <w:start w:val="1"/>
+      <w:numFmt w:val="bullet"/>
+      <w:lvlText w:val=""/>
+      <w:lvlJc w:val="left"/>
+      <w:pPr>
+        <w:tabs>
+          <w:tab w:val="num" w:pos="4320"/>
+        </w:tabs>
+        <w:ind w:left="4320" w:hanging="360"/>
+      </w:pPr>
+      <w:rPr>
+        <w:rFonts w:ascii="Wingdings" w:hAnsi="Wingdings" w:hint="default"/>
+        <w:sz w:val="20"/>
+      </w:rPr>
+    </w:lvl>
+    <w:lvl w:ilvl="6" w:tentative="1">
+      <w:start w:val="1"/>
+      <w:numFmt w:val="bullet"/>
+      <w:lvlText w:val=""/>
+      <w:lvlJc w:val="left"/>
+      <w:pPr>
+        <w:tabs>
+          <w:tab w:val="num" w:pos="5040"/>
+        </w:tabs>
+        <w:ind w:left="5040" w:hanging="360"/>
+      </w:pPr>
+      <w:rPr>
+        <w:rFonts w:ascii="Wingdings" w:hAnsi="Wingdings" w:hint="default"/>
+        <w:sz w:val="20"/>
+      </w:rPr>
+    </w:lvl>
+    <w:lvl w:ilvl="7" w:tentative="1">
+      <w:start w:val="1"/>
+      <w:numFmt w:val="bullet"/>
+      <w:lvlText w:val=""/>
+      <w:lvlJc w:val="left"/>
+      <w:pPr>
+        <w:tabs>
+          <w:tab w:val="num" w:pos="5760"/>
+        </w:tabs>
+        <w:ind w:left="5760" w:hanging="360"/>
+      </w:pPr>
+      <w:rPr>
+        <w:rFonts w:ascii="Wingdings" w:hAnsi="Wingdings" w:hint="default"/>
+        <w:sz w:val="20"/>
+      </w:rPr>
+    </w:lvl>
+    <w:lvl w:ilvl="8" w:tentative="1">
+      <w:start w:val="1"/>
+      <w:numFmt w:val="bullet"/>
+      <w:lvlText w:val=""/>
+      <w:lvlJc w:val="left"/>
+      <w:pPr>
+        <w:tabs>
+          <w:tab w:val="num" w:pos="6480"/>
+        </w:tabs>
+        <w:ind w:left="6480" w:hanging="360"/>
+      </w:pPr>
+      <w:rPr>
+        <w:rFonts w:ascii="Wingdings" w:hAnsi="Wingdings" w:hint="default"/>
+        <w:sz w:val="20"/>
+      </w:rPr>
+    </w:lvl>
+  </w:abstractNum>
+  <w:abstractNum w:abstractNumId="1" w15:restartNumberingAfterBreak="0">
     <w:nsid w:val="042D6873"/>
     <w:multiLevelType w:val="multilevel"/>
     <w:tmpl w:val="873A1D8A"/>
@@ -2578,7 +3225,305 @@
       </w:rPr>
     </w:lvl>
   </w:abstractNum>
-  <w:abstractNum w:abstractNumId="1" w15:restartNumberingAfterBreak="0">
+  <w:abstractNum w:abstractNumId="2" w15:restartNumberingAfterBreak="0">
+    <w:nsid w:val="0A657C77"/>
+    <w:multiLevelType w:val="multilevel"/>
+    <w:tmpl w:val="5220E6EA"/>
+    <w:lvl w:ilvl="0">
+      <w:start w:val="1"/>
+      <w:numFmt w:val="bullet"/>
+      <w:lvlText w:val=""/>
+      <w:lvlJc w:val="left"/>
+      <w:pPr>
+        <w:tabs>
+          <w:tab w:val="num" w:pos="720"/>
+        </w:tabs>
+        <w:ind w:left="720" w:hanging="360"/>
+      </w:pPr>
+      <w:rPr>
+        <w:rFonts w:ascii="Symbol" w:hAnsi="Symbol" w:hint="default"/>
+        <w:sz w:val="20"/>
+      </w:rPr>
+    </w:lvl>
+    <w:lvl w:ilvl="1" w:tentative="1">
+      <w:start w:val="1"/>
+      <w:numFmt w:val="bullet"/>
+      <w:lvlText w:val="o"/>
+      <w:lvlJc w:val="left"/>
+      <w:pPr>
+        <w:tabs>
+          <w:tab w:val="num" w:pos="1440"/>
+        </w:tabs>
+        <w:ind w:left="1440" w:hanging="360"/>
+      </w:pPr>
+      <w:rPr>
+        <w:rFonts w:ascii="Courier New" w:hAnsi="Courier New" w:hint="default"/>
+        <w:sz w:val="20"/>
+      </w:rPr>
+    </w:lvl>
+    <w:lvl w:ilvl="2" w:tentative="1">
+      <w:start w:val="1"/>
+      <w:numFmt w:val="bullet"/>
+      <w:lvlText w:val=""/>
+      <w:lvlJc w:val="left"/>
+      <w:pPr>
+        <w:tabs>
+          <w:tab w:val="num" w:pos="2160"/>
+        </w:tabs>
+        <w:ind w:left="2160" w:hanging="360"/>
+      </w:pPr>
+      <w:rPr>
+        <w:rFonts w:ascii="Wingdings" w:hAnsi="Wingdings" w:hint="default"/>
+        <w:sz w:val="20"/>
+      </w:rPr>
+    </w:lvl>
+    <w:lvl w:ilvl="3" w:tentative="1">
+      <w:start w:val="1"/>
+      <w:numFmt w:val="bullet"/>
+      <w:lvlText w:val=""/>
+      <w:lvlJc w:val="left"/>
+      <w:pPr>
+        <w:tabs>
+          <w:tab w:val="num" w:pos="2880"/>
+        </w:tabs>
+        <w:ind w:left="2880" w:hanging="360"/>
+      </w:pPr>
+      <w:rPr>
+        <w:rFonts w:ascii="Wingdings" w:hAnsi="Wingdings" w:hint="default"/>
+        <w:sz w:val="20"/>
+      </w:rPr>
+    </w:lvl>
+    <w:lvl w:ilvl="4" w:tentative="1">
+      <w:start w:val="1"/>
+      <w:numFmt w:val="bullet"/>
+      <w:lvlText w:val=""/>
+      <w:lvlJc w:val="left"/>
+      <w:pPr>
+        <w:tabs>
+          <w:tab w:val="num" w:pos="3600"/>
+        </w:tabs>
+        <w:ind w:left="3600" w:hanging="360"/>
+      </w:pPr>
+      <w:rPr>
+        <w:rFonts w:ascii="Wingdings" w:hAnsi="Wingdings" w:hint="default"/>
+        <w:sz w:val="20"/>
+      </w:rPr>
+    </w:lvl>
+    <w:lvl w:ilvl="5" w:tentative="1">
+      <w:start w:val="1"/>
+      <w:numFmt w:val="bullet"/>
+      <w:lvlText w:val=""/>
+      <w:lvlJc w:val="left"/>
+      <w:pPr>
+        <w:tabs>
+          <w:tab w:val="num" w:pos="4320"/>
+        </w:tabs>
+        <w:ind w:left="4320" w:hanging="360"/>
+      </w:pPr>
+      <w:rPr>
+        <w:rFonts w:ascii="Wingdings" w:hAnsi="Wingdings" w:hint="default"/>
+        <w:sz w:val="20"/>
+      </w:rPr>
+    </w:lvl>
+    <w:lvl w:ilvl="6" w:tentative="1">
+      <w:start w:val="1"/>
+      <w:numFmt w:val="bullet"/>
+      <w:lvlText w:val=""/>
+      <w:lvlJc w:val="left"/>
+      <w:pPr>
+        <w:tabs>
+          <w:tab w:val="num" w:pos="5040"/>
+        </w:tabs>
+        <w:ind w:left="5040" w:hanging="360"/>
+      </w:pPr>
+      <w:rPr>
+        <w:rFonts w:ascii="Wingdings" w:hAnsi="Wingdings" w:hint="default"/>
+        <w:sz w:val="20"/>
+      </w:rPr>
+    </w:lvl>
+    <w:lvl w:ilvl="7" w:tentative="1">
+      <w:start w:val="1"/>
+      <w:numFmt w:val="bullet"/>
+      <w:lvlText w:val=""/>
+      <w:lvlJc w:val="left"/>
+      <w:pPr>
+        <w:tabs>
+          <w:tab w:val="num" w:pos="5760"/>
+        </w:tabs>
+        <w:ind w:left="5760" w:hanging="360"/>
+      </w:pPr>
+      <w:rPr>
+        <w:rFonts w:ascii="Wingdings" w:hAnsi="Wingdings" w:hint="default"/>
+        <w:sz w:val="20"/>
+      </w:rPr>
+    </w:lvl>
+    <w:lvl w:ilvl="8" w:tentative="1">
+      <w:start w:val="1"/>
+      <w:numFmt w:val="bullet"/>
+      <w:lvlText w:val=""/>
+      <w:lvlJc w:val="left"/>
+      <w:pPr>
+        <w:tabs>
+          <w:tab w:val="num" w:pos="6480"/>
+        </w:tabs>
+        <w:ind w:left="6480" w:hanging="360"/>
+      </w:pPr>
+      <w:rPr>
+        <w:rFonts w:ascii="Wingdings" w:hAnsi="Wingdings" w:hint="default"/>
+        <w:sz w:val="20"/>
+      </w:rPr>
+    </w:lvl>
+  </w:abstractNum>
+  <w:abstractNum w:abstractNumId="3" w15:restartNumberingAfterBreak="0">
+    <w:nsid w:val="0BC94FAA"/>
+    <w:multiLevelType w:val="multilevel"/>
+    <w:tmpl w:val="D146252A"/>
+    <w:lvl w:ilvl="0">
+      <w:start w:val="1"/>
+      <w:numFmt w:val="bullet"/>
+      <w:lvlText w:val=""/>
+      <w:lvlJc w:val="left"/>
+      <w:pPr>
+        <w:tabs>
+          <w:tab w:val="num" w:pos="720"/>
+        </w:tabs>
+        <w:ind w:left="720" w:hanging="360"/>
+      </w:pPr>
+      <w:rPr>
+        <w:rFonts w:ascii="Symbol" w:hAnsi="Symbol" w:hint="default"/>
+        <w:sz w:val="20"/>
+      </w:rPr>
+    </w:lvl>
+    <w:lvl w:ilvl="1" w:tentative="1">
+      <w:start w:val="1"/>
+      <w:numFmt w:val="bullet"/>
+      <w:lvlText w:val="o"/>
+      <w:lvlJc w:val="left"/>
+      <w:pPr>
+        <w:tabs>
+          <w:tab w:val="num" w:pos="1440"/>
+        </w:tabs>
+        <w:ind w:left="1440" w:hanging="360"/>
+      </w:pPr>
+      <w:rPr>
+        <w:rFonts w:ascii="Courier New" w:hAnsi="Courier New" w:hint="default"/>
+        <w:sz w:val="20"/>
+      </w:rPr>
+    </w:lvl>
+    <w:lvl w:ilvl="2" w:tentative="1">
+      <w:start w:val="1"/>
+      <w:numFmt w:val="bullet"/>
+      <w:lvlText w:val=""/>
+      <w:lvlJc w:val="left"/>
+      <w:pPr>
+        <w:tabs>
+          <w:tab w:val="num" w:pos="2160"/>
+        </w:tabs>
+        <w:ind w:left="2160" w:hanging="360"/>
+      </w:pPr>
+      <w:rPr>
+        <w:rFonts w:ascii="Wingdings" w:hAnsi="Wingdings" w:hint="default"/>
+        <w:sz w:val="20"/>
+      </w:rPr>
+    </w:lvl>
+    <w:lvl w:ilvl="3" w:tentative="1">
+      <w:start w:val="1"/>
+      <w:numFmt w:val="bullet"/>
+      <w:lvlText w:val=""/>
+      <w:lvlJc w:val="left"/>
+      <w:pPr>
+        <w:tabs>
+          <w:tab w:val="num" w:pos="2880"/>
+        </w:tabs>
+        <w:ind w:left="2880" w:hanging="360"/>
+      </w:pPr>
+      <w:rPr>
+        <w:rFonts w:ascii="Wingdings" w:hAnsi="Wingdings" w:hint="default"/>
+        <w:sz w:val="20"/>
+      </w:rPr>
+    </w:lvl>
+    <w:lvl w:ilvl="4" w:tentative="1">
+      <w:start w:val="1"/>
+      <w:numFmt w:val="bullet"/>
+      <w:lvlText w:val=""/>
+      <w:lvlJc w:val="left"/>
+      <w:pPr>
+        <w:tabs>
+          <w:tab w:val="num" w:pos="3600"/>
+        </w:tabs>
+        <w:ind w:left="3600" w:hanging="360"/>
+      </w:pPr>
+      <w:rPr>
+        <w:rFonts w:ascii="Wingdings" w:hAnsi="Wingdings" w:hint="default"/>
+        <w:sz w:val="20"/>
+      </w:rPr>
+    </w:lvl>
+    <w:lvl w:ilvl="5" w:tentative="1">
+      <w:start w:val="1"/>
+      <w:numFmt w:val="bullet"/>
+      <w:lvlText w:val=""/>
+      <w:lvlJc w:val="left"/>
+      <w:pPr>
+        <w:tabs>
+          <w:tab w:val="num" w:pos="4320"/>
+        </w:tabs>
+        <w:ind w:left="4320" w:hanging="360"/>
+      </w:pPr>
+      <w:rPr>
+        <w:rFonts w:ascii="Wingdings" w:hAnsi="Wingdings" w:hint="default"/>
+        <w:sz w:val="20"/>
+      </w:rPr>
+    </w:lvl>
+    <w:lvl w:ilvl="6" w:tentative="1">
+      <w:start w:val="1"/>
+      <w:numFmt w:val="bullet"/>
+      <w:lvlText w:val=""/>
+      <w:lvlJc w:val="left"/>
+      <w:pPr>
+        <w:tabs>
+          <w:tab w:val="num" w:pos="5040"/>
+        </w:tabs>
+        <w:ind w:left="5040" w:hanging="360"/>
+      </w:pPr>
+      <w:rPr>
+        <w:rFonts w:ascii="Wingdings" w:hAnsi="Wingdings" w:hint="default"/>
+        <w:sz w:val="20"/>
+      </w:rPr>
+    </w:lvl>
+    <w:lvl w:ilvl="7" w:tentative="1">
+      <w:start w:val="1"/>
+      <w:numFmt w:val="bullet"/>
+      <w:lvlText w:val=""/>
+      <w:lvlJc w:val="left"/>
+      <w:pPr>
+        <w:tabs>
+          <w:tab w:val="num" w:pos="5760"/>
+        </w:tabs>
+        <w:ind w:left="5760" w:hanging="360"/>
+      </w:pPr>
+      <w:rPr>
+        <w:rFonts w:ascii="Wingdings" w:hAnsi="Wingdings" w:hint="default"/>
+        <w:sz w:val="20"/>
+      </w:rPr>
+    </w:lvl>
+    <w:lvl w:ilvl="8" w:tentative="1">
+      <w:start w:val="1"/>
+      <w:numFmt w:val="bullet"/>
+      <w:lvlText w:val=""/>
+      <w:lvlJc w:val="left"/>
+      <w:pPr>
+        <w:tabs>
+          <w:tab w:val="num" w:pos="6480"/>
+        </w:tabs>
+        <w:ind w:left="6480" w:hanging="360"/>
+      </w:pPr>
+      <w:rPr>
+        <w:rFonts w:ascii="Wingdings" w:hAnsi="Wingdings" w:hint="default"/>
+        <w:sz w:val="20"/>
+      </w:rPr>
+    </w:lvl>
+  </w:abstractNum>
+  <w:abstractNum w:abstractNumId="4" w15:restartNumberingAfterBreak="0">
     <w:nsid w:val="19B32727"/>
     <w:multiLevelType w:val="multilevel"/>
     <w:tmpl w:val="8C0C4858"/>
@@ -2727,7 +3672,603 @@
       </w:rPr>
     </w:lvl>
   </w:abstractNum>
-  <w:abstractNum w:abstractNumId="2" w15:restartNumberingAfterBreak="0">
+  <w:abstractNum w:abstractNumId="5" w15:restartNumberingAfterBreak="0">
+    <w:nsid w:val="1BCA42D8"/>
+    <w:multiLevelType w:val="multilevel"/>
+    <w:tmpl w:val="11C2B36A"/>
+    <w:lvl w:ilvl="0">
+      <w:start w:val="1"/>
+      <w:numFmt w:val="bullet"/>
+      <w:lvlText w:val=""/>
+      <w:lvlJc w:val="left"/>
+      <w:pPr>
+        <w:tabs>
+          <w:tab w:val="num" w:pos="720"/>
+        </w:tabs>
+        <w:ind w:left="720" w:hanging="360"/>
+      </w:pPr>
+      <w:rPr>
+        <w:rFonts w:ascii="Symbol" w:hAnsi="Symbol" w:hint="default"/>
+        <w:sz w:val="20"/>
+      </w:rPr>
+    </w:lvl>
+    <w:lvl w:ilvl="1" w:tentative="1">
+      <w:start w:val="1"/>
+      <w:numFmt w:val="bullet"/>
+      <w:lvlText w:val="o"/>
+      <w:lvlJc w:val="left"/>
+      <w:pPr>
+        <w:tabs>
+          <w:tab w:val="num" w:pos="1440"/>
+        </w:tabs>
+        <w:ind w:left="1440" w:hanging="360"/>
+      </w:pPr>
+      <w:rPr>
+        <w:rFonts w:ascii="Courier New" w:hAnsi="Courier New" w:hint="default"/>
+        <w:sz w:val="20"/>
+      </w:rPr>
+    </w:lvl>
+    <w:lvl w:ilvl="2" w:tentative="1">
+      <w:start w:val="1"/>
+      <w:numFmt w:val="bullet"/>
+      <w:lvlText w:val=""/>
+      <w:lvlJc w:val="left"/>
+      <w:pPr>
+        <w:tabs>
+          <w:tab w:val="num" w:pos="2160"/>
+        </w:tabs>
+        <w:ind w:left="2160" w:hanging="360"/>
+      </w:pPr>
+      <w:rPr>
+        <w:rFonts w:ascii="Wingdings" w:hAnsi="Wingdings" w:hint="default"/>
+        <w:sz w:val="20"/>
+      </w:rPr>
+    </w:lvl>
+    <w:lvl w:ilvl="3" w:tentative="1">
+      <w:start w:val="1"/>
+      <w:numFmt w:val="bullet"/>
+      <w:lvlText w:val=""/>
+      <w:lvlJc w:val="left"/>
+      <w:pPr>
+        <w:tabs>
+          <w:tab w:val="num" w:pos="2880"/>
+        </w:tabs>
+        <w:ind w:left="2880" w:hanging="360"/>
+      </w:pPr>
+      <w:rPr>
+        <w:rFonts w:ascii="Wingdings" w:hAnsi="Wingdings" w:hint="default"/>
+        <w:sz w:val="20"/>
+      </w:rPr>
+    </w:lvl>
+    <w:lvl w:ilvl="4" w:tentative="1">
+      <w:start w:val="1"/>
+      <w:numFmt w:val="bullet"/>
+      <w:lvlText w:val=""/>
+      <w:lvlJc w:val="left"/>
+      <w:pPr>
+        <w:tabs>
+          <w:tab w:val="num" w:pos="3600"/>
+        </w:tabs>
+        <w:ind w:left="3600" w:hanging="360"/>
+      </w:pPr>
+      <w:rPr>
+        <w:rFonts w:ascii="Wingdings" w:hAnsi="Wingdings" w:hint="default"/>
+        <w:sz w:val="20"/>
+      </w:rPr>
+    </w:lvl>
+    <w:lvl w:ilvl="5" w:tentative="1">
+      <w:start w:val="1"/>
+      <w:numFmt w:val="bullet"/>
+      <w:lvlText w:val=""/>
+      <w:lvlJc w:val="left"/>
+      <w:pPr>
+        <w:tabs>
+          <w:tab w:val="num" w:pos="4320"/>
+        </w:tabs>
+        <w:ind w:left="4320" w:hanging="360"/>
+      </w:pPr>
+      <w:rPr>
+        <w:rFonts w:ascii="Wingdings" w:hAnsi="Wingdings" w:hint="default"/>
+        <w:sz w:val="20"/>
+      </w:rPr>
+    </w:lvl>
+    <w:lvl w:ilvl="6" w:tentative="1">
+      <w:start w:val="1"/>
+      <w:numFmt w:val="bullet"/>
+      <w:lvlText w:val=""/>
+      <w:lvlJc w:val="left"/>
+      <w:pPr>
+        <w:tabs>
+          <w:tab w:val="num" w:pos="5040"/>
+        </w:tabs>
+        <w:ind w:left="5040" w:hanging="360"/>
+      </w:pPr>
+      <w:rPr>
+        <w:rFonts w:ascii="Wingdings" w:hAnsi="Wingdings" w:hint="default"/>
+        <w:sz w:val="20"/>
+      </w:rPr>
+    </w:lvl>
+    <w:lvl w:ilvl="7" w:tentative="1">
+      <w:start w:val="1"/>
+      <w:numFmt w:val="bullet"/>
+      <w:lvlText w:val=""/>
+      <w:lvlJc w:val="left"/>
+      <w:pPr>
+        <w:tabs>
+          <w:tab w:val="num" w:pos="5760"/>
+        </w:tabs>
+        <w:ind w:left="5760" w:hanging="360"/>
+      </w:pPr>
+      <w:rPr>
+        <w:rFonts w:ascii="Wingdings" w:hAnsi="Wingdings" w:hint="default"/>
+        <w:sz w:val="20"/>
+      </w:rPr>
+    </w:lvl>
+    <w:lvl w:ilvl="8" w:tentative="1">
+      <w:start w:val="1"/>
+      <w:numFmt w:val="bullet"/>
+      <w:lvlText w:val=""/>
+      <w:lvlJc w:val="left"/>
+      <w:pPr>
+        <w:tabs>
+          <w:tab w:val="num" w:pos="6480"/>
+        </w:tabs>
+        <w:ind w:left="6480" w:hanging="360"/>
+      </w:pPr>
+      <w:rPr>
+        <w:rFonts w:ascii="Wingdings" w:hAnsi="Wingdings" w:hint="default"/>
+        <w:sz w:val="20"/>
+      </w:rPr>
+    </w:lvl>
+  </w:abstractNum>
+  <w:abstractNum w:abstractNumId="6" w15:restartNumberingAfterBreak="0">
+    <w:nsid w:val="1C82709F"/>
+    <w:multiLevelType w:val="multilevel"/>
+    <w:tmpl w:val="815AD35E"/>
+    <w:lvl w:ilvl="0">
+      <w:start w:val="1"/>
+      <w:numFmt w:val="bullet"/>
+      <w:lvlText w:val=""/>
+      <w:lvlJc w:val="left"/>
+      <w:pPr>
+        <w:tabs>
+          <w:tab w:val="num" w:pos="720"/>
+        </w:tabs>
+        <w:ind w:left="720" w:hanging="360"/>
+      </w:pPr>
+      <w:rPr>
+        <w:rFonts w:ascii="Symbol" w:hAnsi="Symbol" w:hint="default"/>
+        <w:sz w:val="20"/>
+      </w:rPr>
+    </w:lvl>
+    <w:lvl w:ilvl="1" w:tentative="1">
+      <w:start w:val="1"/>
+      <w:numFmt w:val="bullet"/>
+      <w:lvlText w:val="o"/>
+      <w:lvlJc w:val="left"/>
+      <w:pPr>
+        <w:tabs>
+          <w:tab w:val="num" w:pos="1440"/>
+        </w:tabs>
+        <w:ind w:left="1440" w:hanging="360"/>
+      </w:pPr>
+      <w:rPr>
+        <w:rFonts w:ascii="Courier New" w:hAnsi="Courier New" w:hint="default"/>
+        <w:sz w:val="20"/>
+      </w:rPr>
+    </w:lvl>
+    <w:lvl w:ilvl="2" w:tentative="1">
+      <w:start w:val="1"/>
+      <w:numFmt w:val="bullet"/>
+      <w:lvlText w:val=""/>
+      <w:lvlJc w:val="left"/>
+      <w:pPr>
+        <w:tabs>
+          <w:tab w:val="num" w:pos="2160"/>
+        </w:tabs>
+        <w:ind w:left="2160" w:hanging="360"/>
+      </w:pPr>
+      <w:rPr>
+        <w:rFonts w:ascii="Wingdings" w:hAnsi="Wingdings" w:hint="default"/>
+        <w:sz w:val="20"/>
+      </w:rPr>
+    </w:lvl>
+    <w:lvl w:ilvl="3" w:tentative="1">
+      <w:start w:val="1"/>
+      <w:numFmt w:val="bullet"/>
+      <w:lvlText w:val=""/>
+      <w:lvlJc w:val="left"/>
+      <w:pPr>
+        <w:tabs>
+          <w:tab w:val="num" w:pos="2880"/>
+        </w:tabs>
+        <w:ind w:left="2880" w:hanging="360"/>
+      </w:pPr>
+      <w:rPr>
+        <w:rFonts w:ascii="Wingdings" w:hAnsi="Wingdings" w:hint="default"/>
+        <w:sz w:val="20"/>
+      </w:rPr>
+    </w:lvl>
+    <w:lvl w:ilvl="4" w:tentative="1">
+      <w:start w:val="1"/>
+      <w:numFmt w:val="bullet"/>
+      <w:lvlText w:val=""/>
+      <w:lvlJc w:val="left"/>
+      <w:pPr>
+        <w:tabs>
+          <w:tab w:val="num" w:pos="3600"/>
+        </w:tabs>
+        <w:ind w:left="3600" w:hanging="360"/>
+      </w:pPr>
+      <w:rPr>
+        <w:rFonts w:ascii="Wingdings" w:hAnsi="Wingdings" w:hint="default"/>
+        <w:sz w:val="20"/>
+      </w:rPr>
+    </w:lvl>
+    <w:lvl w:ilvl="5" w:tentative="1">
+      <w:start w:val="1"/>
+      <w:numFmt w:val="bullet"/>
+      <w:lvlText w:val=""/>
+      <w:lvlJc w:val="left"/>
+      <w:pPr>
+        <w:tabs>
+          <w:tab w:val="num" w:pos="4320"/>
+        </w:tabs>
+        <w:ind w:left="4320" w:hanging="360"/>
+      </w:pPr>
+      <w:rPr>
+        <w:rFonts w:ascii="Wingdings" w:hAnsi="Wingdings" w:hint="default"/>
+        <w:sz w:val="20"/>
+      </w:rPr>
+    </w:lvl>
+    <w:lvl w:ilvl="6" w:tentative="1">
+      <w:start w:val="1"/>
+      <w:numFmt w:val="bullet"/>
+      <w:lvlText w:val=""/>
+      <w:lvlJc w:val="left"/>
+      <w:pPr>
+        <w:tabs>
+          <w:tab w:val="num" w:pos="5040"/>
+        </w:tabs>
+        <w:ind w:left="5040" w:hanging="360"/>
+      </w:pPr>
+      <w:rPr>
+        <w:rFonts w:ascii="Wingdings" w:hAnsi="Wingdings" w:hint="default"/>
+        <w:sz w:val="20"/>
+      </w:rPr>
+    </w:lvl>
+    <w:lvl w:ilvl="7" w:tentative="1">
+      <w:start w:val="1"/>
+      <w:numFmt w:val="bullet"/>
+      <w:lvlText w:val=""/>
+      <w:lvlJc w:val="left"/>
+      <w:pPr>
+        <w:tabs>
+          <w:tab w:val="num" w:pos="5760"/>
+        </w:tabs>
+        <w:ind w:left="5760" w:hanging="360"/>
+      </w:pPr>
+      <w:rPr>
+        <w:rFonts w:ascii="Wingdings" w:hAnsi="Wingdings" w:hint="default"/>
+        <w:sz w:val="20"/>
+      </w:rPr>
+    </w:lvl>
+    <w:lvl w:ilvl="8" w:tentative="1">
+      <w:start w:val="1"/>
+      <w:numFmt w:val="bullet"/>
+      <w:lvlText w:val=""/>
+      <w:lvlJc w:val="left"/>
+      <w:pPr>
+        <w:tabs>
+          <w:tab w:val="num" w:pos="6480"/>
+        </w:tabs>
+        <w:ind w:left="6480" w:hanging="360"/>
+      </w:pPr>
+      <w:rPr>
+        <w:rFonts w:ascii="Wingdings" w:hAnsi="Wingdings" w:hint="default"/>
+        <w:sz w:val="20"/>
+      </w:rPr>
+    </w:lvl>
+  </w:abstractNum>
+  <w:abstractNum w:abstractNumId="7" w15:restartNumberingAfterBreak="0">
+    <w:nsid w:val="287E13FE"/>
+    <w:multiLevelType w:val="multilevel"/>
+    <w:tmpl w:val="3722A238"/>
+    <w:lvl w:ilvl="0">
+      <w:start w:val="1"/>
+      <w:numFmt w:val="bullet"/>
+      <w:lvlText w:val=""/>
+      <w:lvlJc w:val="left"/>
+      <w:pPr>
+        <w:tabs>
+          <w:tab w:val="num" w:pos="720"/>
+        </w:tabs>
+        <w:ind w:left="720" w:hanging="360"/>
+      </w:pPr>
+      <w:rPr>
+        <w:rFonts w:ascii="Symbol" w:hAnsi="Symbol" w:hint="default"/>
+        <w:sz w:val="20"/>
+      </w:rPr>
+    </w:lvl>
+    <w:lvl w:ilvl="1" w:tentative="1">
+      <w:start w:val="1"/>
+      <w:numFmt w:val="bullet"/>
+      <w:lvlText w:val="o"/>
+      <w:lvlJc w:val="left"/>
+      <w:pPr>
+        <w:tabs>
+          <w:tab w:val="num" w:pos="1440"/>
+        </w:tabs>
+        <w:ind w:left="1440" w:hanging="360"/>
+      </w:pPr>
+      <w:rPr>
+        <w:rFonts w:ascii="Courier New" w:hAnsi="Courier New" w:hint="default"/>
+        <w:sz w:val="20"/>
+      </w:rPr>
+    </w:lvl>
+    <w:lvl w:ilvl="2" w:tentative="1">
+      <w:start w:val="1"/>
+      <w:numFmt w:val="bullet"/>
+      <w:lvlText w:val=""/>
+      <w:lvlJc w:val="left"/>
+      <w:pPr>
+        <w:tabs>
+          <w:tab w:val="num" w:pos="2160"/>
+        </w:tabs>
+        <w:ind w:left="2160" w:hanging="360"/>
+      </w:pPr>
+      <w:rPr>
+        <w:rFonts w:ascii="Wingdings" w:hAnsi="Wingdings" w:hint="default"/>
+        <w:sz w:val="20"/>
+      </w:rPr>
+    </w:lvl>
+    <w:lvl w:ilvl="3" w:tentative="1">
+      <w:start w:val="1"/>
+      <w:numFmt w:val="bullet"/>
+      <w:lvlText w:val=""/>
+      <w:lvlJc w:val="left"/>
+      <w:pPr>
+        <w:tabs>
+          <w:tab w:val="num" w:pos="2880"/>
+        </w:tabs>
+        <w:ind w:left="2880" w:hanging="360"/>
+      </w:pPr>
+      <w:rPr>
+        <w:rFonts w:ascii="Wingdings" w:hAnsi="Wingdings" w:hint="default"/>
+        <w:sz w:val="20"/>
+      </w:rPr>
+    </w:lvl>
+    <w:lvl w:ilvl="4" w:tentative="1">
+      <w:start w:val="1"/>
+      <w:numFmt w:val="bullet"/>
+      <w:lvlText w:val=""/>
+      <w:lvlJc w:val="left"/>
+      <w:pPr>
+        <w:tabs>
+          <w:tab w:val="num" w:pos="3600"/>
+        </w:tabs>
+        <w:ind w:left="3600" w:hanging="360"/>
+      </w:pPr>
+      <w:rPr>
+        <w:rFonts w:ascii="Wingdings" w:hAnsi="Wingdings" w:hint="default"/>
+        <w:sz w:val="20"/>
+      </w:rPr>
+    </w:lvl>
+    <w:lvl w:ilvl="5" w:tentative="1">
+      <w:start w:val="1"/>
+      <w:numFmt w:val="bullet"/>
+      <w:lvlText w:val=""/>
+      <w:lvlJc w:val="left"/>
+      <w:pPr>
+        <w:tabs>
+          <w:tab w:val="num" w:pos="4320"/>
+        </w:tabs>
+        <w:ind w:left="4320" w:hanging="360"/>
+      </w:pPr>
+      <w:rPr>
+        <w:rFonts w:ascii="Wingdings" w:hAnsi="Wingdings" w:hint="default"/>
+        <w:sz w:val="20"/>
+      </w:rPr>
+    </w:lvl>
+    <w:lvl w:ilvl="6" w:tentative="1">
+      <w:start w:val="1"/>
+      <w:numFmt w:val="bullet"/>
+      <w:lvlText w:val=""/>
+      <w:lvlJc w:val="left"/>
+      <w:pPr>
+        <w:tabs>
+          <w:tab w:val="num" w:pos="5040"/>
+        </w:tabs>
+        <w:ind w:left="5040" w:hanging="360"/>
+      </w:pPr>
+      <w:rPr>
+        <w:rFonts w:ascii="Wingdings" w:hAnsi="Wingdings" w:hint="default"/>
+        <w:sz w:val="20"/>
+      </w:rPr>
+    </w:lvl>
+    <w:lvl w:ilvl="7" w:tentative="1">
+      <w:start w:val="1"/>
+      <w:numFmt w:val="bullet"/>
+      <w:lvlText w:val=""/>
+      <w:lvlJc w:val="left"/>
+      <w:pPr>
+        <w:tabs>
+          <w:tab w:val="num" w:pos="5760"/>
+        </w:tabs>
+        <w:ind w:left="5760" w:hanging="360"/>
+      </w:pPr>
+      <w:rPr>
+        <w:rFonts w:ascii="Wingdings" w:hAnsi="Wingdings" w:hint="default"/>
+        <w:sz w:val="20"/>
+      </w:rPr>
+    </w:lvl>
+    <w:lvl w:ilvl="8" w:tentative="1">
+      <w:start w:val="1"/>
+      <w:numFmt w:val="bullet"/>
+      <w:lvlText w:val=""/>
+      <w:lvlJc w:val="left"/>
+      <w:pPr>
+        <w:tabs>
+          <w:tab w:val="num" w:pos="6480"/>
+        </w:tabs>
+        <w:ind w:left="6480" w:hanging="360"/>
+      </w:pPr>
+      <w:rPr>
+        <w:rFonts w:ascii="Wingdings" w:hAnsi="Wingdings" w:hint="default"/>
+        <w:sz w:val="20"/>
+      </w:rPr>
+    </w:lvl>
+  </w:abstractNum>
+  <w:abstractNum w:abstractNumId="8" w15:restartNumberingAfterBreak="0">
+    <w:nsid w:val="2A054A63"/>
+    <w:multiLevelType w:val="multilevel"/>
+    <w:tmpl w:val="139CCA70"/>
+    <w:lvl w:ilvl="0">
+      <w:start w:val="1"/>
+      <w:numFmt w:val="bullet"/>
+      <w:lvlText w:val=""/>
+      <w:lvlJc w:val="left"/>
+      <w:pPr>
+        <w:tabs>
+          <w:tab w:val="num" w:pos="720"/>
+        </w:tabs>
+        <w:ind w:left="720" w:hanging="360"/>
+      </w:pPr>
+      <w:rPr>
+        <w:rFonts w:ascii="Symbol" w:hAnsi="Symbol" w:hint="default"/>
+        <w:sz w:val="20"/>
+      </w:rPr>
+    </w:lvl>
+    <w:lvl w:ilvl="1" w:tentative="1">
+      <w:start w:val="1"/>
+      <w:numFmt w:val="bullet"/>
+      <w:lvlText w:val="o"/>
+      <w:lvlJc w:val="left"/>
+      <w:pPr>
+        <w:tabs>
+          <w:tab w:val="num" w:pos="1440"/>
+        </w:tabs>
+        <w:ind w:left="1440" w:hanging="360"/>
+      </w:pPr>
+      <w:rPr>
+        <w:rFonts w:ascii="Courier New" w:hAnsi="Courier New" w:hint="default"/>
+        <w:sz w:val="20"/>
+      </w:rPr>
+    </w:lvl>
+    <w:lvl w:ilvl="2" w:tentative="1">
+      <w:start w:val="1"/>
+      <w:numFmt w:val="bullet"/>
+      <w:lvlText w:val=""/>
+      <w:lvlJc w:val="left"/>
+      <w:pPr>
+        <w:tabs>
+          <w:tab w:val="num" w:pos="2160"/>
+        </w:tabs>
+        <w:ind w:left="2160" w:hanging="360"/>
+      </w:pPr>
+      <w:rPr>
+        <w:rFonts w:ascii="Wingdings" w:hAnsi="Wingdings" w:hint="default"/>
+        <w:sz w:val="20"/>
+      </w:rPr>
+    </w:lvl>
+    <w:lvl w:ilvl="3" w:tentative="1">
+      <w:start w:val="1"/>
+      <w:numFmt w:val="bullet"/>
+      <w:lvlText w:val=""/>
+      <w:lvlJc w:val="left"/>
+      <w:pPr>
+        <w:tabs>
+          <w:tab w:val="num" w:pos="2880"/>
+        </w:tabs>
+        <w:ind w:left="2880" w:hanging="360"/>
+      </w:pPr>
+      <w:rPr>
+        <w:rFonts w:ascii="Wingdings" w:hAnsi="Wingdings" w:hint="default"/>
+        <w:sz w:val="20"/>
+      </w:rPr>
+    </w:lvl>
+    <w:lvl w:ilvl="4" w:tentative="1">
+      <w:start w:val="1"/>
+      <w:numFmt w:val="bullet"/>
+      <w:lvlText w:val=""/>
+      <w:lvlJc w:val="left"/>
+      <w:pPr>
+        <w:tabs>
+          <w:tab w:val="num" w:pos="3600"/>
+        </w:tabs>
+        <w:ind w:left="3600" w:hanging="360"/>
+      </w:pPr>
+      <w:rPr>
+        <w:rFonts w:ascii="Wingdings" w:hAnsi="Wingdings" w:hint="default"/>
+        <w:sz w:val="20"/>
+      </w:rPr>
+    </w:lvl>
+    <w:lvl w:ilvl="5" w:tentative="1">
+      <w:start w:val="1"/>
+      <w:numFmt w:val="bullet"/>
+      <w:lvlText w:val=""/>
+      <w:lvlJc w:val="left"/>
+      <w:pPr>
+        <w:tabs>
+          <w:tab w:val="num" w:pos="4320"/>
+        </w:tabs>
+        <w:ind w:left="4320" w:hanging="360"/>
+      </w:pPr>
+      <w:rPr>
+        <w:rFonts w:ascii="Wingdings" w:hAnsi="Wingdings" w:hint="default"/>
+        <w:sz w:val="20"/>
+      </w:rPr>
+    </w:lvl>
+    <w:lvl w:ilvl="6" w:tentative="1">
+      <w:start w:val="1"/>
+      <w:numFmt w:val="bullet"/>
+      <w:lvlText w:val=""/>
+      <w:lvlJc w:val="left"/>
+      <w:pPr>
+        <w:tabs>
+          <w:tab w:val="num" w:pos="5040"/>
+        </w:tabs>
+        <w:ind w:left="5040" w:hanging="360"/>
+      </w:pPr>
+      <w:rPr>
+        <w:rFonts w:ascii="Wingdings" w:hAnsi="Wingdings" w:hint="default"/>
+        <w:sz w:val="20"/>
+      </w:rPr>
+    </w:lvl>
+    <w:lvl w:ilvl="7" w:tentative="1">
+      <w:start w:val="1"/>
+      <w:numFmt w:val="bullet"/>
+      <w:lvlText w:val=""/>
+      <w:lvlJc w:val="left"/>
+      <w:pPr>
+        <w:tabs>
+          <w:tab w:val="num" w:pos="5760"/>
+        </w:tabs>
+        <w:ind w:left="5760" w:hanging="360"/>
+      </w:pPr>
+      <w:rPr>
+        <w:rFonts w:ascii="Wingdings" w:hAnsi="Wingdings" w:hint="default"/>
+        <w:sz w:val="20"/>
+      </w:rPr>
+    </w:lvl>
+    <w:lvl w:ilvl="8" w:tentative="1">
+      <w:start w:val="1"/>
+      <w:numFmt w:val="bullet"/>
+      <w:lvlText w:val=""/>
+      <w:lvlJc w:val="left"/>
+      <w:pPr>
+        <w:tabs>
+          <w:tab w:val="num" w:pos="6480"/>
+        </w:tabs>
+        <w:ind w:left="6480" w:hanging="360"/>
+      </w:pPr>
+      <w:rPr>
+        <w:rFonts w:ascii="Wingdings" w:hAnsi="Wingdings" w:hint="default"/>
+        <w:sz w:val="20"/>
+      </w:rPr>
+    </w:lvl>
+  </w:abstractNum>
+  <w:abstractNum w:abstractNumId="9" w15:restartNumberingAfterBreak="0">
     <w:nsid w:val="2DD91ECD"/>
     <w:multiLevelType w:val="multilevel"/>
     <w:tmpl w:val="CE6A671E"/>
@@ -2876,7 +4417,305 @@
       </w:rPr>
     </w:lvl>
   </w:abstractNum>
-  <w:abstractNum w:abstractNumId="3" w15:restartNumberingAfterBreak="0">
+  <w:abstractNum w:abstractNumId="10" w15:restartNumberingAfterBreak="0">
+    <w:nsid w:val="31831F4E"/>
+    <w:multiLevelType w:val="multilevel"/>
+    <w:tmpl w:val="41720892"/>
+    <w:lvl w:ilvl="0">
+      <w:start w:val="1"/>
+      <w:numFmt w:val="bullet"/>
+      <w:lvlText w:val=""/>
+      <w:lvlJc w:val="left"/>
+      <w:pPr>
+        <w:tabs>
+          <w:tab w:val="num" w:pos="720"/>
+        </w:tabs>
+        <w:ind w:left="720" w:hanging="360"/>
+      </w:pPr>
+      <w:rPr>
+        <w:rFonts w:ascii="Symbol" w:hAnsi="Symbol" w:hint="default"/>
+        <w:sz w:val="20"/>
+      </w:rPr>
+    </w:lvl>
+    <w:lvl w:ilvl="1" w:tentative="1">
+      <w:start w:val="1"/>
+      <w:numFmt w:val="bullet"/>
+      <w:lvlText w:val="o"/>
+      <w:lvlJc w:val="left"/>
+      <w:pPr>
+        <w:tabs>
+          <w:tab w:val="num" w:pos="1440"/>
+        </w:tabs>
+        <w:ind w:left="1440" w:hanging="360"/>
+      </w:pPr>
+      <w:rPr>
+        <w:rFonts w:ascii="Courier New" w:hAnsi="Courier New" w:hint="default"/>
+        <w:sz w:val="20"/>
+      </w:rPr>
+    </w:lvl>
+    <w:lvl w:ilvl="2" w:tentative="1">
+      <w:start w:val="1"/>
+      <w:numFmt w:val="bullet"/>
+      <w:lvlText w:val=""/>
+      <w:lvlJc w:val="left"/>
+      <w:pPr>
+        <w:tabs>
+          <w:tab w:val="num" w:pos="2160"/>
+        </w:tabs>
+        <w:ind w:left="2160" w:hanging="360"/>
+      </w:pPr>
+      <w:rPr>
+        <w:rFonts w:ascii="Wingdings" w:hAnsi="Wingdings" w:hint="default"/>
+        <w:sz w:val="20"/>
+      </w:rPr>
+    </w:lvl>
+    <w:lvl w:ilvl="3" w:tentative="1">
+      <w:start w:val="1"/>
+      <w:numFmt w:val="bullet"/>
+      <w:lvlText w:val=""/>
+      <w:lvlJc w:val="left"/>
+      <w:pPr>
+        <w:tabs>
+          <w:tab w:val="num" w:pos="2880"/>
+        </w:tabs>
+        <w:ind w:left="2880" w:hanging="360"/>
+      </w:pPr>
+      <w:rPr>
+        <w:rFonts w:ascii="Wingdings" w:hAnsi="Wingdings" w:hint="default"/>
+        <w:sz w:val="20"/>
+      </w:rPr>
+    </w:lvl>
+    <w:lvl w:ilvl="4" w:tentative="1">
+      <w:start w:val="1"/>
+      <w:numFmt w:val="bullet"/>
+      <w:lvlText w:val=""/>
+      <w:lvlJc w:val="left"/>
+      <w:pPr>
+        <w:tabs>
+          <w:tab w:val="num" w:pos="3600"/>
+        </w:tabs>
+        <w:ind w:left="3600" w:hanging="360"/>
+      </w:pPr>
+      <w:rPr>
+        <w:rFonts w:ascii="Wingdings" w:hAnsi="Wingdings" w:hint="default"/>
+        <w:sz w:val="20"/>
+      </w:rPr>
+    </w:lvl>
+    <w:lvl w:ilvl="5" w:tentative="1">
+      <w:start w:val="1"/>
+      <w:numFmt w:val="bullet"/>
+      <w:lvlText w:val=""/>
+      <w:lvlJc w:val="left"/>
+      <w:pPr>
+        <w:tabs>
+          <w:tab w:val="num" w:pos="4320"/>
+        </w:tabs>
+        <w:ind w:left="4320" w:hanging="360"/>
+      </w:pPr>
+      <w:rPr>
+        <w:rFonts w:ascii="Wingdings" w:hAnsi="Wingdings" w:hint="default"/>
+        <w:sz w:val="20"/>
+      </w:rPr>
+    </w:lvl>
+    <w:lvl w:ilvl="6" w:tentative="1">
+      <w:start w:val="1"/>
+      <w:numFmt w:val="bullet"/>
+      <w:lvlText w:val=""/>
+      <w:lvlJc w:val="left"/>
+      <w:pPr>
+        <w:tabs>
+          <w:tab w:val="num" w:pos="5040"/>
+        </w:tabs>
+        <w:ind w:left="5040" w:hanging="360"/>
+      </w:pPr>
+      <w:rPr>
+        <w:rFonts w:ascii="Wingdings" w:hAnsi="Wingdings" w:hint="default"/>
+        <w:sz w:val="20"/>
+      </w:rPr>
+    </w:lvl>
+    <w:lvl w:ilvl="7" w:tentative="1">
+      <w:start w:val="1"/>
+      <w:numFmt w:val="bullet"/>
+      <w:lvlText w:val=""/>
+      <w:lvlJc w:val="left"/>
+      <w:pPr>
+        <w:tabs>
+          <w:tab w:val="num" w:pos="5760"/>
+        </w:tabs>
+        <w:ind w:left="5760" w:hanging="360"/>
+      </w:pPr>
+      <w:rPr>
+        <w:rFonts w:ascii="Wingdings" w:hAnsi="Wingdings" w:hint="default"/>
+        <w:sz w:val="20"/>
+      </w:rPr>
+    </w:lvl>
+    <w:lvl w:ilvl="8" w:tentative="1">
+      <w:start w:val="1"/>
+      <w:numFmt w:val="bullet"/>
+      <w:lvlText w:val=""/>
+      <w:lvlJc w:val="left"/>
+      <w:pPr>
+        <w:tabs>
+          <w:tab w:val="num" w:pos="6480"/>
+        </w:tabs>
+        <w:ind w:left="6480" w:hanging="360"/>
+      </w:pPr>
+      <w:rPr>
+        <w:rFonts w:ascii="Wingdings" w:hAnsi="Wingdings" w:hint="default"/>
+        <w:sz w:val="20"/>
+      </w:rPr>
+    </w:lvl>
+  </w:abstractNum>
+  <w:abstractNum w:abstractNumId="11" w15:restartNumberingAfterBreak="0">
+    <w:nsid w:val="381003BE"/>
+    <w:multiLevelType w:val="multilevel"/>
+    <w:tmpl w:val="9DE269CE"/>
+    <w:lvl w:ilvl="0">
+      <w:start w:val="1"/>
+      <w:numFmt w:val="bullet"/>
+      <w:lvlText w:val=""/>
+      <w:lvlJc w:val="left"/>
+      <w:pPr>
+        <w:tabs>
+          <w:tab w:val="num" w:pos="720"/>
+        </w:tabs>
+        <w:ind w:left="720" w:hanging="360"/>
+      </w:pPr>
+      <w:rPr>
+        <w:rFonts w:ascii="Symbol" w:hAnsi="Symbol" w:hint="default"/>
+        <w:sz w:val="20"/>
+      </w:rPr>
+    </w:lvl>
+    <w:lvl w:ilvl="1" w:tentative="1">
+      <w:start w:val="1"/>
+      <w:numFmt w:val="bullet"/>
+      <w:lvlText w:val="o"/>
+      <w:lvlJc w:val="left"/>
+      <w:pPr>
+        <w:tabs>
+          <w:tab w:val="num" w:pos="1440"/>
+        </w:tabs>
+        <w:ind w:left="1440" w:hanging="360"/>
+      </w:pPr>
+      <w:rPr>
+        <w:rFonts w:ascii="Courier New" w:hAnsi="Courier New" w:hint="default"/>
+        <w:sz w:val="20"/>
+      </w:rPr>
+    </w:lvl>
+    <w:lvl w:ilvl="2" w:tentative="1">
+      <w:start w:val="1"/>
+      <w:numFmt w:val="bullet"/>
+      <w:lvlText w:val=""/>
+      <w:lvlJc w:val="left"/>
+      <w:pPr>
+        <w:tabs>
+          <w:tab w:val="num" w:pos="2160"/>
+        </w:tabs>
+        <w:ind w:left="2160" w:hanging="360"/>
+      </w:pPr>
+      <w:rPr>
+        <w:rFonts w:ascii="Wingdings" w:hAnsi="Wingdings" w:hint="default"/>
+        <w:sz w:val="20"/>
+      </w:rPr>
+    </w:lvl>
+    <w:lvl w:ilvl="3" w:tentative="1">
+      <w:start w:val="1"/>
+      <w:numFmt w:val="bullet"/>
+      <w:lvlText w:val=""/>
+      <w:lvlJc w:val="left"/>
+      <w:pPr>
+        <w:tabs>
+          <w:tab w:val="num" w:pos="2880"/>
+        </w:tabs>
+        <w:ind w:left="2880" w:hanging="360"/>
+      </w:pPr>
+      <w:rPr>
+        <w:rFonts w:ascii="Wingdings" w:hAnsi="Wingdings" w:hint="default"/>
+        <w:sz w:val="20"/>
+      </w:rPr>
+    </w:lvl>
+    <w:lvl w:ilvl="4" w:tentative="1">
+      <w:start w:val="1"/>
+      <w:numFmt w:val="bullet"/>
+      <w:lvlText w:val=""/>
+      <w:lvlJc w:val="left"/>
+      <w:pPr>
+        <w:tabs>
+          <w:tab w:val="num" w:pos="3600"/>
+        </w:tabs>
+        <w:ind w:left="3600" w:hanging="360"/>
+      </w:pPr>
+      <w:rPr>
+        <w:rFonts w:ascii="Wingdings" w:hAnsi="Wingdings" w:hint="default"/>
+        <w:sz w:val="20"/>
+      </w:rPr>
+    </w:lvl>
+    <w:lvl w:ilvl="5" w:tentative="1">
+      <w:start w:val="1"/>
+      <w:numFmt w:val="bullet"/>
+      <w:lvlText w:val=""/>
+      <w:lvlJc w:val="left"/>
+      <w:pPr>
+        <w:tabs>
+          <w:tab w:val="num" w:pos="4320"/>
+        </w:tabs>
+        <w:ind w:left="4320" w:hanging="360"/>
+      </w:pPr>
+      <w:rPr>
+        <w:rFonts w:ascii="Wingdings" w:hAnsi="Wingdings" w:hint="default"/>
+        <w:sz w:val="20"/>
+      </w:rPr>
+    </w:lvl>
+    <w:lvl w:ilvl="6" w:tentative="1">
+      <w:start w:val="1"/>
+      <w:numFmt w:val="bullet"/>
+      <w:lvlText w:val=""/>
+      <w:lvlJc w:val="left"/>
+      <w:pPr>
+        <w:tabs>
+          <w:tab w:val="num" w:pos="5040"/>
+        </w:tabs>
+        <w:ind w:left="5040" w:hanging="360"/>
+      </w:pPr>
+      <w:rPr>
+        <w:rFonts w:ascii="Wingdings" w:hAnsi="Wingdings" w:hint="default"/>
+        <w:sz w:val="20"/>
+      </w:rPr>
+    </w:lvl>
+    <w:lvl w:ilvl="7" w:tentative="1">
+      <w:start w:val="1"/>
+      <w:numFmt w:val="bullet"/>
+      <w:lvlText w:val=""/>
+      <w:lvlJc w:val="left"/>
+      <w:pPr>
+        <w:tabs>
+          <w:tab w:val="num" w:pos="5760"/>
+        </w:tabs>
+        <w:ind w:left="5760" w:hanging="360"/>
+      </w:pPr>
+      <w:rPr>
+        <w:rFonts w:ascii="Wingdings" w:hAnsi="Wingdings" w:hint="default"/>
+        <w:sz w:val="20"/>
+      </w:rPr>
+    </w:lvl>
+    <w:lvl w:ilvl="8" w:tentative="1">
+      <w:start w:val="1"/>
+      <w:numFmt w:val="bullet"/>
+      <w:lvlText w:val=""/>
+      <w:lvlJc w:val="left"/>
+      <w:pPr>
+        <w:tabs>
+          <w:tab w:val="num" w:pos="6480"/>
+        </w:tabs>
+        <w:ind w:left="6480" w:hanging="360"/>
+      </w:pPr>
+      <w:rPr>
+        <w:rFonts w:ascii="Wingdings" w:hAnsi="Wingdings" w:hint="default"/>
+        <w:sz w:val="20"/>
+      </w:rPr>
+    </w:lvl>
+  </w:abstractNum>
+  <w:abstractNum w:abstractNumId="12" w15:restartNumberingAfterBreak="0">
     <w:nsid w:val="38F12287"/>
     <w:multiLevelType w:val="multilevel"/>
     <w:tmpl w:val="97146964"/>
@@ -2989,7 +4828,156 @@
       </w:pPr>
     </w:lvl>
   </w:abstractNum>
-  <w:abstractNum w:abstractNumId="4" w15:restartNumberingAfterBreak="0">
+  <w:abstractNum w:abstractNumId="13" w15:restartNumberingAfterBreak="0">
+    <w:nsid w:val="3C5E17D1"/>
+    <w:multiLevelType w:val="multilevel"/>
+    <w:tmpl w:val="E234644A"/>
+    <w:lvl w:ilvl="0">
+      <w:start w:val="1"/>
+      <w:numFmt w:val="bullet"/>
+      <w:lvlText w:val=""/>
+      <w:lvlJc w:val="left"/>
+      <w:pPr>
+        <w:tabs>
+          <w:tab w:val="num" w:pos="720"/>
+        </w:tabs>
+        <w:ind w:left="720" w:hanging="360"/>
+      </w:pPr>
+      <w:rPr>
+        <w:rFonts w:ascii="Symbol" w:hAnsi="Symbol" w:hint="default"/>
+        <w:sz w:val="20"/>
+      </w:rPr>
+    </w:lvl>
+    <w:lvl w:ilvl="1" w:tentative="1">
+      <w:start w:val="1"/>
+      <w:numFmt w:val="bullet"/>
+      <w:lvlText w:val="o"/>
+      <w:lvlJc w:val="left"/>
+      <w:pPr>
+        <w:tabs>
+          <w:tab w:val="num" w:pos="1440"/>
+        </w:tabs>
+        <w:ind w:left="1440" w:hanging="360"/>
+      </w:pPr>
+      <w:rPr>
+        <w:rFonts w:ascii="Courier New" w:hAnsi="Courier New" w:hint="default"/>
+        <w:sz w:val="20"/>
+      </w:rPr>
+    </w:lvl>
+    <w:lvl w:ilvl="2" w:tentative="1">
+      <w:start w:val="1"/>
+      <w:numFmt w:val="bullet"/>
+      <w:lvlText w:val=""/>
+      <w:lvlJc w:val="left"/>
+      <w:pPr>
+        <w:tabs>
+          <w:tab w:val="num" w:pos="2160"/>
+        </w:tabs>
+        <w:ind w:left="2160" w:hanging="360"/>
+      </w:pPr>
+      <w:rPr>
+        <w:rFonts w:ascii="Wingdings" w:hAnsi="Wingdings" w:hint="default"/>
+        <w:sz w:val="20"/>
+      </w:rPr>
+    </w:lvl>
+    <w:lvl w:ilvl="3" w:tentative="1">
+      <w:start w:val="1"/>
+      <w:numFmt w:val="bullet"/>
+      <w:lvlText w:val=""/>
+      <w:lvlJc w:val="left"/>
+      <w:pPr>
+        <w:tabs>
+          <w:tab w:val="num" w:pos="2880"/>
+        </w:tabs>
+        <w:ind w:left="2880" w:hanging="360"/>
+      </w:pPr>
+      <w:rPr>
+        <w:rFonts w:ascii="Wingdings" w:hAnsi="Wingdings" w:hint="default"/>
+        <w:sz w:val="20"/>
+      </w:rPr>
+    </w:lvl>
+    <w:lvl w:ilvl="4" w:tentative="1">
+      <w:start w:val="1"/>
+      <w:numFmt w:val="bullet"/>
+      <w:lvlText w:val=""/>
+      <w:lvlJc w:val="left"/>
+      <w:pPr>
+        <w:tabs>
+          <w:tab w:val="num" w:pos="3600"/>
+        </w:tabs>
+        <w:ind w:left="3600" w:hanging="360"/>
+      </w:pPr>
+      <w:rPr>
+        <w:rFonts w:ascii="Wingdings" w:hAnsi="Wingdings" w:hint="default"/>
+        <w:sz w:val="20"/>
+      </w:rPr>
+    </w:lvl>
+    <w:lvl w:ilvl="5" w:tentative="1">
+      <w:start w:val="1"/>
+      <w:numFmt w:val="bullet"/>
+      <w:lvlText w:val=""/>
+      <w:lvlJc w:val="left"/>
+      <w:pPr>
+        <w:tabs>
+          <w:tab w:val="num" w:pos="4320"/>
+        </w:tabs>
+        <w:ind w:left="4320" w:hanging="360"/>
+      </w:pPr>
+      <w:rPr>
+        <w:rFonts w:ascii="Wingdings" w:hAnsi="Wingdings" w:hint="default"/>
+        <w:sz w:val="20"/>
+      </w:rPr>
+    </w:lvl>
+    <w:lvl w:ilvl="6" w:tentative="1">
+      <w:start w:val="1"/>
+      <w:numFmt w:val="bullet"/>
+      <w:lvlText w:val=""/>
+      <w:lvlJc w:val="left"/>
+      <w:pPr>
+        <w:tabs>
+          <w:tab w:val="num" w:pos="5040"/>
+        </w:tabs>
+        <w:ind w:left="5040" w:hanging="360"/>
+      </w:pPr>
+      <w:rPr>
+        <w:rFonts w:ascii="Wingdings" w:hAnsi="Wingdings" w:hint="default"/>
+        <w:sz w:val="20"/>
+      </w:rPr>
+    </w:lvl>
+    <w:lvl w:ilvl="7" w:tentative="1">
+      <w:start w:val="1"/>
+      <w:numFmt w:val="bullet"/>
+      <w:lvlText w:val=""/>
+      <w:lvlJc w:val="left"/>
+      <w:pPr>
+        <w:tabs>
+          <w:tab w:val="num" w:pos="5760"/>
+        </w:tabs>
+        <w:ind w:left="5760" w:hanging="360"/>
+      </w:pPr>
+      <w:rPr>
+        <w:rFonts w:ascii="Wingdings" w:hAnsi="Wingdings" w:hint="default"/>
+        <w:sz w:val="20"/>
+      </w:rPr>
+    </w:lvl>
+    <w:lvl w:ilvl="8" w:tentative="1">
+      <w:start w:val="1"/>
+      <w:numFmt w:val="bullet"/>
+      <w:lvlText w:val=""/>
+      <w:lvlJc w:val="left"/>
+      <w:pPr>
+        <w:tabs>
+          <w:tab w:val="num" w:pos="6480"/>
+        </w:tabs>
+        <w:ind w:left="6480" w:hanging="360"/>
+      </w:pPr>
+      <w:rPr>
+        <w:rFonts w:ascii="Wingdings" w:hAnsi="Wingdings" w:hint="default"/>
+        <w:sz w:val="20"/>
+      </w:rPr>
+    </w:lvl>
+  </w:abstractNum>
+  <w:abstractNum w:abstractNumId="14" w15:restartNumberingAfterBreak="0">
     <w:nsid w:val="3E6E2FEC"/>
     <w:multiLevelType w:val="multilevel"/>
     <w:tmpl w:val="55F037D4"/>
@@ -3138,7 +5126,305 @@
       </w:rPr>
     </w:lvl>
   </w:abstractNum>
-  <w:abstractNum w:abstractNumId="5" w15:restartNumberingAfterBreak="0">
+  <w:abstractNum w:abstractNumId="15" w15:restartNumberingAfterBreak="0">
+    <w:nsid w:val="3EAC0656"/>
+    <w:multiLevelType w:val="multilevel"/>
+    <w:tmpl w:val="5F0CB4FA"/>
+    <w:lvl w:ilvl="0">
+      <w:start w:val="1"/>
+      <w:numFmt w:val="bullet"/>
+      <w:lvlText w:val=""/>
+      <w:lvlJc w:val="left"/>
+      <w:pPr>
+        <w:tabs>
+          <w:tab w:val="num" w:pos="720"/>
+        </w:tabs>
+        <w:ind w:left="720" w:hanging="360"/>
+      </w:pPr>
+      <w:rPr>
+        <w:rFonts w:ascii="Symbol" w:hAnsi="Symbol" w:hint="default"/>
+        <w:sz w:val="20"/>
+      </w:rPr>
+    </w:lvl>
+    <w:lvl w:ilvl="1" w:tentative="1">
+      <w:start w:val="1"/>
+      <w:numFmt w:val="bullet"/>
+      <w:lvlText w:val="o"/>
+      <w:lvlJc w:val="left"/>
+      <w:pPr>
+        <w:tabs>
+          <w:tab w:val="num" w:pos="1440"/>
+        </w:tabs>
+        <w:ind w:left="1440" w:hanging="360"/>
+      </w:pPr>
+      <w:rPr>
+        <w:rFonts w:ascii="Courier New" w:hAnsi="Courier New" w:hint="default"/>
+        <w:sz w:val="20"/>
+      </w:rPr>
+    </w:lvl>
+    <w:lvl w:ilvl="2" w:tentative="1">
+      <w:start w:val="1"/>
+      <w:numFmt w:val="bullet"/>
+      <w:lvlText w:val=""/>
+      <w:lvlJc w:val="left"/>
+      <w:pPr>
+        <w:tabs>
+          <w:tab w:val="num" w:pos="2160"/>
+        </w:tabs>
+        <w:ind w:left="2160" w:hanging="360"/>
+      </w:pPr>
+      <w:rPr>
+        <w:rFonts w:ascii="Wingdings" w:hAnsi="Wingdings" w:hint="default"/>
+        <w:sz w:val="20"/>
+      </w:rPr>
+    </w:lvl>
+    <w:lvl w:ilvl="3" w:tentative="1">
+      <w:start w:val="1"/>
+      <w:numFmt w:val="bullet"/>
+      <w:lvlText w:val=""/>
+      <w:lvlJc w:val="left"/>
+      <w:pPr>
+        <w:tabs>
+          <w:tab w:val="num" w:pos="2880"/>
+        </w:tabs>
+        <w:ind w:left="2880" w:hanging="360"/>
+      </w:pPr>
+      <w:rPr>
+        <w:rFonts w:ascii="Wingdings" w:hAnsi="Wingdings" w:hint="default"/>
+        <w:sz w:val="20"/>
+      </w:rPr>
+    </w:lvl>
+    <w:lvl w:ilvl="4" w:tentative="1">
+      <w:start w:val="1"/>
+      <w:numFmt w:val="bullet"/>
+      <w:lvlText w:val=""/>
+      <w:lvlJc w:val="left"/>
+      <w:pPr>
+        <w:tabs>
+          <w:tab w:val="num" w:pos="3600"/>
+        </w:tabs>
+        <w:ind w:left="3600" w:hanging="360"/>
+      </w:pPr>
+      <w:rPr>
+        <w:rFonts w:ascii="Wingdings" w:hAnsi="Wingdings" w:hint="default"/>
+        <w:sz w:val="20"/>
+      </w:rPr>
+    </w:lvl>
+    <w:lvl w:ilvl="5" w:tentative="1">
+      <w:start w:val="1"/>
+      <w:numFmt w:val="bullet"/>
+      <w:lvlText w:val=""/>
+      <w:lvlJc w:val="left"/>
+      <w:pPr>
+        <w:tabs>
+          <w:tab w:val="num" w:pos="4320"/>
+        </w:tabs>
+        <w:ind w:left="4320" w:hanging="360"/>
+      </w:pPr>
+      <w:rPr>
+        <w:rFonts w:ascii="Wingdings" w:hAnsi="Wingdings" w:hint="default"/>
+        <w:sz w:val="20"/>
+      </w:rPr>
+    </w:lvl>
+    <w:lvl w:ilvl="6" w:tentative="1">
+      <w:start w:val="1"/>
+      <w:numFmt w:val="bullet"/>
+      <w:lvlText w:val=""/>
+      <w:lvlJc w:val="left"/>
+      <w:pPr>
+        <w:tabs>
+          <w:tab w:val="num" w:pos="5040"/>
+        </w:tabs>
+        <w:ind w:left="5040" w:hanging="360"/>
+      </w:pPr>
+      <w:rPr>
+        <w:rFonts w:ascii="Wingdings" w:hAnsi="Wingdings" w:hint="default"/>
+        <w:sz w:val="20"/>
+      </w:rPr>
+    </w:lvl>
+    <w:lvl w:ilvl="7" w:tentative="1">
+      <w:start w:val="1"/>
+      <w:numFmt w:val="bullet"/>
+      <w:lvlText w:val=""/>
+      <w:lvlJc w:val="left"/>
+      <w:pPr>
+        <w:tabs>
+          <w:tab w:val="num" w:pos="5760"/>
+        </w:tabs>
+        <w:ind w:left="5760" w:hanging="360"/>
+      </w:pPr>
+      <w:rPr>
+        <w:rFonts w:ascii="Wingdings" w:hAnsi="Wingdings" w:hint="default"/>
+        <w:sz w:val="20"/>
+      </w:rPr>
+    </w:lvl>
+    <w:lvl w:ilvl="8" w:tentative="1">
+      <w:start w:val="1"/>
+      <w:numFmt w:val="bullet"/>
+      <w:lvlText w:val=""/>
+      <w:lvlJc w:val="left"/>
+      <w:pPr>
+        <w:tabs>
+          <w:tab w:val="num" w:pos="6480"/>
+        </w:tabs>
+        <w:ind w:left="6480" w:hanging="360"/>
+      </w:pPr>
+      <w:rPr>
+        <w:rFonts w:ascii="Wingdings" w:hAnsi="Wingdings" w:hint="default"/>
+        <w:sz w:val="20"/>
+      </w:rPr>
+    </w:lvl>
+  </w:abstractNum>
+  <w:abstractNum w:abstractNumId="16" w15:restartNumberingAfterBreak="0">
+    <w:nsid w:val="417905C3"/>
+    <w:multiLevelType w:val="multilevel"/>
+    <w:tmpl w:val="7E481772"/>
+    <w:lvl w:ilvl="0">
+      <w:start w:val="1"/>
+      <w:numFmt w:val="bullet"/>
+      <w:lvlText w:val=""/>
+      <w:lvlJc w:val="left"/>
+      <w:pPr>
+        <w:tabs>
+          <w:tab w:val="num" w:pos="720"/>
+        </w:tabs>
+        <w:ind w:left="720" w:hanging="360"/>
+      </w:pPr>
+      <w:rPr>
+        <w:rFonts w:ascii="Symbol" w:hAnsi="Symbol" w:hint="default"/>
+        <w:sz w:val="20"/>
+      </w:rPr>
+    </w:lvl>
+    <w:lvl w:ilvl="1" w:tentative="1">
+      <w:start w:val="1"/>
+      <w:numFmt w:val="bullet"/>
+      <w:lvlText w:val="o"/>
+      <w:lvlJc w:val="left"/>
+      <w:pPr>
+        <w:tabs>
+          <w:tab w:val="num" w:pos="1440"/>
+        </w:tabs>
+        <w:ind w:left="1440" w:hanging="360"/>
+      </w:pPr>
+      <w:rPr>
+        <w:rFonts w:ascii="Courier New" w:hAnsi="Courier New" w:hint="default"/>
+        <w:sz w:val="20"/>
+      </w:rPr>
+    </w:lvl>
+    <w:lvl w:ilvl="2" w:tentative="1">
+      <w:start w:val="1"/>
+      <w:numFmt w:val="bullet"/>
+      <w:lvlText w:val=""/>
+      <w:lvlJc w:val="left"/>
+      <w:pPr>
+        <w:tabs>
+          <w:tab w:val="num" w:pos="2160"/>
+        </w:tabs>
+        <w:ind w:left="2160" w:hanging="360"/>
+      </w:pPr>
+      <w:rPr>
+        <w:rFonts w:ascii="Wingdings" w:hAnsi="Wingdings" w:hint="default"/>
+        <w:sz w:val="20"/>
+      </w:rPr>
+    </w:lvl>
+    <w:lvl w:ilvl="3" w:tentative="1">
+      <w:start w:val="1"/>
+      <w:numFmt w:val="bullet"/>
+      <w:lvlText w:val=""/>
+      <w:lvlJc w:val="left"/>
+      <w:pPr>
+        <w:tabs>
+          <w:tab w:val="num" w:pos="2880"/>
+        </w:tabs>
+        <w:ind w:left="2880" w:hanging="360"/>
+      </w:pPr>
+      <w:rPr>
+        <w:rFonts w:ascii="Wingdings" w:hAnsi="Wingdings" w:hint="default"/>
+        <w:sz w:val="20"/>
+      </w:rPr>
+    </w:lvl>
+    <w:lvl w:ilvl="4" w:tentative="1">
+      <w:start w:val="1"/>
+      <w:numFmt w:val="bullet"/>
+      <w:lvlText w:val=""/>
+      <w:lvlJc w:val="left"/>
+      <w:pPr>
+        <w:tabs>
+          <w:tab w:val="num" w:pos="3600"/>
+        </w:tabs>
+        <w:ind w:left="3600" w:hanging="360"/>
+      </w:pPr>
+      <w:rPr>
+        <w:rFonts w:ascii="Wingdings" w:hAnsi="Wingdings" w:hint="default"/>
+        <w:sz w:val="20"/>
+      </w:rPr>
+    </w:lvl>
+    <w:lvl w:ilvl="5" w:tentative="1">
+      <w:start w:val="1"/>
+      <w:numFmt w:val="bullet"/>
+      <w:lvlText w:val=""/>
+      <w:lvlJc w:val="left"/>
+      <w:pPr>
+        <w:tabs>
+          <w:tab w:val="num" w:pos="4320"/>
+        </w:tabs>
+        <w:ind w:left="4320" w:hanging="360"/>
+      </w:pPr>
+      <w:rPr>
+        <w:rFonts w:ascii="Wingdings" w:hAnsi="Wingdings" w:hint="default"/>
+        <w:sz w:val="20"/>
+      </w:rPr>
+    </w:lvl>
+    <w:lvl w:ilvl="6" w:tentative="1">
+      <w:start w:val="1"/>
+      <w:numFmt w:val="bullet"/>
+      <w:lvlText w:val=""/>
+      <w:lvlJc w:val="left"/>
+      <w:pPr>
+        <w:tabs>
+          <w:tab w:val="num" w:pos="5040"/>
+        </w:tabs>
+        <w:ind w:left="5040" w:hanging="360"/>
+      </w:pPr>
+      <w:rPr>
+        <w:rFonts w:ascii="Wingdings" w:hAnsi="Wingdings" w:hint="default"/>
+        <w:sz w:val="20"/>
+      </w:rPr>
+    </w:lvl>
+    <w:lvl w:ilvl="7" w:tentative="1">
+      <w:start w:val="1"/>
+      <w:numFmt w:val="bullet"/>
+      <w:lvlText w:val=""/>
+      <w:lvlJc w:val="left"/>
+      <w:pPr>
+        <w:tabs>
+          <w:tab w:val="num" w:pos="5760"/>
+        </w:tabs>
+        <w:ind w:left="5760" w:hanging="360"/>
+      </w:pPr>
+      <w:rPr>
+        <w:rFonts w:ascii="Wingdings" w:hAnsi="Wingdings" w:hint="default"/>
+        <w:sz w:val="20"/>
+      </w:rPr>
+    </w:lvl>
+    <w:lvl w:ilvl="8" w:tentative="1">
+      <w:start w:val="1"/>
+      <w:numFmt w:val="bullet"/>
+      <w:lvlText w:val=""/>
+      <w:lvlJc w:val="left"/>
+      <w:pPr>
+        <w:tabs>
+          <w:tab w:val="num" w:pos="6480"/>
+        </w:tabs>
+        <w:ind w:left="6480" w:hanging="360"/>
+      </w:pPr>
+      <w:rPr>
+        <w:rFonts w:ascii="Wingdings" w:hAnsi="Wingdings" w:hint="default"/>
+        <w:sz w:val="20"/>
+      </w:rPr>
+    </w:lvl>
+  </w:abstractNum>
+  <w:abstractNum w:abstractNumId="17" w15:restartNumberingAfterBreak="0">
     <w:nsid w:val="436A0F02"/>
     <w:multiLevelType w:val="multilevel"/>
     <w:tmpl w:val="EF2E7D8A"/>
@@ -3287,7 +5573,305 @@
       </w:rPr>
     </w:lvl>
   </w:abstractNum>
-  <w:abstractNum w:abstractNumId="6" w15:restartNumberingAfterBreak="0">
+  <w:abstractNum w:abstractNumId="18" w15:restartNumberingAfterBreak="0">
+    <w:nsid w:val="59764ECB"/>
+    <w:multiLevelType w:val="multilevel"/>
+    <w:tmpl w:val="EF0C511A"/>
+    <w:lvl w:ilvl="0">
+      <w:start w:val="1"/>
+      <w:numFmt w:val="bullet"/>
+      <w:lvlText w:val=""/>
+      <w:lvlJc w:val="left"/>
+      <w:pPr>
+        <w:tabs>
+          <w:tab w:val="num" w:pos="720"/>
+        </w:tabs>
+        <w:ind w:left="720" w:hanging="360"/>
+      </w:pPr>
+      <w:rPr>
+        <w:rFonts w:ascii="Symbol" w:hAnsi="Symbol" w:hint="default"/>
+        <w:sz w:val="20"/>
+      </w:rPr>
+    </w:lvl>
+    <w:lvl w:ilvl="1" w:tentative="1">
+      <w:start w:val="1"/>
+      <w:numFmt w:val="bullet"/>
+      <w:lvlText w:val="o"/>
+      <w:lvlJc w:val="left"/>
+      <w:pPr>
+        <w:tabs>
+          <w:tab w:val="num" w:pos="1440"/>
+        </w:tabs>
+        <w:ind w:left="1440" w:hanging="360"/>
+      </w:pPr>
+      <w:rPr>
+        <w:rFonts w:ascii="Courier New" w:hAnsi="Courier New" w:hint="default"/>
+        <w:sz w:val="20"/>
+      </w:rPr>
+    </w:lvl>
+    <w:lvl w:ilvl="2" w:tentative="1">
+      <w:start w:val="1"/>
+      <w:numFmt w:val="bullet"/>
+      <w:lvlText w:val=""/>
+      <w:lvlJc w:val="left"/>
+      <w:pPr>
+        <w:tabs>
+          <w:tab w:val="num" w:pos="2160"/>
+        </w:tabs>
+        <w:ind w:left="2160" w:hanging="360"/>
+      </w:pPr>
+      <w:rPr>
+        <w:rFonts w:ascii="Wingdings" w:hAnsi="Wingdings" w:hint="default"/>
+        <w:sz w:val="20"/>
+      </w:rPr>
+    </w:lvl>
+    <w:lvl w:ilvl="3" w:tentative="1">
+      <w:start w:val="1"/>
+      <w:numFmt w:val="bullet"/>
+      <w:lvlText w:val=""/>
+      <w:lvlJc w:val="left"/>
+      <w:pPr>
+        <w:tabs>
+          <w:tab w:val="num" w:pos="2880"/>
+        </w:tabs>
+        <w:ind w:left="2880" w:hanging="360"/>
+      </w:pPr>
+      <w:rPr>
+        <w:rFonts w:ascii="Wingdings" w:hAnsi="Wingdings" w:hint="default"/>
+        <w:sz w:val="20"/>
+      </w:rPr>
+    </w:lvl>
+    <w:lvl w:ilvl="4" w:tentative="1">
+      <w:start w:val="1"/>
+      <w:numFmt w:val="bullet"/>
+      <w:lvlText w:val=""/>
+      <w:lvlJc w:val="left"/>
+      <w:pPr>
+        <w:tabs>
+          <w:tab w:val="num" w:pos="3600"/>
+        </w:tabs>
+        <w:ind w:left="3600" w:hanging="360"/>
+      </w:pPr>
+      <w:rPr>
+        <w:rFonts w:ascii="Wingdings" w:hAnsi="Wingdings" w:hint="default"/>
+        <w:sz w:val="20"/>
+      </w:rPr>
+    </w:lvl>
+    <w:lvl w:ilvl="5" w:tentative="1">
+      <w:start w:val="1"/>
+      <w:numFmt w:val="bullet"/>
+      <w:lvlText w:val=""/>
+      <w:lvlJc w:val="left"/>
+      <w:pPr>
+        <w:tabs>
+          <w:tab w:val="num" w:pos="4320"/>
+        </w:tabs>
+        <w:ind w:left="4320" w:hanging="360"/>
+      </w:pPr>
+      <w:rPr>
+        <w:rFonts w:ascii="Wingdings" w:hAnsi="Wingdings" w:hint="default"/>
+        <w:sz w:val="20"/>
+      </w:rPr>
+    </w:lvl>
+    <w:lvl w:ilvl="6" w:tentative="1">
+      <w:start w:val="1"/>
+      <w:numFmt w:val="bullet"/>
+      <w:lvlText w:val=""/>
+      <w:lvlJc w:val="left"/>
+      <w:pPr>
+        <w:tabs>
+          <w:tab w:val="num" w:pos="5040"/>
+        </w:tabs>
+        <w:ind w:left="5040" w:hanging="360"/>
+      </w:pPr>
+      <w:rPr>
+        <w:rFonts w:ascii="Wingdings" w:hAnsi="Wingdings" w:hint="default"/>
+        <w:sz w:val="20"/>
+      </w:rPr>
+    </w:lvl>
+    <w:lvl w:ilvl="7" w:tentative="1">
+      <w:start w:val="1"/>
+      <w:numFmt w:val="bullet"/>
+      <w:lvlText w:val=""/>
+      <w:lvlJc w:val="left"/>
+      <w:pPr>
+        <w:tabs>
+          <w:tab w:val="num" w:pos="5760"/>
+        </w:tabs>
+        <w:ind w:left="5760" w:hanging="360"/>
+      </w:pPr>
+      <w:rPr>
+        <w:rFonts w:ascii="Wingdings" w:hAnsi="Wingdings" w:hint="default"/>
+        <w:sz w:val="20"/>
+      </w:rPr>
+    </w:lvl>
+    <w:lvl w:ilvl="8" w:tentative="1">
+      <w:start w:val="1"/>
+      <w:numFmt w:val="bullet"/>
+      <w:lvlText w:val=""/>
+      <w:lvlJc w:val="left"/>
+      <w:pPr>
+        <w:tabs>
+          <w:tab w:val="num" w:pos="6480"/>
+        </w:tabs>
+        <w:ind w:left="6480" w:hanging="360"/>
+      </w:pPr>
+      <w:rPr>
+        <w:rFonts w:ascii="Wingdings" w:hAnsi="Wingdings" w:hint="default"/>
+        <w:sz w:val="20"/>
+      </w:rPr>
+    </w:lvl>
+  </w:abstractNum>
+  <w:abstractNum w:abstractNumId="19" w15:restartNumberingAfterBreak="0">
+    <w:nsid w:val="61900E7E"/>
+    <w:multiLevelType w:val="multilevel"/>
+    <w:tmpl w:val="5BC04DF4"/>
+    <w:lvl w:ilvl="0">
+      <w:start w:val="1"/>
+      <w:numFmt w:val="bullet"/>
+      <w:lvlText w:val=""/>
+      <w:lvlJc w:val="left"/>
+      <w:pPr>
+        <w:tabs>
+          <w:tab w:val="num" w:pos="720"/>
+        </w:tabs>
+        <w:ind w:left="720" w:hanging="360"/>
+      </w:pPr>
+      <w:rPr>
+        <w:rFonts w:ascii="Symbol" w:hAnsi="Symbol" w:hint="default"/>
+        <w:sz w:val="20"/>
+      </w:rPr>
+    </w:lvl>
+    <w:lvl w:ilvl="1" w:tentative="1">
+      <w:start w:val="1"/>
+      <w:numFmt w:val="bullet"/>
+      <w:lvlText w:val="o"/>
+      <w:lvlJc w:val="left"/>
+      <w:pPr>
+        <w:tabs>
+          <w:tab w:val="num" w:pos="1440"/>
+        </w:tabs>
+        <w:ind w:left="1440" w:hanging="360"/>
+      </w:pPr>
+      <w:rPr>
+        <w:rFonts w:ascii="Courier New" w:hAnsi="Courier New" w:hint="default"/>
+        <w:sz w:val="20"/>
+      </w:rPr>
+    </w:lvl>
+    <w:lvl w:ilvl="2" w:tentative="1">
+      <w:start w:val="1"/>
+      <w:numFmt w:val="bullet"/>
+      <w:lvlText w:val=""/>
+      <w:lvlJc w:val="left"/>
+      <w:pPr>
+        <w:tabs>
+          <w:tab w:val="num" w:pos="2160"/>
+        </w:tabs>
+        <w:ind w:left="2160" w:hanging="360"/>
+      </w:pPr>
+      <w:rPr>
+        <w:rFonts w:ascii="Wingdings" w:hAnsi="Wingdings" w:hint="default"/>
+        <w:sz w:val="20"/>
+      </w:rPr>
+    </w:lvl>
+    <w:lvl w:ilvl="3" w:tentative="1">
+      <w:start w:val="1"/>
+      <w:numFmt w:val="bullet"/>
+      <w:lvlText w:val=""/>
+      <w:lvlJc w:val="left"/>
+      <w:pPr>
+        <w:tabs>
+          <w:tab w:val="num" w:pos="2880"/>
+        </w:tabs>
+        <w:ind w:left="2880" w:hanging="360"/>
+      </w:pPr>
+      <w:rPr>
+        <w:rFonts w:ascii="Wingdings" w:hAnsi="Wingdings" w:hint="default"/>
+        <w:sz w:val="20"/>
+      </w:rPr>
+    </w:lvl>
+    <w:lvl w:ilvl="4" w:tentative="1">
+      <w:start w:val="1"/>
+      <w:numFmt w:val="bullet"/>
+      <w:lvlText w:val=""/>
+      <w:lvlJc w:val="left"/>
+      <w:pPr>
+        <w:tabs>
+          <w:tab w:val="num" w:pos="3600"/>
+        </w:tabs>
+        <w:ind w:left="3600" w:hanging="360"/>
+      </w:pPr>
+      <w:rPr>
+        <w:rFonts w:ascii="Wingdings" w:hAnsi="Wingdings" w:hint="default"/>
+        <w:sz w:val="20"/>
+      </w:rPr>
+    </w:lvl>
+    <w:lvl w:ilvl="5" w:tentative="1">
+      <w:start w:val="1"/>
+      <w:numFmt w:val="bullet"/>
+      <w:lvlText w:val=""/>
+      <w:lvlJc w:val="left"/>
+      <w:pPr>
+        <w:tabs>
+          <w:tab w:val="num" w:pos="4320"/>
+        </w:tabs>
+        <w:ind w:left="4320" w:hanging="360"/>
+      </w:pPr>
+      <w:rPr>
+        <w:rFonts w:ascii="Wingdings" w:hAnsi="Wingdings" w:hint="default"/>
+        <w:sz w:val="20"/>
+      </w:rPr>
+    </w:lvl>
+    <w:lvl w:ilvl="6" w:tentative="1">
+      <w:start w:val="1"/>
+      <w:numFmt w:val="bullet"/>
+      <w:lvlText w:val=""/>
+      <w:lvlJc w:val="left"/>
+      <w:pPr>
+        <w:tabs>
+          <w:tab w:val="num" w:pos="5040"/>
+        </w:tabs>
+        <w:ind w:left="5040" w:hanging="360"/>
+      </w:pPr>
+      <w:rPr>
+        <w:rFonts w:ascii="Wingdings" w:hAnsi="Wingdings" w:hint="default"/>
+        <w:sz w:val="20"/>
+      </w:rPr>
+    </w:lvl>
+    <w:lvl w:ilvl="7" w:tentative="1">
+      <w:start w:val="1"/>
+      <w:numFmt w:val="bullet"/>
+      <w:lvlText w:val=""/>
+      <w:lvlJc w:val="left"/>
+      <w:pPr>
+        <w:tabs>
+          <w:tab w:val="num" w:pos="5760"/>
+        </w:tabs>
+        <w:ind w:left="5760" w:hanging="360"/>
+      </w:pPr>
+      <w:rPr>
+        <w:rFonts w:ascii="Wingdings" w:hAnsi="Wingdings" w:hint="default"/>
+        <w:sz w:val="20"/>
+      </w:rPr>
+    </w:lvl>
+    <w:lvl w:ilvl="8" w:tentative="1">
+      <w:start w:val="1"/>
+      <w:numFmt w:val="bullet"/>
+      <w:lvlText w:val=""/>
+      <w:lvlJc w:val="left"/>
+      <w:pPr>
+        <w:tabs>
+          <w:tab w:val="num" w:pos="6480"/>
+        </w:tabs>
+        <w:ind w:left="6480" w:hanging="360"/>
+      </w:pPr>
+      <w:rPr>
+        <w:rFonts w:ascii="Wingdings" w:hAnsi="Wingdings" w:hint="default"/>
+        <w:sz w:val="20"/>
+      </w:rPr>
+    </w:lvl>
+  </w:abstractNum>
+  <w:abstractNum w:abstractNumId="20" w15:restartNumberingAfterBreak="0">
     <w:nsid w:val="656B7D25"/>
     <w:multiLevelType w:val="multilevel"/>
     <w:tmpl w:val="6DD871DA"/>
@@ -3404,7 +5988,305 @@
       </w:pPr>
     </w:lvl>
   </w:abstractNum>
-  <w:abstractNum w:abstractNumId="7" w15:restartNumberingAfterBreak="0">
+  <w:abstractNum w:abstractNumId="21" w15:restartNumberingAfterBreak="0">
+    <w:nsid w:val="66841DD6"/>
+    <w:multiLevelType w:val="multilevel"/>
+    <w:tmpl w:val="A1AA84EE"/>
+    <w:lvl w:ilvl="0">
+      <w:start w:val="1"/>
+      <w:numFmt w:val="bullet"/>
+      <w:lvlText w:val=""/>
+      <w:lvlJc w:val="left"/>
+      <w:pPr>
+        <w:tabs>
+          <w:tab w:val="num" w:pos="720"/>
+        </w:tabs>
+        <w:ind w:left="720" w:hanging="360"/>
+      </w:pPr>
+      <w:rPr>
+        <w:rFonts w:ascii="Symbol" w:hAnsi="Symbol" w:hint="default"/>
+        <w:sz w:val="20"/>
+      </w:rPr>
+    </w:lvl>
+    <w:lvl w:ilvl="1" w:tentative="1">
+      <w:start w:val="1"/>
+      <w:numFmt w:val="bullet"/>
+      <w:lvlText w:val="o"/>
+      <w:lvlJc w:val="left"/>
+      <w:pPr>
+        <w:tabs>
+          <w:tab w:val="num" w:pos="1440"/>
+        </w:tabs>
+        <w:ind w:left="1440" w:hanging="360"/>
+      </w:pPr>
+      <w:rPr>
+        <w:rFonts w:ascii="Courier New" w:hAnsi="Courier New" w:hint="default"/>
+        <w:sz w:val="20"/>
+      </w:rPr>
+    </w:lvl>
+    <w:lvl w:ilvl="2" w:tentative="1">
+      <w:start w:val="1"/>
+      <w:numFmt w:val="bullet"/>
+      <w:lvlText w:val=""/>
+      <w:lvlJc w:val="left"/>
+      <w:pPr>
+        <w:tabs>
+          <w:tab w:val="num" w:pos="2160"/>
+        </w:tabs>
+        <w:ind w:left="2160" w:hanging="360"/>
+      </w:pPr>
+      <w:rPr>
+        <w:rFonts w:ascii="Wingdings" w:hAnsi="Wingdings" w:hint="default"/>
+        <w:sz w:val="20"/>
+      </w:rPr>
+    </w:lvl>
+    <w:lvl w:ilvl="3" w:tentative="1">
+      <w:start w:val="1"/>
+      <w:numFmt w:val="bullet"/>
+      <w:lvlText w:val=""/>
+      <w:lvlJc w:val="left"/>
+      <w:pPr>
+        <w:tabs>
+          <w:tab w:val="num" w:pos="2880"/>
+        </w:tabs>
+        <w:ind w:left="2880" w:hanging="360"/>
+      </w:pPr>
+      <w:rPr>
+        <w:rFonts w:ascii="Wingdings" w:hAnsi="Wingdings" w:hint="default"/>
+        <w:sz w:val="20"/>
+      </w:rPr>
+    </w:lvl>
+    <w:lvl w:ilvl="4" w:tentative="1">
+      <w:start w:val="1"/>
+      <w:numFmt w:val="bullet"/>
+      <w:lvlText w:val=""/>
+      <w:lvlJc w:val="left"/>
+      <w:pPr>
+        <w:tabs>
+          <w:tab w:val="num" w:pos="3600"/>
+        </w:tabs>
+        <w:ind w:left="3600" w:hanging="360"/>
+      </w:pPr>
+      <w:rPr>
+        <w:rFonts w:ascii="Wingdings" w:hAnsi="Wingdings" w:hint="default"/>
+        <w:sz w:val="20"/>
+      </w:rPr>
+    </w:lvl>
+    <w:lvl w:ilvl="5" w:tentative="1">
+      <w:start w:val="1"/>
+      <w:numFmt w:val="bullet"/>
+      <w:lvlText w:val=""/>
+      <w:lvlJc w:val="left"/>
+      <w:pPr>
+        <w:tabs>
+          <w:tab w:val="num" w:pos="4320"/>
+        </w:tabs>
+        <w:ind w:left="4320" w:hanging="360"/>
+      </w:pPr>
+      <w:rPr>
+        <w:rFonts w:ascii="Wingdings" w:hAnsi="Wingdings" w:hint="default"/>
+        <w:sz w:val="20"/>
+      </w:rPr>
+    </w:lvl>
+    <w:lvl w:ilvl="6" w:tentative="1">
+      <w:start w:val="1"/>
+      <w:numFmt w:val="bullet"/>
+      <w:lvlText w:val=""/>
+      <w:lvlJc w:val="left"/>
+      <w:pPr>
+        <w:tabs>
+          <w:tab w:val="num" w:pos="5040"/>
+        </w:tabs>
+        <w:ind w:left="5040" w:hanging="360"/>
+      </w:pPr>
+      <w:rPr>
+        <w:rFonts w:ascii="Wingdings" w:hAnsi="Wingdings" w:hint="default"/>
+        <w:sz w:val="20"/>
+      </w:rPr>
+    </w:lvl>
+    <w:lvl w:ilvl="7" w:tentative="1">
+      <w:start w:val="1"/>
+      <w:numFmt w:val="bullet"/>
+      <w:lvlText w:val=""/>
+      <w:lvlJc w:val="left"/>
+      <w:pPr>
+        <w:tabs>
+          <w:tab w:val="num" w:pos="5760"/>
+        </w:tabs>
+        <w:ind w:left="5760" w:hanging="360"/>
+      </w:pPr>
+      <w:rPr>
+        <w:rFonts w:ascii="Wingdings" w:hAnsi="Wingdings" w:hint="default"/>
+        <w:sz w:val="20"/>
+      </w:rPr>
+    </w:lvl>
+    <w:lvl w:ilvl="8" w:tentative="1">
+      <w:start w:val="1"/>
+      <w:numFmt w:val="bullet"/>
+      <w:lvlText w:val=""/>
+      <w:lvlJc w:val="left"/>
+      <w:pPr>
+        <w:tabs>
+          <w:tab w:val="num" w:pos="6480"/>
+        </w:tabs>
+        <w:ind w:left="6480" w:hanging="360"/>
+      </w:pPr>
+      <w:rPr>
+        <w:rFonts w:ascii="Wingdings" w:hAnsi="Wingdings" w:hint="default"/>
+        <w:sz w:val="20"/>
+      </w:rPr>
+    </w:lvl>
+  </w:abstractNum>
+  <w:abstractNum w:abstractNumId="22" w15:restartNumberingAfterBreak="0">
+    <w:nsid w:val="67976222"/>
+    <w:multiLevelType w:val="multilevel"/>
+    <w:tmpl w:val="096E10A2"/>
+    <w:lvl w:ilvl="0">
+      <w:start w:val="1"/>
+      <w:numFmt w:val="bullet"/>
+      <w:lvlText w:val=""/>
+      <w:lvlJc w:val="left"/>
+      <w:pPr>
+        <w:tabs>
+          <w:tab w:val="num" w:pos="720"/>
+        </w:tabs>
+        <w:ind w:left="720" w:hanging="360"/>
+      </w:pPr>
+      <w:rPr>
+        <w:rFonts w:ascii="Symbol" w:hAnsi="Symbol" w:hint="default"/>
+        <w:sz w:val="20"/>
+      </w:rPr>
+    </w:lvl>
+    <w:lvl w:ilvl="1" w:tentative="1">
+      <w:start w:val="1"/>
+      <w:numFmt w:val="bullet"/>
+      <w:lvlText w:val="o"/>
+      <w:lvlJc w:val="left"/>
+      <w:pPr>
+        <w:tabs>
+          <w:tab w:val="num" w:pos="1440"/>
+        </w:tabs>
+        <w:ind w:left="1440" w:hanging="360"/>
+      </w:pPr>
+      <w:rPr>
+        <w:rFonts w:ascii="Courier New" w:hAnsi="Courier New" w:hint="default"/>
+        <w:sz w:val="20"/>
+      </w:rPr>
+    </w:lvl>
+    <w:lvl w:ilvl="2" w:tentative="1">
+      <w:start w:val="1"/>
+      <w:numFmt w:val="bullet"/>
+      <w:lvlText w:val=""/>
+      <w:lvlJc w:val="left"/>
+      <w:pPr>
+        <w:tabs>
+          <w:tab w:val="num" w:pos="2160"/>
+        </w:tabs>
+        <w:ind w:left="2160" w:hanging="360"/>
+      </w:pPr>
+      <w:rPr>
+        <w:rFonts w:ascii="Wingdings" w:hAnsi="Wingdings" w:hint="default"/>
+        <w:sz w:val="20"/>
+      </w:rPr>
+    </w:lvl>
+    <w:lvl w:ilvl="3" w:tentative="1">
+      <w:start w:val="1"/>
+      <w:numFmt w:val="bullet"/>
+      <w:lvlText w:val=""/>
+      <w:lvlJc w:val="left"/>
+      <w:pPr>
+        <w:tabs>
+          <w:tab w:val="num" w:pos="2880"/>
+        </w:tabs>
+        <w:ind w:left="2880" w:hanging="360"/>
+      </w:pPr>
+      <w:rPr>
+        <w:rFonts w:ascii="Wingdings" w:hAnsi="Wingdings" w:hint="default"/>
+        <w:sz w:val="20"/>
+      </w:rPr>
+    </w:lvl>
+    <w:lvl w:ilvl="4" w:tentative="1">
+      <w:start w:val="1"/>
+      <w:numFmt w:val="bullet"/>
+      <w:lvlText w:val=""/>
+      <w:lvlJc w:val="left"/>
+      <w:pPr>
+        <w:tabs>
+          <w:tab w:val="num" w:pos="3600"/>
+        </w:tabs>
+        <w:ind w:left="3600" w:hanging="360"/>
+      </w:pPr>
+      <w:rPr>
+        <w:rFonts w:ascii="Wingdings" w:hAnsi="Wingdings" w:hint="default"/>
+        <w:sz w:val="20"/>
+      </w:rPr>
+    </w:lvl>
+    <w:lvl w:ilvl="5" w:tentative="1">
+      <w:start w:val="1"/>
+      <w:numFmt w:val="bullet"/>
+      <w:lvlText w:val=""/>
+      <w:lvlJc w:val="left"/>
+      <w:pPr>
+        <w:tabs>
+          <w:tab w:val="num" w:pos="4320"/>
+        </w:tabs>
+        <w:ind w:left="4320" w:hanging="360"/>
+      </w:pPr>
+      <w:rPr>
+        <w:rFonts w:ascii="Wingdings" w:hAnsi="Wingdings" w:hint="default"/>
+        <w:sz w:val="20"/>
+      </w:rPr>
+    </w:lvl>
+    <w:lvl w:ilvl="6" w:tentative="1">
+      <w:start w:val="1"/>
+      <w:numFmt w:val="bullet"/>
+      <w:lvlText w:val=""/>
+      <w:lvlJc w:val="left"/>
+      <w:pPr>
+        <w:tabs>
+          <w:tab w:val="num" w:pos="5040"/>
+        </w:tabs>
+        <w:ind w:left="5040" w:hanging="360"/>
+      </w:pPr>
+      <w:rPr>
+        <w:rFonts w:ascii="Wingdings" w:hAnsi="Wingdings" w:hint="default"/>
+        <w:sz w:val="20"/>
+      </w:rPr>
+    </w:lvl>
+    <w:lvl w:ilvl="7" w:tentative="1">
+      <w:start w:val="1"/>
+      <w:numFmt w:val="bullet"/>
+      <w:lvlText w:val=""/>
+      <w:lvlJc w:val="left"/>
+      <w:pPr>
+        <w:tabs>
+          <w:tab w:val="num" w:pos="5760"/>
+        </w:tabs>
+        <w:ind w:left="5760" w:hanging="360"/>
+      </w:pPr>
+      <w:rPr>
+        <w:rFonts w:ascii="Wingdings" w:hAnsi="Wingdings" w:hint="default"/>
+        <w:sz w:val="20"/>
+      </w:rPr>
+    </w:lvl>
+    <w:lvl w:ilvl="8" w:tentative="1">
+      <w:start w:val="1"/>
+      <w:numFmt w:val="bullet"/>
+      <w:lvlText w:val=""/>
+      <w:lvlJc w:val="left"/>
+      <w:pPr>
+        <w:tabs>
+          <w:tab w:val="num" w:pos="6480"/>
+        </w:tabs>
+        <w:ind w:left="6480" w:hanging="360"/>
+      </w:pPr>
+      <w:rPr>
+        <w:rFonts w:ascii="Wingdings" w:hAnsi="Wingdings" w:hint="default"/>
+        <w:sz w:val="20"/>
+      </w:rPr>
+    </w:lvl>
+  </w:abstractNum>
+  <w:abstractNum w:abstractNumId="23" w15:restartNumberingAfterBreak="0">
     <w:nsid w:val="6C8444A9"/>
     <w:multiLevelType w:val="multilevel"/>
     <w:tmpl w:val="A54025F6"/>
@@ -3553,7 +6435,7 @@
       </w:rPr>
     </w:lvl>
   </w:abstractNum>
-  <w:abstractNum w:abstractNumId="8" w15:restartNumberingAfterBreak="0">
+  <w:abstractNum w:abstractNumId="24" w15:restartNumberingAfterBreak="0">
     <w:nsid w:val="7071646B"/>
     <w:multiLevelType w:val="multilevel"/>
     <w:tmpl w:val="7514E8E4"/>
@@ -3702,7 +6584,156 @@
       </w:rPr>
     </w:lvl>
   </w:abstractNum>
-  <w:abstractNum w:abstractNumId="9" w15:restartNumberingAfterBreak="0">
+  <w:abstractNum w:abstractNumId="25" w15:restartNumberingAfterBreak="0">
+    <w:nsid w:val="716B65E1"/>
+    <w:multiLevelType w:val="multilevel"/>
+    <w:tmpl w:val="6C54611A"/>
+    <w:lvl w:ilvl="0">
+      <w:start w:val="1"/>
+      <w:numFmt w:val="bullet"/>
+      <w:lvlText w:val=""/>
+      <w:lvlJc w:val="left"/>
+      <w:pPr>
+        <w:tabs>
+          <w:tab w:val="num" w:pos="720"/>
+        </w:tabs>
+        <w:ind w:left="720" w:hanging="360"/>
+      </w:pPr>
+      <w:rPr>
+        <w:rFonts w:ascii="Symbol" w:hAnsi="Symbol" w:hint="default"/>
+        <w:sz w:val="20"/>
+      </w:rPr>
+    </w:lvl>
+    <w:lvl w:ilvl="1" w:tentative="1">
+      <w:start w:val="1"/>
+      <w:numFmt w:val="bullet"/>
+      <w:lvlText w:val="o"/>
+      <w:lvlJc w:val="left"/>
+      <w:pPr>
+        <w:tabs>
+          <w:tab w:val="num" w:pos="1440"/>
+        </w:tabs>
+        <w:ind w:left="1440" w:hanging="360"/>
+      </w:pPr>
+      <w:rPr>
+        <w:rFonts w:ascii="Courier New" w:hAnsi="Courier New" w:hint="default"/>
+        <w:sz w:val="20"/>
+      </w:rPr>
+    </w:lvl>
+    <w:lvl w:ilvl="2" w:tentative="1">
+      <w:start w:val="1"/>
+      <w:numFmt w:val="bullet"/>
+      <w:lvlText w:val=""/>
+      <w:lvlJc w:val="left"/>
+      <w:pPr>
+        <w:tabs>
+          <w:tab w:val="num" w:pos="2160"/>
+        </w:tabs>
+        <w:ind w:left="2160" w:hanging="360"/>
+      </w:pPr>
+      <w:rPr>
+        <w:rFonts w:ascii="Wingdings" w:hAnsi="Wingdings" w:hint="default"/>
+        <w:sz w:val="20"/>
+      </w:rPr>
+    </w:lvl>
+    <w:lvl w:ilvl="3" w:tentative="1">
+      <w:start w:val="1"/>
+      <w:numFmt w:val="bullet"/>
+      <w:lvlText w:val=""/>
+      <w:lvlJc w:val="left"/>
+      <w:pPr>
+        <w:tabs>
+          <w:tab w:val="num" w:pos="2880"/>
+        </w:tabs>
+        <w:ind w:left="2880" w:hanging="360"/>
+      </w:pPr>
+      <w:rPr>
+        <w:rFonts w:ascii="Wingdings" w:hAnsi="Wingdings" w:hint="default"/>
+        <w:sz w:val="20"/>
+      </w:rPr>
+    </w:lvl>
+    <w:lvl w:ilvl="4" w:tentative="1">
+      <w:start w:val="1"/>
+      <w:numFmt w:val="bullet"/>
+      <w:lvlText w:val=""/>
+      <w:lvlJc w:val="left"/>
+      <w:pPr>
+        <w:tabs>
+          <w:tab w:val="num" w:pos="3600"/>
+        </w:tabs>
+        <w:ind w:left="3600" w:hanging="360"/>
+      </w:pPr>
+      <w:rPr>
+        <w:rFonts w:ascii="Wingdings" w:hAnsi="Wingdings" w:hint="default"/>
+        <w:sz w:val="20"/>
+      </w:rPr>
+    </w:lvl>
+    <w:lvl w:ilvl="5" w:tentative="1">
+      <w:start w:val="1"/>
+      <w:numFmt w:val="bullet"/>
+      <w:lvlText w:val=""/>
+      <w:lvlJc w:val="left"/>
+      <w:pPr>
+        <w:tabs>
+          <w:tab w:val="num" w:pos="4320"/>
+        </w:tabs>
+        <w:ind w:left="4320" w:hanging="360"/>
+      </w:pPr>
+      <w:rPr>
+        <w:rFonts w:ascii="Wingdings" w:hAnsi="Wingdings" w:hint="default"/>
+        <w:sz w:val="20"/>
+      </w:rPr>
+    </w:lvl>
+    <w:lvl w:ilvl="6" w:tentative="1">
+      <w:start w:val="1"/>
+      <w:numFmt w:val="bullet"/>
+      <w:lvlText w:val=""/>
+      <w:lvlJc w:val="left"/>
+      <w:pPr>
+        <w:tabs>
+          <w:tab w:val="num" w:pos="5040"/>
+        </w:tabs>
+        <w:ind w:left="5040" w:hanging="360"/>
+      </w:pPr>
+      <w:rPr>
+        <w:rFonts w:ascii="Wingdings" w:hAnsi="Wingdings" w:hint="default"/>
+        <w:sz w:val="20"/>
+      </w:rPr>
+    </w:lvl>
+    <w:lvl w:ilvl="7" w:tentative="1">
+      <w:start w:val="1"/>
+      <w:numFmt w:val="bullet"/>
+      <w:lvlText w:val=""/>
+      <w:lvlJc w:val="left"/>
+      <w:pPr>
+        <w:tabs>
+          <w:tab w:val="num" w:pos="5760"/>
+        </w:tabs>
+        <w:ind w:left="5760" w:hanging="360"/>
+      </w:pPr>
+      <w:rPr>
+        <w:rFonts w:ascii="Wingdings" w:hAnsi="Wingdings" w:hint="default"/>
+        <w:sz w:val="20"/>
+      </w:rPr>
+    </w:lvl>
+    <w:lvl w:ilvl="8" w:tentative="1">
+      <w:start w:val="1"/>
+      <w:numFmt w:val="bullet"/>
+      <w:lvlText w:val=""/>
+      <w:lvlJc w:val="left"/>
+      <w:pPr>
+        <w:tabs>
+          <w:tab w:val="num" w:pos="6480"/>
+        </w:tabs>
+        <w:ind w:left="6480" w:hanging="360"/>
+      </w:pPr>
+      <w:rPr>
+        <w:rFonts w:ascii="Wingdings" w:hAnsi="Wingdings" w:hint="default"/>
+        <w:sz w:val="20"/>
+      </w:rPr>
+    </w:lvl>
+  </w:abstractNum>
+  <w:abstractNum w:abstractNumId="26" w15:restartNumberingAfterBreak="0">
     <w:nsid w:val="76DF20A5"/>
     <w:multiLevelType w:val="multilevel"/>
     <w:tmpl w:val="2070B5EA"/>
@@ -3851,7 +6882,156 @@
       </w:rPr>
     </w:lvl>
   </w:abstractNum>
-  <w:abstractNum w:abstractNumId="10" w15:restartNumberingAfterBreak="0">
+  <w:abstractNum w:abstractNumId="27" w15:restartNumberingAfterBreak="0">
+    <w:nsid w:val="79C83C58"/>
+    <w:multiLevelType w:val="multilevel"/>
+    <w:tmpl w:val="6AA84096"/>
+    <w:lvl w:ilvl="0">
+      <w:start w:val="1"/>
+      <w:numFmt w:val="bullet"/>
+      <w:lvlText w:val=""/>
+      <w:lvlJc w:val="left"/>
+      <w:pPr>
+        <w:tabs>
+          <w:tab w:val="num" w:pos="720"/>
+        </w:tabs>
+        <w:ind w:left="720" w:hanging="360"/>
+      </w:pPr>
+      <w:rPr>
+        <w:rFonts w:ascii="Symbol" w:hAnsi="Symbol" w:hint="default"/>
+        <w:sz w:val="20"/>
+      </w:rPr>
+    </w:lvl>
+    <w:lvl w:ilvl="1" w:tentative="1">
+      <w:start w:val="1"/>
+      <w:numFmt w:val="bullet"/>
+      <w:lvlText w:val="o"/>
+      <w:lvlJc w:val="left"/>
+      <w:pPr>
+        <w:tabs>
+          <w:tab w:val="num" w:pos="1440"/>
+        </w:tabs>
+        <w:ind w:left="1440" w:hanging="360"/>
+      </w:pPr>
+      <w:rPr>
+        <w:rFonts w:ascii="Courier New" w:hAnsi="Courier New" w:hint="default"/>
+        <w:sz w:val="20"/>
+      </w:rPr>
+    </w:lvl>
+    <w:lvl w:ilvl="2" w:tentative="1">
+      <w:start w:val="1"/>
+      <w:numFmt w:val="bullet"/>
+      <w:lvlText w:val=""/>
+      <w:lvlJc w:val="left"/>
+      <w:pPr>
+        <w:tabs>
+          <w:tab w:val="num" w:pos="2160"/>
+        </w:tabs>
+        <w:ind w:left="2160" w:hanging="360"/>
+      </w:pPr>
+      <w:rPr>
+        <w:rFonts w:ascii="Wingdings" w:hAnsi="Wingdings" w:hint="default"/>
+        <w:sz w:val="20"/>
+      </w:rPr>
+    </w:lvl>
+    <w:lvl w:ilvl="3" w:tentative="1">
+      <w:start w:val="1"/>
+      <w:numFmt w:val="bullet"/>
+      <w:lvlText w:val=""/>
+      <w:lvlJc w:val="left"/>
+      <w:pPr>
+        <w:tabs>
+          <w:tab w:val="num" w:pos="2880"/>
+        </w:tabs>
+        <w:ind w:left="2880" w:hanging="360"/>
+      </w:pPr>
+      <w:rPr>
+        <w:rFonts w:ascii="Wingdings" w:hAnsi="Wingdings" w:hint="default"/>
+        <w:sz w:val="20"/>
+      </w:rPr>
+    </w:lvl>
+    <w:lvl w:ilvl="4" w:tentative="1">
+      <w:start w:val="1"/>
+      <w:numFmt w:val="bullet"/>
+      <w:lvlText w:val=""/>
+      <w:lvlJc w:val="left"/>
+      <w:pPr>
+        <w:tabs>
+          <w:tab w:val="num" w:pos="3600"/>
+        </w:tabs>
+        <w:ind w:left="3600" w:hanging="360"/>
+      </w:pPr>
+      <w:rPr>
+        <w:rFonts w:ascii="Wingdings" w:hAnsi="Wingdings" w:hint="default"/>
+        <w:sz w:val="20"/>
+      </w:rPr>
+    </w:lvl>
+    <w:lvl w:ilvl="5" w:tentative="1">
+      <w:start w:val="1"/>
+      <w:numFmt w:val="bullet"/>
+      <w:lvlText w:val=""/>
+      <w:lvlJc w:val="left"/>
+      <w:pPr>
+        <w:tabs>
+          <w:tab w:val="num" w:pos="4320"/>
+        </w:tabs>
+        <w:ind w:left="4320" w:hanging="360"/>
+      </w:pPr>
+      <w:rPr>
+        <w:rFonts w:ascii="Wingdings" w:hAnsi="Wingdings" w:hint="default"/>
+        <w:sz w:val="20"/>
+      </w:rPr>
+    </w:lvl>
+    <w:lvl w:ilvl="6" w:tentative="1">
+      <w:start w:val="1"/>
+      <w:numFmt w:val="bullet"/>
+      <w:lvlText w:val=""/>
+      <w:lvlJc w:val="left"/>
+      <w:pPr>
+        <w:tabs>
+          <w:tab w:val="num" w:pos="5040"/>
+        </w:tabs>
+        <w:ind w:left="5040" w:hanging="360"/>
+      </w:pPr>
+      <w:rPr>
+        <w:rFonts w:ascii="Wingdings" w:hAnsi="Wingdings" w:hint="default"/>
+        <w:sz w:val="20"/>
+      </w:rPr>
+    </w:lvl>
+    <w:lvl w:ilvl="7" w:tentative="1">
+      <w:start w:val="1"/>
+      <w:numFmt w:val="bullet"/>
+      <w:lvlText w:val=""/>
+      <w:lvlJc w:val="left"/>
+      <w:pPr>
+        <w:tabs>
+          <w:tab w:val="num" w:pos="5760"/>
+        </w:tabs>
+        <w:ind w:left="5760" w:hanging="360"/>
+      </w:pPr>
+      <w:rPr>
+        <w:rFonts w:ascii="Wingdings" w:hAnsi="Wingdings" w:hint="default"/>
+        <w:sz w:val="20"/>
+      </w:rPr>
+    </w:lvl>
+    <w:lvl w:ilvl="8" w:tentative="1">
+      <w:start w:val="1"/>
+      <w:numFmt w:val="bullet"/>
+      <w:lvlText w:val=""/>
+      <w:lvlJc w:val="left"/>
+      <w:pPr>
+        <w:tabs>
+          <w:tab w:val="num" w:pos="6480"/>
+        </w:tabs>
+        <w:ind w:left="6480" w:hanging="360"/>
+      </w:pPr>
+      <w:rPr>
+        <w:rFonts w:ascii="Wingdings" w:hAnsi="Wingdings" w:hint="default"/>
+        <w:sz w:val="20"/>
+      </w:rPr>
+    </w:lvl>
+  </w:abstractNum>
+  <w:abstractNum w:abstractNumId="28" w15:restartNumberingAfterBreak="0">
     <w:nsid w:val="7BC32D95"/>
     <w:multiLevelType w:val="multilevel"/>
     <w:tmpl w:val="B2C490BE"/>
@@ -4001,37 +7181,91 @@
     </w:lvl>
   </w:abstractNum>
   <w:num w:numId="1" w16cid:durableId="634532852">
+    <w:abstractNumId w:val="28"/>
+  </w:num>
+  <w:num w:numId="2" w16cid:durableId="257178280">
+    <w:abstractNumId w:val="20"/>
+  </w:num>
+  <w:num w:numId="3" w16cid:durableId="300620468">
+    <w:abstractNumId w:val="24"/>
+  </w:num>
+  <w:num w:numId="4" w16cid:durableId="1080369786">
+    <w:abstractNumId w:val="9"/>
+  </w:num>
+  <w:num w:numId="5" w16cid:durableId="1661931340">
+    <w:abstractNumId w:val="23"/>
+  </w:num>
+  <w:num w:numId="6" w16cid:durableId="1570575270">
+    <w:abstractNumId w:val="4"/>
+  </w:num>
+  <w:num w:numId="7" w16cid:durableId="972297502">
+    <w:abstractNumId w:val="26"/>
+  </w:num>
+  <w:num w:numId="8" w16cid:durableId="1412502937">
+    <w:abstractNumId w:val="17"/>
+  </w:num>
+  <w:num w:numId="9" w16cid:durableId="597828666">
+    <w:abstractNumId w:val="14"/>
+  </w:num>
+  <w:num w:numId="10" w16cid:durableId="1038166099">
+    <w:abstractNumId w:val="1"/>
+  </w:num>
+  <w:num w:numId="11" w16cid:durableId="1548831357">
+    <w:abstractNumId w:val="12"/>
+  </w:num>
+  <w:num w:numId="12" w16cid:durableId="1505587248">
+    <w:abstractNumId w:val="8"/>
+  </w:num>
+  <w:num w:numId="13" w16cid:durableId="439877871">
     <w:abstractNumId w:val="10"/>
   </w:num>
-  <w:num w:numId="2" w16cid:durableId="257178280">
+  <w:num w:numId="14" w16cid:durableId="276303937">
+    <w:abstractNumId w:val="0"/>
+  </w:num>
+  <w:num w:numId="15" w16cid:durableId="920797163">
+    <w:abstractNumId w:val="11"/>
+  </w:num>
+  <w:num w:numId="16" w16cid:durableId="2065828648">
+    <w:abstractNumId w:val="19"/>
+  </w:num>
+  <w:num w:numId="17" w16cid:durableId="1952279466">
+    <w:abstractNumId w:val="13"/>
+  </w:num>
+  <w:num w:numId="18" w16cid:durableId="578372299">
     <w:abstractNumId w:val="6"/>
   </w:num>
-  <w:num w:numId="3" w16cid:durableId="300620468">
-    <w:abstractNumId w:val="8"/>
+  <w:num w:numId="19" w16cid:durableId="1965303217">
+    <w:abstractNumId w:val="7"/>
   </w:num>
-  <w:num w:numId="4" w16cid:durableId="1080369786">
+  <w:num w:numId="20" w16cid:durableId="718436693">
+    <w:abstractNumId w:val="15"/>
+  </w:num>
+  <w:num w:numId="21" w16cid:durableId="361516662">
+    <w:abstractNumId w:val="3"/>
+  </w:num>
+  <w:num w:numId="22" w16cid:durableId="1915359586">
+    <w:abstractNumId w:val="18"/>
+  </w:num>
+  <w:num w:numId="23" w16cid:durableId="1056314865">
+    <w:abstractNumId w:val="5"/>
+  </w:num>
+  <w:num w:numId="24" w16cid:durableId="229776998">
+    <w:abstractNumId w:val="27"/>
+  </w:num>
+  <w:num w:numId="25" w16cid:durableId="1506439562">
+    <w:abstractNumId w:val="25"/>
+  </w:num>
+  <w:num w:numId="26" w16cid:durableId="809203254">
     <w:abstractNumId w:val="2"/>
   </w:num>
-  <w:num w:numId="5" w16cid:durableId="1661931340">
-    <w:abstractNumId w:val="7"/>
+  <w:num w:numId="27" w16cid:durableId="1540313883">
+    <w:abstractNumId w:val="16"/>
   </w:num>
-  <w:num w:numId="6" w16cid:durableId="1570575270">
-    <w:abstractNumId w:val="1"/>
+  <w:num w:numId="28" w16cid:durableId="850729404">
+    <w:abstractNumId w:val="22"/>
   </w:num>
-  <w:num w:numId="7" w16cid:durableId="972297502">
-    <w:abstractNumId w:val="9"/>
-  </w:num>
-  <w:num w:numId="8" w16cid:durableId="1412502937">
-    <w:abstractNumId w:val="5"/>
-  </w:num>
-  <w:num w:numId="9" w16cid:durableId="597828666">
-    <w:abstractNumId w:val="4"/>
-  </w:num>
-  <w:num w:numId="10" w16cid:durableId="1038166099">
-    <w:abstractNumId w:val="0"/>
-  </w:num>
-  <w:num w:numId="11" w16cid:durableId="1548831357">
-    <w:abstractNumId w:val="3"/>
+  <w:num w:numId="29" w16cid:durableId="225801449">
+    <w:abstractNumId w:val="21"/>
   </w:num>
 </w:numbering>
 </file>
@@ -4639,7 +7873,6 @@
   <w:style w:type="character" w:default="1" w:styleId="Domylnaczcionkaakapitu">
     <w:name w:val="Default Paragraph Font"/>
     <w:uiPriority w:val="1"/>
-    <w:semiHidden/>
     <w:unhideWhenUsed/>
   </w:style>
   <w:style w:type="table" w:default="1" w:styleId="Standardowy">

--- a/План проекта.docx
+++ b/План проекта.docx
@@ -2149,7 +2149,7 @@
     <w:p>
       <w:pPr>
         <w:rPr>
-          <w:lang w:val="ru-RU"/>
+          <w:lang w:val="en-US"/>
         </w:rPr>
       </w:pPr>
       <w:r>
@@ -2168,9 +2168,19 @@
           <w:numId w:val="18"/>
         </w:numPr>
       </w:pPr>
-      <w:r>
-        <w:t>Контактная информация</w:t>
-      </w:r>
+      <w:proofErr w:type="spellStart"/>
+      <w:r>
+        <w:t>Контактная</w:t>
+      </w:r>
+      <w:proofErr w:type="spellEnd"/>
+      <w:r>
+        <w:t xml:space="preserve"> </w:t>
+      </w:r>
+      <w:proofErr w:type="spellStart"/>
+      <w:r>
+        <w:t>информация</w:t>
+      </w:r>
+      <w:proofErr w:type="spellEnd"/>
     </w:p>
     <w:p>
       <w:pPr>
@@ -2911,9 +2921,127 @@
     <w:p>
       <w:pPr>
         <w:rPr>
-          <w:lang w:val="ru-RU"/>
-        </w:rPr>
-      </w:pPr>
+          <w:lang w:val="en-US"/>
+        </w:rPr>
+      </w:pPr>
+    </w:p>
+    <w:p>
+      <w:pPr>
+        <w:rPr>
+          <w:lang w:val="en-US"/>
+        </w:rPr>
+      </w:pPr>
+    </w:p>
+    <w:p>
+      <w:pPr>
+        <w:rPr>
+          <w:lang w:val="en-US"/>
+        </w:rPr>
+      </w:pPr>
+    </w:p>
+    <w:p>
+      <w:pPr>
+        <w:rPr>
+          <w:lang w:val="en-US"/>
+        </w:rPr>
+      </w:pPr>
+      <w:r>
+        <w:rPr>
+          <w:lang w:val="ru-RU"/>
+        </w:rPr>
+        <w:t xml:space="preserve">Я реализовала имитацию </w:t>
+      </w:r>
+      <w:r>
+        <w:t>REST</w:t>
+      </w:r>
+      <w:r>
+        <w:rPr>
+          <w:lang w:val="ru-RU"/>
+        </w:rPr>
+        <w:t xml:space="preserve"> </w:t>
+      </w:r>
+      <w:r>
+        <w:t>API</w:t>
+      </w:r>
+      <w:r>
+        <w:rPr>
+          <w:lang w:val="ru-RU"/>
+        </w:rPr>
+        <w:t xml:space="preserve"> через сервисный слой и использовала </w:t>
+      </w:r>
+      <w:proofErr w:type="spellStart"/>
+      <w:r>
+        <w:t>useEffect</w:t>
+      </w:r>
+      <w:proofErr w:type="spellEnd"/>
+      <w:r>
+        <w:rPr>
+          <w:lang w:val="ru-RU"/>
+        </w:rPr>
+        <w:t xml:space="preserve"> для загрузки данных.</w:t>
+      </w:r>
+    </w:p>
+    <w:p>
+      <w:pPr>
+        <w:rPr>
+          <w:lang w:val="ru-RU"/>
+        </w:rPr>
+      </w:pPr>
+      <w:r>
+        <w:rPr>
+          <w:lang w:val="ru-RU"/>
+        </w:rPr>
+        <w:t xml:space="preserve">Я реализовала глобальное состояние темы через </w:t>
+      </w:r>
+      <w:r>
+        <w:t>Context</w:t>
+      </w:r>
+      <w:r>
+        <w:rPr>
+          <w:lang w:val="ru-RU"/>
+        </w:rPr>
+        <w:t xml:space="preserve"> </w:t>
+      </w:r>
+      <w:r>
+        <w:t>API</w:t>
+      </w:r>
+      <w:r>
+        <w:rPr>
+          <w:lang w:val="ru-RU"/>
+        </w:rPr>
+        <w:t xml:space="preserve">, использовала </w:t>
+      </w:r>
+      <w:proofErr w:type="spellStart"/>
+      <w:r>
+        <w:t>useEffect</w:t>
+      </w:r>
+      <w:proofErr w:type="spellEnd"/>
+      <w:r>
+        <w:rPr>
+          <w:lang w:val="ru-RU"/>
+        </w:rPr>
+        <w:t xml:space="preserve"> для синхронизации с </w:t>
+      </w:r>
+      <w:r>
+        <w:t>DOM</w:t>
+      </w:r>
+      <w:r>
+        <w:rPr>
+          <w:lang w:val="ru-RU"/>
+        </w:rPr>
+        <w:t xml:space="preserve"> и </w:t>
+      </w:r>
+      <w:proofErr w:type="spellStart"/>
+      <w:r>
+        <w:t>localStorage</w:t>
+      </w:r>
+      <w:proofErr w:type="spellEnd"/>
+      <w:r>
+        <w:rPr>
+          <w:lang w:val="ru-RU"/>
+        </w:rPr>
+        <w:t>.</w:t>
+      </w:r>
     </w:p>
     <w:sectPr>
       <w:pgSz w:w="11906" w:h="16838"/>

--- a/План проекта.docx
+++ b/План проекта.docx
@@ -1419,1628 +1419,6 @@
       </w:pPr>
       <w:r>
         <w:t xml:space="preserve"> └─ main.tsx</w:t>
-      </w:r>
-    </w:p>
-    <w:p>
-      <w:pPr>
-        <w:rPr>
-          <w:b/>
-          <w:bCs/>
-          <w:lang w:val="ru-RU"/>
-        </w:rPr>
-      </w:pPr>
-      <w:r>
-        <w:rPr>
-          <w:b/>
-          <w:bCs/>
-          <w:lang w:val="ru-RU"/>
-        </w:rPr>
-        <w:t xml:space="preserve">7. </w:t>
-      </w:r>
-      <w:r>
-        <w:rPr>
-          <w:b/>
-          <w:bCs/>
-        </w:rPr>
-        <w:t>GITHUB</w:t>
-      </w:r>
-      <w:r>
-        <w:rPr>
-          <w:b/>
-          <w:bCs/>
-          <w:lang w:val="ru-RU"/>
-        </w:rPr>
-        <w:t xml:space="preserve"> </w:t>
-      </w:r>
-    </w:p>
-    <w:p>
-      <w:pPr>
-        <w:rPr>
-          <w:lang w:val="ru-RU"/>
-        </w:rPr>
-      </w:pPr>
-      <w:r>
-        <w:rPr>
-          <w:lang w:val="ru-RU"/>
-        </w:rPr>
-        <w:t xml:space="preserve">Минимум </w:t>
-      </w:r>
-      <w:r>
-        <w:rPr>
-          <w:b/>
-          <w:bCs/>
-          <w:lang w:val="ru-RU"/>
-        </w:rPr>
-        <w:t>3 коммита</w:t>
-      </w:r>
-      <w:r>
-        <w:rPr>
-          <w:lang w:val="ru-RU"/>
-        </w:rPr>
-        <w:t>:</w:t>
-      </w:r>
-    </w:p>
-    <w:p>
-      <w:pPr>
-        <w:numPr>
-          <w:ilvl w:val="0"/>
-          <w:numId w:val="11"/>
-        </w:numPr>
-      </w:pPr>
-      <w:r>
-        <w:t>init project structure</w:t>
-      </w:r>
-    </w:p>
-    <w:p>
-      <w:pPr>
-        <w:numPr>
-          <w:ilvl w:val="0"/>
-          <w:numId w:val="11"/>
-        </w:numPr>
-      </w:pPr>
-      <w:r>
-        <w:t>adaptive layout and navigation</w:t>
-      </w:r>
-    </w:p>
-    <w:p>
-      <w:pPr>
-        <w:numPr>
-          <w:ilvl w:val="0"/>
-          <w:numId w:val="11"/>
-        </w:numPr>
-      </w:pPr>
-      <w:r>
-        <w:t>add functionality and api integration</w:t>
-      </w:r>
-    </w:p>
-    <w:p>
-      <w:pPr>
-        <w:rPr>
-          <w:b/>
-          <w:bCs/>
-          <w:lang w:val="ru-RU"/>
-        </w:rPr>
-      </w:pPr>
-    </w:p>
-    <w:p>
-      <w:pPr>
-        <w:rPr>
-          <w:b/>
-          <w:bCs/>
-          <w:lang w:val="ru-RU"/>
-        </w:rPr>
-      </w:pPr>
-      <w:r>
-        <w:rPr>
-          <w:b/>
-          <w:bCs/>
-          <w:lang w:val="ru-RU"/>
-        </w:rPr>
-        <w:lastRenderedPageBreak/>
-        <w:t>План выполнения финального проекта</w:t>
-      </w:r>
-    </w:p>
-    <w:p>
-      <w:pPr>
-        <w:rPr>
-          <w:lang w:val="en-US"/>
-        </w:rPr>
-      </w:pPr>
-      <w:r>
-        <w:rPr>
-          <w:b/>
-          <w:bCs/>
-          <w:lang w:val="ru-RU"/>
-        </w:rPr>
-        <w:t>Период: с 16 февраля по 5 марта</w:t>
-      </w:r>
-    </w:p>
-    <w:p>
-      <w:pPr>
-        <w:rPr>
-          <w:b/>
-          <w:bCs/>
-        </w:rPr>
-      </w:pPr>
-      <w:r>
-        <w:rPr>
-          <w:b/>
-          <w:bCs/>
-        </w:rPr>
-        <w:t>16 февраля — День 1</w:t>
-      </w:r>
-      <w:r>
-        <w:rPr>
-          <w:b/>
-          <w:bCs/>
-        </w:rPr>
-        <w:t>+</w:t>
-      </w:r>
-    </w:p>
-    <w:p>
-      <w:r>
-        <w:rPr>
-          <w:b/>
-          <w:bCs/>
-        </w:rPr>
-        <w:t>Подготовительный этап</w:t>
-      </w:r>
-    </w:p>
-    <w:p>
-      <w:pPr>
-        <w:numPr>
-          <w:ilvl w:val="0"/>
-          <w:numId w:val="12"/>
-        </w:numPr>
-      </w:pPr>
-      <w:r>
-        <w:t>Окончательный выбор темы проекта</w:t>
-      </w:r>
-    </w:p>
-    <w:p>
-      <w:pPr>
-        <w:numPr>
-          <w:ilvl w:val="0"/>
-          <w:numId w:val="12"/>
-        </w:numPr>
-        <w:rPr>
-          <w:lang w:val="ru-RU"/>
-        </w:rPr>
-      </w:pPr>
-      <w:r>
-        <w:rPr>
-          <w:lang w:val="ru-RU"/>
-        </w:rPr>
-        <w:t>Утверждение идеи сайта школы английского языка</w:t>
-      </w:r>
-    </w:p>
-    <w:p>
-      <w:pPr>
-        <w:numPr>
-          <w:ilvl w:val="0"/>
-          <w:numId w:val="12"/>
-        </w:numPr>
-      </w:pPr>
-      <w:r>
-        <w:t>Анализ требований финального задания</w:t>
-      </w:r>
-    </w:p>
-    <w:p>
-      <w:pPr>
-        <w:numPr>
-          <w:ilvl w:val="0"/>
-          <w:numId w:val="12"/>
-        </w:numPr>
-      </w:pPr>
-      <w:r>
-        <w:t>Подбор и утверждение дизайн-макета</w:t>
-      </w:r>
-    </w:p>
-    <w:p>
-      <w:pPr>
-        <w:numPr>
-          <w:ilvl w:val="0"/>
-          <w:numId w:val="12"/>
-        </w:numPr>
-      </w:pPr>
-      <w:r>
-        <w:t>Создание GitHub-репозитория</w:t>
-      </w:r>
-    </w:p>
-    <w:p>
-      <w:pPr>
-        <w:rPr>
-          <w:lang w:val="ru-RU"/>
-        </w:rPr>
-      </w:pPr>
-      <w:r>
-        <w:rPr>
-          <w:lang w:val="ru-RU"/>
-        </w:rPr>
-        <w:t>Результат дня: утверждённая тема, макет, пустой репозиторий</w:t>
-      </w:r>
-    </w:p>
-    <w:p>
-      <w:pPr>
-        <w:rPr>
-          <w:b/>
-          <w:bCs/>
-        </w:rPr>
-      </w:pPr>
-      <w:r>
-        <w:rPr>
-          <w:b/>
-          <w:bCs/>
-        </w:rPr>
-        <w:t>17 февраля — День 2</w:t>
-      </w:r>
-      <w:r>
-        <w:rPr>
-          <w:b/>
-          <w:bCs/>
-        </w:rPr>
-        <w:t>+</w:t>
-      </w:r>
-    </w:p>
-    <w:p>
-      <w:r>
-        <w:rPr>
-          <w:b/>
-          <w:bCs/>
-        </w:rPr>
-        <w:t>Инициализация проекта</w:t>
-      </w:r>
-    </w:p>
-    <w:p>
-      <w:pPr>
-        <w:numPr>
-          <w:ilvl w:val="0"/>
-          <w:numId w:val="13"/>
-        </w:numPr>
-        <w:rPr>
-          <w:lang w:val="ru-RU"/>
-        </w:rPr>
-      </w:pPr>
-      <w:r>
-        <w:rPr>
-          <w:lang w:val="ru-RU"/>
-        </w:rPr>
-        <w:t xml:space="preserve">Создание </w:t>
-      </w:r>
-      <w:r>
-        <w:t>React</w:t>
-      </w:r>
-      <w:r>
-        <w:rPr>
-          <w:lang w:val="ru-RU"/>
-        </w:rPr>
-        <w:t>-проекта (</w:t>
-      </w:r>
-      <w:r>
-        <w:t>CRA</w:t>
-      </w:r>
-      <w:r>
-        <w:rPr>
-          <w:lang w:val="ru-RU"/>
-        </w:rPr>
-        <w:t xml:space="preserve"> или </w:t>
-      </w:r>
-      <w:r>
-        <w:t>Vite</w:t>
-      </w:r>
-      <w:r>
-        <w:rPr>
-          <w:lang w:val="ru-RU"/>
-        </w:rPr>
-        <w:t>)</w:t>
-      </w:r>
-    </w:p>
-    <w:p>
-      <w:pPr>
-        <w:numPr>
-          <w:ilvl w:val="0"/>
-          <w:numId w:val="13"/>
-        </w:numPr>
-      </w:pPr>
-      <w:r>
-        <w:t>Подключение TypeScript</w:t>
-      </w:r>
-    </w:p>
-    <w:p>
-      <w:pPr>
-        <w:numPr>
-          <w:ilvl w:val="0"/>
-          <w:numId w:val="13"/>
-        </w:numPr>
-      </w:pPr>
-      <w:r>
-        <w:t>Настройка базовой структуры проекта</w:t>
-      </w:r>
-    </w:p>
-    <w:p>
-      <w:pPr>
-        <w:numPr>
-          <w:ilvl w:val="0"/>
-          <w:numId w:val="13"/>
-        </w:numPr>
-      </w:pPr>
-      <w:r>
-        <w:t>Установка React Router</w:t>
-      </w:r>
-    </w:p>
-    <w:p>
-      <w:pPr>
-        <w:numPr>
-          <w:ilvl w:val="0"/>
-          <w:numId w:val="13"/>
-        </w:numPr>
-      </w:pPr>
-      <w:r>
-        <w:t>Создание базовых страниц (заглушки)</w:t>
-      </w:r>
-    </w:p>
-    <w:p>
-      <w:pPr>
-        <w:rPr>
-          <w:lang w:val="ru-RU"/>
-        </w:rPr>
-      </w:pPr>
-      <w:r>
-        <w:t xml:space="preserve"> Первый коммит: init project structure</w:t>
-      </w:r>
-    </w:p>
-    <w:p>
-      <w:pPr>
-        <w:rPr>
-          <w:b/>
-          <w:bCs/>
-          <w:lang w:val="en-US"/>
-        </w:rPr>
-      </w:pPr>
-      <w:r>
-        <w:rPr>
-          <w:b/>
-          <w:bCs/>
-          <w:lang w:val="ru-RU"/>
-        </w:rPr>
-        <w:t>18 февраля — День 3</w:t>
-      </w:r>
-      <w:r>
-        <w:rPr>
-          <w:b/>
-          <w:bCs/>
-          <w:lang w:val="en-US"/>
-        </w:rPr>
-        <w:t>+</w:t>
-      </w:r>
-    </w:p>
-    <w:p>
-      <w:pPr>
-        <w:rPr>
-          <w:lang w:val="ru-RU"/>
-        </w:rPr>
-      </w:pPr>
-      <w:r>
-        <w:rPr>
-          <w:b/>
-          <w:bCs/>
-          <w:lang w:val="ru-RU"/>
-        </w:rPr>
-        <w:t>Верстка: шапка и навигация</w:t>
-      </w:r>
-    </w:p>
-    <w:p>
-      <w:pPr>
-        <w:numPr>
-          <w:ilvl w:val="0"/>
-          <w:numId w:val="14"/>
-        </w:numPr>
-      </w:pPr>
-      <w:r>
-        <w:t>Верстка Header</w:t>
-      </w:r>
-    </w:p>
-    <w:p>
-      <w:pPr>
-        <w:numPr>
-          <w:ilvl w:val="0"/>
-          <w:numId w:val="14"/>
-        </w:numPr>
-      </w:pPr>
-      <w:r>
-        <w:t>Реализация навигационного меню</w:t>
-      </w:r>
-    </w:p>
-    <w:p>
-      <w:pPr>
-        <w:numPr>
-          <w:ilvl w:val="0"/>
-          <w:numId w:val="14"/>
-        </w:numPr>
-        <w:rPr>
-          <w:lang w:val="ru-RU"/>
-        </w:rPr>
-      </w:pPr>
-      <w:r>
-        <w:rPr>
-          <w:lang w:val="ru-RU"/>
-        </w:rPr>
-        <w:t>Адаптивная навигация (бургер-меню &lt; 1024</w:t>
-      </w:r>
-      <w:r>
-        <w:t>px</w:t>
-      </w:r>
-      <w:r>
-        <w:rPr>
-          <w:lang w:val="ru-RU"/>
-        </w:rPr>
-        <w:t>)</w:t>
-      </w:r>
-    </w:p>
-    <w:p>
-      <w:pPr>
-        <w:numPr>
-          <w:ilvl w:val="0"/>
-          <w:numId w:val="14"/>
-        </w:numPr>
-      </w:pPr>
-      <w:r>
-        <w:t>Подключение маршрутизации</w:t>
-      </w:r>
-    </w:p>
-    <w:p>
-      <w:r>
-        <w:rPr>
-          <w:lang w:val="ru-RU"/>
-        </w:rPr>
-        <w:t xml:space="preserve"> Проверка адаптива на разных разрешениях</w:t>
-      </w:r>
-    </w:p>
-    <w:p>
-      <w:pPr>
-        <w:rPr>
-          <w:b/>
-          <w:bCs/>
-          <w:lang w:val="ru-RU"/>
-        </w:rPr>
-      </w:pPr>
-      <w:r>
-        <w:rPr>
-          <w:b/>
-          <w:bCs/>
-          <w:lang w:val="ru-RU"/>
-        </w:rPr>
-        <w:t>19 февраля — День 4</w:t>
-      </w:r>
-    </w:p>
-    <w:p>
-      <w:pPr>
-        <w:rPr>
-          <w:lang w:val="ru-RU"/>
-        </w:rPr>
-      </w:pPr>
-      <w:r>
-        <w:rPr>
-          <w:b/>
-          <w:bCs/>
-          <w:lang w:val="ru-RU"/>
-        </w:rPr>
-        <w:t>Верстка: подвал и главная страница</w:t>
-      </w:r>
-    </w:p>
-    <w:p>
-      <w:pPr>
-        <w:numPr>
-          <w:ilvl w:val="0"/>
-          <w:numId w:val="15"/>
-        </w:numPr>
-      </w:pPr>
-      <w:r>
-        <w:t>Верстка Footer</w:t>
-      </w:r>
-    </w:p>
-    <w:p>
-      <w:pPr>
-        <w:numPr>
-          <w:ilvl w:val="0"/>
-          <w:numId w:val="15"/>
-        </w:numPr>
-      </w:pPr>
-      <w:r>
-        <w:t>Верстка страницы «О школе»</w:t>
-      </w:r>
-    </w:p>
-    <w:p>
-      <w:pPr>
-        <w:numPr>
-          <w:ilvl w:val="0"/>
-          <w:numId w:val="15"/>
-        </w:numPr>
-      </w:pPr>
-      <w:r>
-        <w:lastRenderedPageBreak/>
-        <w:t>Использование Flexbox</w:t>
-      </w:r>
-    </w:p>
-    <w:p>
-      <w:pPr>
-        <w:numPr>
-          <w:ilvl w:val="0"/>
-          <w:numId w:val="15"/>
-        </w:numPr>
-      </w:pPr>
-      <w:r>
-        <w:t>Адаптация под мобильные экраны</w:t>
-      </w:r>
-    </w:p>
-    <w:p>
-      <w:pPr>
-        <w:rPr>
-          <w:b/>
-          <w:bCs/>
-          <w:lang w:val="ru-RU"/>
-        </w:rPr>
-      </w:pPr>
-      <w:r>
-        <w:rPr>
-          <w:b/>
-          <w:bCs/>
-          <w:lang w:val="ru-RU"/>
-        </w:rPr>
-        <w:t>20 февраля — День 5</w:t>
-      </w:r>
-    </w:p>
-    <w:p>
-      <w:pPr>
-        <w:rPr>
-          <w:lang w:val="ru-RU"/>
-        </w:rPr>
-      </w:pPr>
-      <w:r>
-        <w:rPr>
-          <w:b/>
-          <w:bCs/>
-          <w:lang w:val="ru-RU"/>
-        </w:rPr>
-        <w:t>Верстка страницы «Обучение / Курсы»</w:t>
-      </w:r>
-    </w:p>
-    <w:p>
-      <w:pPr>
-        <w:numPr>
-          <w:ilvl w:val="0"/>
-          <w:numId w:val="16"/>
-        </w:numPr>
-      </w:pPr>
-      <w:r>
-        <w:t>Создание карточек курсов</w:t>
-      </w:r>
-    </w:p>
-    <w:p>
-      <w:pPr>
-        <w:numPr>
-          <w:ilvl w:val="0"/>
-          <w:numId w:val="16"/>
-        </w:numPr>
-      </w:pPr>
-      <w:r>
-        <w:t>Адаптивная сетка</w:t>
-      </w:r>
-    </w:p>
-    <w:p>
-      <w:pPr>
-        <w:numPr>
-          <w:ilvl w:val="0"/>
-          <w:numId w:val="16"/>
-        </w:numPr>
-        <w:rPr>
-          <w:lang w:val="ru-RU"/>
-        </w:rPr>
-      </w:pPr>
-      <w:r>
-        <w:rPr>
-          <w:lang w:val="ru-RU"/>
-        </w:rPr>
-        <w:t>Подготовка данных курсов (мок-данные)</w:t>
-      </w:r>
-    </w:p>
-    <w:p>
-      <w:r>
-        <w:t>Коммит: add adaptive layout for main pages</w:t>
-      </w:r>
-    </w:p>
-    <w:p>
-      <w:pPr>
-        <w:rPr>
-          <w:b/>
-          <w:bCs/>
-          <w:lang w:val="ru-RU"/>
-        </w:rPr>
-      </w:pPr>
-      <w:r>
-        <w:rPr>
-          <w:b/>
-          <w:bCs/>
-          <w:lang w:val="ru-RU"/>
-        </w:rPr>
-        <w:t>21 февраля — День 6</w:t>
-      </w:r>
-    </w:p>
-    <w:p>
-      <w:pPr>
-        <w:rPr>
-          <w:lang w:val="ru-RU"/>
-        </w:rPr>
-      </w:pPr>
-      <w:r>
-        <w:rPr>
-          <w:b/>
-          <w:bCs/>
-          <w:lang w:val="ru-RU"/>
-        </w:rPr>
-        <w:t>Верстка страницы «Вопросы (</w:t>
-      </w:r>
-      <w:r>
-        <w:rPr>
-          <w:b/>
-          <w:bCs/>
-        </w:rPr>
-        <w:t>FAQ</w:t>
-      </w:r>
-      <w:r>
-        <w:rPr>
-          <w:b/>
-          <w:bCs/>
-          <w:lang w:val="ru-RU"/>
-        </w:rPr>
-        <w:t>)»</w:t>
-      </w:r>
-    </w:p>
-    <w:p>
-      <w:pPr>
-        <w:numPr>
-          <w:ilvl w:val="0"/>
-          <w:numId w:val="17"/>
-        </w:numPr>
-      </w:pPr>
-      <w:r>
-        <w:t>Реализация аккордеона</w:t>
-      </w:r>
-    </w:p>
-    <w:p>
-      <w:pPr>
-        <w:numPr>
-          <w:ilvl w:val="0"/>
-          <w:numId w:val="17"/>
-        </w:numPr>
-      </w:pPr>
-      <w:r>
-        <w:t>Адаптация под мобильные устройства</w:t>
-      </w:r>
-    </w:p>
-    <w:p>
-      <w:pPr>
-        <w:numPr>
-          <w:ilvl w:val="0"/>
-          <w:numId w:val="17"/>
-        </w:numPr>
-      </w:pPr>
-      <w:r>
-        <w:t>Проверка доступности (клики, отступы)</w:t>
-      </w:r>
-    </w:p>
-    <w:p>
-      <w:pPr>
-        <w:rPr>
-          <w:b/>
-          <w:bCs/>
-          <w:lang w:val="ru-RU"/>
-        </w:rPr>
-      </w:pPr>
-      <w:r>
-        <w:rPr>
-          <w:b/>
-          <w:bCs/>
-          <w:lang w:val="ru-RU"/>
-        </w:rPr>
-        <w:t>22 февраля — День 7</w:t>
-      </w:r>
-    </w:p>
-    <w:p>
-      <w:pPr>
-        <w:rPr>
-          <w:lang w:val="en-US"/>
-        </w:rPr>
-      </w:pPr>
-      <w:r>
-        <w:rPr>
-          <w:b/>
-          <w:bCs/>
-          <w:lang w:val="ru-RU"/>
-        </w:rPr>
-        <w:t>Верстка страницы «Контакты»</w:t>
-      </w:r>
-    </w:p>
-    <w:p>
-      <w:pPr>
-        <w:numPr>
-          <w:ilvl w:val="0"/>
-          <w:numId w:val="18"/>
-        </w:numPr>
-      </w:pPr>
-      <w:proofErr w:type="spellStart"/>
-      <w:r>
-        <w:t>Контактная</w:t>
-      </w:r>
-      <w:proofErr w:type="spellEnd"/>
-      <w:r>
-        <w:t xml:space="preserve"> </w:t>
-      </w:r>
-      <w:proofErr w:type="spellStart"/>
-      <w:r>
-        <w:t>информация</w:t>
-      </w:r>
-      <w:proofErr w:type="spellEnd"/>
-    </w:p>
-    <w:p>
-      <w:pPr>
-        <w:numPr>
-          <w:ilvl w:val="0"/>
-          <w:numId w:val="18"/>
-        </w:numPr>
-      </w:pPr>
-      <w:r>
-        <w:t>Адаптивная верстка</w:t>
-      </w:r>
-    </w:p>
-    <w:p>
-      <w:pPr>
-        <w:numPr>
-          <w:ilvl w:val="0"/>
-          <w:numId w:val="18"/>
-        </w:numPr>
-      </w:pPr>
-      <w:r>
-        <w:t>Финальная проверка всех контрольных точек</w:t>
-      </w:r>
-    </w:p>
-    <w:p>
-      <w:pPr>
-        <w:rPr>
-          <w:lang w:val="ru-RU"/>
-        </w:rPr>
-      </w:pPr>
-      <w:r>
-        <w:rPr>
-          <w:lang w:val="ru-RU"/>
-        </w:rPr>
-        <w:t xml:space="preserve"> На этом этапе верстка полностью завершена </w:t>
-      </w:r>
-    </w:p>
-    <w:p>
-      <w:pPr>
-        <w:rPr>
-          <w:b/>
-          <w:bCs/>
-        </w:rPr>
-      </w:pPr>
-      <w:r>
-        <w:rPr>
-          <w:b/>
-          <w:bCs/>
-        </w:rPr>
-        <w:t>23 февраля — День 8</w:t>
-      </w:r>
-    </w:p>
-    <w:p>
-      <w:r>
-        <w:rPr>
-          <w:b/>
-          <w:bCs/>
-        </w:rPr>
-        <w:t>Форма обратной связи</w:t>
-      </w:r>
-    </w:p>
-    <w:p>
-      <w:pPr>
-        <w:numPr>
-          <w:ilvl w:val="0"/>
-          <w:numId w:val="19"/>
-        </w:numPr>
-      </w:pPr>
-      <w:r>
-        <w:t>Верстка формы «Подать заявку»</w:t>
-      </w:r>
-    </w:p>
-    <w:p>
-      <w:pPr>
-        <w:numPr>
-          <w:ilvl w:val="0"/>
-          <w:numId w:val="19"/>
-        </w:numPr>
-      </w:pPr>
-      <w:r>
-        <w:t>Валидация полей</w:t>
-      </w:r>
-    </w:p>
-    <w:p>
-      <w:pPr>
-        <w:numPr>
-          <w:ilvl w:val="0"/>
-          <w:numId w:val="19"/>
-        </w:numPr>
-      </w:pPr>
-      <w:r>
-        <w:t>Отображение ошибок</w:t>
-      </w:r>
-    </w:p>
-    <w:p>
-      <w:pPr>
-        <w:numPr>
-          <w:ilvl w:val="0"/>
-          <w:numId w:val="19"/>
-        </w:numPr>
-      </w:pPr>
-      <w:r>
-        <w:t>Подготовка к работе с localStorage</w:t>
-      </w:r>
-    </w:p>
-    <w:p>
-      <w:pPr>
-        <w:rPr>
-          <w:b/>
-          <w:bCs/>
-        </w:rPr>
-      </w:pPr>
-      <w:r>
-        <w:rPr>
-          <w:b/>
-          <w:bCs/>
-        </w:rPr>
-        <w:t>24 февраля — День 9</w:t>
-      </w:r>
-    </w:p>
-    <w:p>
-      <w:r>
-        <w:rPr>
-          <w:b/>
-          <w:bCs/>
-        </w:rPr>
-        <w:t>Работа с localStorage</w:t>
-      </w:r>
-    </w:p>
-    <w:p>
-      <w:pPr>
-        <w:numPr>
-          <w:ilvl w:val="0"/>
-          <w:numId w:val="20"/>
-        </w:numPr>
-      </w:pPr>
-      <w:r>
-        <w:t>Сохранение данных формы</w:t>
-      </w:r>
-    </w:p>
-    <w:p>
-      <w:pPr>
-        <w:numPr>
-          <w:ilvl w:val="0"/>
-          <w:numId w:val="20"/>
-        </w:numPr>
-      </w:pPr>
-      <w:r>
-        <w:t>Чтение данных из localStorage</w:t>
-      </w:r>
-    </w:p>
-    <w:p>
-      <w:pPr>
-        <w:numPr>
-          <w:ilvl w:val="0"/>
-          <w:numId w:val="20"/>
-        </w:numPr>
-      </w:pPr>
-      <w:r>
-        <w:lastRenderedPageBreak/>
-        <w:t>Сообщение об успешной отправке</w:t>
-      </w:r>
-    </w:p>
-    <w:p>
-      <w:r>
-        <w:t xml:space="preserve"> Коммит: add form and localStorage logic</w:t>
-      </w:r>
-    </w:p>
-    <w:p>
-      <w:pPr>
-        <w:rPr>
-          <w:b/>
-          <w:bCs/>
-        </w:rPr>
-      </w:pPr>
-      <w:r>
-        <w:rPr>
-          <w:b/>
-          <w:bCs/>
-        </w:rPr>
-        <w:t>25 февраля — День 10</w:t>
-      </w:r>
-    </w:p>
-    <w:p>
-      <w:r>
-        <w:rPr>
-          <w:b/>
-          <w:bCs/>
-        </w:rPr>
-        <w:t>REST API</w:t>
-      </w:r>
-    </w:p>
-    <w:p>
-      <w:pPr>
-        <w:numPr>
-          <w:ilvl w:val="0"/>
-          <w:numId w:val="21"/>
-        </w:numPr>
-      </w:pPr>
-      <w:r>
-        <w:t>Подключение публичного API (новости)</w:t>
-      </w:r>
-    </w:p>
-    <w:p>
-      <w:pPr>
-        <w:numPr>
-          <w:ilvl w:val="0"/>
-          <w:numId w:val="21"/>
-        </w:numPr>
-      </w:pPr>
-      <w:r>
-        <w:t>Загрузка данных через useEffect</w:t>
-      </w:r>
-    </w:p>
-    <w:p>
-      <w:pPr>
-        <w:numPr>
-          <w:ilvl w:val="0"/>
-          <w:numId w:val="21"/>
-        </w:numPr>
-      </w:pPr>
-      <w:r>
-        <w:t>Отображение новостей карточками</w:t>
-      </w:r>
-    </w:p>
-    <w:p>
-      <w:pPr>
-        <w:numPr>
-          <w:ilvl w:val="0"/>
-          <w:numId w:val="21"/>
-        </w:numPr>
-      </w:pPr>
-      <w:r>
-        <w:t>Обработка состояния загрузки</w:t>
-      </w:r>
-    </w:p>
-    <w:p>
-      <w:pPr>
-        <w:rPr>
-          <w:b/>
-          <w:bCs/>
-        </w:rPr>
-      </w:pPr>
-      <w:r>
-        <w:rPr>
-          <w:b/>
-          <w:bCs/>
-        </w:rPr>
-        <w:t>26 февраля — День 11</w:t>
-      </w:r>
-    </w:p>
-    <w:p>
-      <w:r>
-        <w:rPr>
-          <w:b/>
-          <w:bCs/>
-        </w:rPr>
-        <w:t>Контекст и хуки</w:t>
-      </w:r>
-    </w:p>
-    <w:p>
-      <w:pPr>
-        <w:numPr>
-          <w:ilvl w:val="0"/>
-          <w:numId w:val="22"/>
-        </w:numPr>
-      </w:pPr>
-      <w:r>
-        <w:t>Создание AppContext</w:t>
-      </w:r>
-    </w:p>
-    <w:p>
-      <w:pPr>
-        <w:numPr>
-          <w:ilvl w:val="0"/>
-          <w:numId w:val="22"/>
-        </w:numPr>
-      </w:pPr>
-      <w:r>
-        <w:t>Использование useContext</w:t>
-      </w:r>
-    </w:p>
-    <w:p>
-      <w:pPr>
-        <w:numPr>
-          <w:ilvl w:val="0"/>
-          <w:numId w:val="22"/>
-        </w:numPr>
-      </w:pPr>
-      <w:r>
-        <w:t>Оптимизация состояния приложения</w:t>
-      </w:r>
-    </w:p>
-    <w:p>
-      <w:pPr>
-        <w:rPr>
-          <w:b/>
-          <w:bCs/>
-          <w:lang w:val="ru-RU"/>
-        </w:rPr>
-      </w:pPr>
-      <w:r>
-        <w:rPr>
-          <w:b/>
-          <w:bCs/>
-          <w:lang w:val="ru-RU"/>
-        </w:rPr>
-        <w:t>27 февраля — День 12</w:t>
-      </w:r>
-    </w:p>
-    <w:p>
-      <w:pPr>
-        <w:rPr>
-          <w:lang w:val="ru-RU"/>
-        </w:rPr>
-      </w:pPr>
-      <w:r>
-        <w:rPr>
-          <w:b/>
-          <w:bCs/>
-          <w:lang w:val="ru-RU"/>
-        </w:rPr>
-        <w:t xml:space="preserve">Полировка </w:t>
-      </w:r>
-      <w:r>
-        <w:rPr>
-          <w:b/>
-          <w:bCs/>
-        </w:rPr>
-        <w:t>UI</w:t>
-      </w:r>
-      <w:r>
-        <w:rPr>
-          <w:b/>
-          <w:bCs/>
-          <w:lang w:val="ru-RU"/>
-        </w:rPr>
-        <w:t xml:space="preserve"> и </w:t>
-      </w:r>
-      <w:r>
-        <w:rPr>
-          <w:b/>
-          <w:bCs/>
-        </w:rPr>
-        <w:t>UX</w:t>
-      </w:r>
-    </w:p>
-    <w:p>
-      <w:pPr>
-        <w:numPr>
-          <w:ilvl w:val="0"/>
-          <w:numId w:val="23"/>
-        </w:numPr>
-      </w:pPr>
-      <w:r>
-        <w:t>Проверка всех сценариев</w:t>
-      </w:r>
-    </w:p>
-    <w:p>
-      <w:pPr>
-        <w:numPr>
-          <w:ilvl w:val="0"/>
-          <w:numId w:val="23"/>
-        </w:numPr>
-      </w:pPr>
-      <w:r>
-        <w:t>Исправление багов</w:t>
-      </w:r>
-    </w:p>
-    <w:p>
-      <w:pPr>
-        <w:numPr>
-          <w:ilvl w:val="0"/>
-          <w:numId w:val="23"/>
-        </w:numPr>
-      </w:pPr>
-      <w:r>
-        <w:t>Улучшение взаимодействия (hover, transitions)</w:t>
-      </w:r>
-    </w:p>
-    <w:p>
-      <w:pPr>
-        <w:rPr>
-          <w:b/>
-          <w:bCs/>
-        </w:rPr>
-      </w:pPr>
-      <w:r>
-        <w:rPr>
-          <w:b/>
-          <w:bCs/>
-        </w:rPr>
-        <w:t>28 февраля — День 13</w:t>
-      </w:r>
-    </w:p>
-    <w:p>
-      <w:r>
-        <w:rPr>
-          <w:b/>
-          <w:bCs/>
-        </w:rPr>
-        <w:t>Адаптив + кроссбраузерность</w:t>
-      </w:r>
-    </w:p>
-    <w:p>
-      <w:pPr>
-        <w:numPr>
-          <w:ilvl w:val="0"/>
-          <w:numId w:val="24"/>
-        </w:numPr>
-      </w:pPr>
-      <w:r>
-        <w:t>Финальная проверка всех разрешений</w:t>
-      </w:r>
-    </w:p>
-    <w:p>
-      <w:pPr>
-        <w:numPr>
-          <w:ilvl w:val="0"/>
-          <w:numId w:val="24"/>
-        </w:numPr>
-      </w:pPr>
-      <w:r>
-        <w:t>Тестирование в разных браузерах</w:t>
-      </w:r>
-    </w:p>
-    <w:p>
-      <w:pPr>
-        <w:numPr>
-          <w:ilvl w:val="0"/>
-          <w:numId w:val="24"/>
-        </w:numPr>
-      </w:pPr>
-      <w:r>
-        <w:t>Исправление проблем с версткой</w:t>
-      </w:r>
-    </w:p>
-    <w:p>
-      <w:r>
-        <w:t>Коммит: fix responsive and ui issues</w:t>
-      </w:r>
-    </w:p>
-    <w:p>
-      <w:pPr>
-        <w:rPr>
-          <w:b/>
-          <w:bCs/>
-        </w:rPr>
-      </w:pPr>
-      <w:r>
-        <w:rPr>
-          <w:b/>
-          <w:bCs/>
-        </w:rPr>
-        <w:t>1 марта — День 14</w:t>
-      </w:r>
-    </w:p>
-    <w:p>
-      <w:r>
-        <w:rPr>
-          <w:b/>
-          <w:bCs/>
-        </w:rPr>
-        <w:t>Рефакторинг и чистка</w:t>
-      </w:r>
-    </w:p>
-    <w:p>
-      <w:pPr>
-        <w:numPr>
-          <w:ilvl w:val="0"/>
-          <w:numId w:val="25"/>
-        </w:numPr>
-      </w:pPr>
-      <w:r>
-        <w:t>Удаление лишнего кода</w:t>
-      </w:r>
-    </w:p>
-    <w:p>
-      <w:pPr>
-        <w:numPr>
-          <w:ilvl w:val="0"/>
-          <w:numId w:val="25"/>
-        </w:numPr>
-      </w:pPr>
-      <w:r>
-        <w:t>Проверка типизации TypeScript</w:t>
-      </w:r>
-    </w:p>
-    <w:p>
-      <w:pPr>
-        <w:numPr>
-          <w:ilvl w:val="0"/>
-          <w:numId w:val="25"/>
-        </w:numPr>
-      </w:pPr>
-      <w:r>
-        <w:t>Оптимизация структуры компонентов</w:t>
-      </w:r>
-    </w:p>
-    <w:p>
-      <w:pPr>
-        <w:rPr>
-          <w:b/>
-          <w:bCs/>
-        </w:rPr>
-      </w:pPr>
-      <w:r>
-        <w:rPr>
-          <w:b/>
-          <w:bCs/>
-        </w:rPr>
-        <w:lastRenderedPageBreak/>
-        <w:t>2 марта — День 15</w:t>
-      </w:r>
-    </w:p>
-    <w:p>
-      <w:r>
-        <w:rPr>
-          <w:b/>
-          <w:bCs/>
-        </w:rPr>
-        <w:t>Документация</w:t>
-      </w:r>
-    </w:p>
-    <w:p>
-      <w:pPr>
-        <w:numPr>
-          <w:ilvl w:val="0"/>
-          <w:numId w:val="26"/>
-        </w:numPr>
-      </w:pPr>
-      <w:r>
-        <w:t>Описание проекта (README.md)</w:t>
-      </w:r>
-    </w:p>
-    <w:p>
-      <w:pPr>
-        <w:numPr>
-          <w:ilvl w:val="0"/>
-          <w:numId w:val="26"/>
-        </w:numPr>
-      </w:pPr>
-      <w:r>
-        <w:t>Инструкция по запуску</w:t>
-      </w:r>
-    </w:p>
-    <w:p>
-      <w:pPr>
-        <w:numPr>
-          <w:ilvl w:val="0"/>
-          <w:numId w:val="26"/>
-        </w:numPr>
-      </w:pPr>
-      <w:r>
-        <w:t>Краткое описание функционала</w:t>
-      </w:r>
-    </w:p>
-    <w:p>
-      <w:pPr>
-        <w:rPr>
-          <w:b/>
-          <w:bCs/>
-        </w:rPr>
-      </w:pPr>
-      <w:r>
-        <w:rPr>
-          <w:b/>
-          <w:bCs/>
-        </w:rPr>
-        <w:t>3 марта — День 16</w:t>
-      </w:r>
-    </w:p>
-    <w:p>
-      <w:r>
-        <w:rPr>
-          <w:b/>
-          <w:bCs/>
-        </w:rPr>
-        <w:t>Финальное тестирование</w:t>
-      </w:r>
-    </w:p>
-    <w:p>
-      <w:pPr>
-        <w:numPr>
-          <w:ilvl w:val="0"/>
-          <w:numId w:val="27"/>
-        </w:numPr>
-      </w:pPr>
-      <w:r>
-        <w:t>Полная проверка проекта</w:t>
-      </w:r>
-    </w:p>
-    <w:p>
-      <w:pPr>
-        <w:numPr>
-          <w:ilvl w:val="0"/>
-          <w:numId w:val="27"/>
-        </w:numPr>
-      </w:pPr>
-      <w:r>
-        <w:t>Проверка всех требований ТЗ</w:t>
-      </w:r>
-    </w:p>
-    <w:p>
-      <w:pPr>
-        <w:numPr>
-          <w:ilvl w:val="0"/>
-          <w:numId w:val="27"/>
-        </w:numPr>
-      </w:pPr>
-      <w:r>
-        <w:t>Подготовка к защите</w:t>
-      </w:r>
-    </w:p>
-    <w:p>
-      <w:pPr>
-        <w:rPr>
-          <w:b/>
-          <w:bCs/>
-        </w:rPr>
-      </w:pPr>
-      <w:r>
-        <w:rPr>
-          <w:b/>
-          <w:bCs/>
-        </w:rPr>
-        <w:t>4 марта — День 17</w:t>
-      </w:r>
-    </w:p>
-    <w:p>
-      <w:r>
-        <w:rPr>
-          <w:b/>
-          <w:bCs/>
-        </w:rPr>
-        <w:t>Резервный день</w:t>
-      </w:r>
-    </w:p>
-    <w:p>
-      <w:pPr>
-        <w:numPr>
-          <w:ilvl w:val="0"/>
-          <w:numId w:val="28"/>
-        </w:numPr>
-      </w:pPr>
-      <w:r>
-        <w:t>Исправление найденных ошибок</w:t>
-      </w:r>
-    </w:p>
-    <w:p>
-      <w:pPr>
-        <w:numPr>
-          <w:ilvl w:val="0"/>
-          <w:numId w:val="28"/>
-        </w:numPr>
-      </w:pPr>
-      <w:r>
-        <w:t>Небольшие улучшения по желанию</w:t>
-      </w:r>
-    </w:p>
-    <w:p>
-      <w:pPr>
-        <w:numPr>
-          <w:ilvl w:val="0"/>
-          <w:numId w:val="28"/>
-        </w:numPr>
-      </w:pPr>
-      <w:r>
-        <w:t>Финальный коммит</w:t>
-      </w:r>
-    </w:p>
-    <w:p>
-      <w:pPr>
-        <w:rPr>
-          <w:lang w:val="ru-RU"/>
-        </w:rPr>
-      </w:pPr>
-      <w:r>
-        <w:t xml:space="preserve"> Коммит: final version before defense</w:t>
-      </w:r>
-    </w:p>
-    <w:p>
-      <w:pPr>
-        <w:rPr>
-          <w:b/>
-          <w:bCs/>
-        </w:rPr>
-      </w:pPr>
-      <w:r>
-        <w:rPr>
-          <w:b/>
-          <w:bCs/>
-        </w:rPr>
-        <w:t>5 марта — День 18</w:t>
-      </w:r>
-    </w:p>
-    <w:p>
-      <w:r>
-        <w:rPr>
-          <w:b/>
-          <w:bCs/>
-        </w:rPr>
-        <w:t>Сдача проекта</w:t>
-      </w:r>
-    </w:p>
-    <w:p>
-      <w:pPr>
-        <w:numPr>
-          <w:ilvl w:val="0"/>
-          <w:numId w:val="29"/>
-        </w:numPr>
-      </w:pPr>
-      <w:r>
-        <w:t>Проверка GitHub</w:t>
-      </w:r>
-    </w:p>
-    <w:p>
-      <w:pPr>
-        <w:numPr>
-          <w:ilvl w:val="0"/>
-          <w:numId w:val="29"/>
-        </w:numPr>
-      </w:pPr>
-      <w:r>
-        <w:t>Подготовка к устной защите</w:t>
-      </w:r>
-    </w:p>
-    <w:p>
-      <w:pPr>
-        <w:numPr>
-          <w:ilvl w:val="0"/>
-          <w:numId w:val="29"/>
-        </w:numPr>
-      </w:pPr>
-      <w:r>
-        <w:t>Повтор основных решений и архитектуры</w:t>
-      </w:r>
-    </w:p>
-    <w:p>
-      <w:pPr>
-        <w:rPr>
-          <w:lang w:val="en-US"/>
-        </w:rPr>
-      </w:pPr>
-    </w:p>
-    <w:p>
-      <w:pPr>
-        <w:rPr>
-          <w:lang w:val="en-US"/>
-        </w:rPr>
-      </w:pPr>
-    </w:p>
-    <w:p>
-      <w:pPr>
-        <w:rPr>
-          <w:lang w:val="en-US"/>
-        </w:rPr>
-      </w:pPr>
-    </w:p>
-    <w:p>
-      <w:pPr>
-        <w:rPr>
-          <w:lang w:val="en-US"/>
-        </w:rPr>
-      </w:pPr>
-      <w:r>
-        <w:rPr>
-          <w:lang w:val="ru-RU"/>
-        </w:rPr>
-        <w:t xml:space="preserve">Я реализовала имитацию </w:t>
-      </w:r>
-      <w:r>
-        <w:t>REST</w:t>
-      </w:r>
-      <w:r>
-        <w:rPr>
-          <w:lang w:val="ru-RU"/>
-        </w:rPr>
-        <w:t xml:space="preserve"> </w:t>
-      </w:r>
-      <w:r>
-        <w:t>API</w:t>
-      </w:r>
-      <w:r>
-        <w:rPr>
-          <w:lang w:val="ru-RU"/>
-        </w:rPr>
-        <w:t xml:space="preserve"> через сервисный слой и использовала </w:t>
-      </w:r>
-      <w:proofErr w:type="spellStart"/>
-      <w:r>
-        <w:t>useEffect</w:t>
-      </w:r>
-      <w:proofErr w:type="spellEnd"/>
-      <w:r>
-        <w:rPr>
-          <w:lang w:val="ru-RU"/>
-        </w:rPr>
-        <w:t xml:space="preserve"> для загрузки данных.</w:t>
-      </w:r>
-    </w:p>
-    <w:p>
-      <w:pPr>
-        <w:rPr>
-          <w:lang w:val="ru-RU"/>
-        </w:rPr>
-      </w:pPr>
-      <w:r>
-        <w:rPr>
-          <w:lang w:val="ru-RU"/>
-        </w:rPr>
-        <w:t xml:space="preserve">Я реализовала глобальное состояние темы через </w:t>
-      </w:r>
-      <w:r>
-        <w:t>Context</w:t>
-      </w:r>
-      <w:r>
-        <w:rPr>
-          <w:lang w:val="ru-RU"/>
-        </w:rPr>
-        <w:t xml:space="preserve"> </w:t>
-      </w:r>
-      <w:r>
-        <w:t>API</w:t>
-      </w:r>
-      <w:r>
-        <w:rPr>
-          <w:lang w:val="ru-RU"/>
-        </w:rPr>
-        <w:t xml:space="preserve">, использовала </w:t>
-      </w:r>
-      <w:proofErr w:type="spellStart"/>
-      <w:r>
-        <w:t>useEffect</w:t>
-      </w:r>
-      <w:proofErr w:type="spellEnd"/>
-      <w:r>
-        <w:rPr>
-          <w:lang w:val="ru-RU"/>
-        </w:rPr>
-        <w:t xml:space="preserve"> для синхронизации с </w:t>
-      </w:r>
-      <w:r>
-        <w:t>DOM</w:t>
-      </w:r>
-      <w:r>
-        <w:rPr>
-          <w:lang w:val="ru-RU"/>
-        </w:rPr>
-        <w:t xml:space="preserve"> и </w:t>
-      </w:r>
-      <w:proofErr w:type="spellStart"/>
-      <w:r>
-        <w:t>localStorage</w:t>
-      </w:r>
-      <w:proofErr w:type="spellEnd"/>
-      <w:r>
-        <w:rPr>
-          <w:lang w:val="ru-RU"/>
-        </w:rPr>
-        <w:t>.</w:t>
       </w:r>
     </w:p>
     <w:sectPr>
